--- a/Отчёт по проекту.docx
+++ b/Отчёт по проекту.docx
@@ -184,18 +184,7 @@
           <w:szCs w:val="28"/>
           <w:lang w:bidi="hi-IN"/>
         </w:rPr>
-        <w:t xml:space="preserve">Отчет по </w:t>
-      </w:r>
-      <w:r>
-        <w:rPr>
-          <w:rFonts w:ascii="Times New Roman" w:eastAsia="Calibri" w:hAnsi="Times New Roman" w:cs="Times New Roman"/>
-          <w:b/>
-          <w:bCs/>
-          <w:sz w:val="28"/>
-          <w:szCs w:val="28"/>
-          <w:lang w:bidi="hi-IN"/>
-        </w:rPr>
-        <w:t>проектной работе</w:t>
+        <w:t>Отчет по проектной работе</w:t>
       </w:r>
     </w:p>
     <w:p>
@@ -215,25 +204,7 @@
           <w:szCs w:val="28"/>
           <w:lang w:bidi="hi-IN"/>
         </w:rPr>
-        <w:t>по дисциплине «</w:t>
-      </w:r>
-      <w:r>
-        <w:rPr>
-          <w:rFonts w:ascii="Times New Roman" w:eastAsia="Calibri" w:hAnsi="Times New Roman" w:cs="Times New Roman"/>
-          <w:sz w:val="28"/>
-          <w:szCs w:val="28"/>
-          <w:lang w:bidi="hi-IN"/>
-        </w:rPr>
-        <w:t>низкоуровневое программирование</w:t>
-      </w:r>
-      <w:r>
-        <w:rPr>
-          <w:rFonts w:ascii="Times New Roman" w:eastAsia="Calibri" w:hAnsi="Times New Roman" w:cs="Times New Roman"/>
-          <w:sz w:val="28"/>
-          <w:szCs w:val="28"/>
-          <w:lang w:bidi="hi-IN"/>
-        </w:rPr>
-        <w:t>»</w:t>
+        <w:t>по дисциплине «низкоуровневое программирование»</w:t>
       </w:r>
     </w:p>
     <w:p>
@@ -255,7 +226,17 @@
           <w:szCs w:val="28"/>
           <w:lang w:bidi="hi-IN"/>
         </w:rPr>
-        <w:t xml:space="preserve">на тему: </w:t>
+        <w:t xml:space="preserve">на тему: «Написание текстового квеста на языке </w:t>
+      </w:r>
+      <w:r>
+        <w:rPr>
+          <w:rFonts w:ascii="Times New Roman" w:eastAsia="Calibri" w:hAnsi="Times New Roman" w:cs="Times New Roman"/>
+          <w:b/>
+          <w:sz w:val="28"/>
+          <w:szCs w:val="28"/>
+          <w:lang w:val="en-US" w:bidi="hi-IN"/>
+        </w:rPr>
+        <w:t>C</w:t>
       </w:r>
       <w:r>
         <w:rPr>
@@ -265,36 +246,6 @@
           <w:szCs w:val="28"/>
           <w:lang w:bidi="hi-IN"/>
         </w:rPr>
-        <w:t>«</w:t>
-      </w:r>
-      <w:r>
-        <w:rPr>
-          <w:rFonts w:ascii="Times New Roman" w:eastAsia="Calibri" w:hAnsi="Times New Roman" w:cs="Times New Roman"/>
-          <w:b/>
-          <w:sz w:val="28"/>
-          <w:szCs w:val="28"/>
-          <w:lang w:bidi="hi-IN"/>
-        </w:rPr>
-        <w:t xml:space="preserve">Написание текстового квеста на языке </w:t>
-      </w:r>
-      <w:r>
-        <w:rPr>
-          <w:rFonts w:ascii="Times New Roman" w:eastAsia="Calibri" w:hAnsi="Times New Roman" w:cs="Times New Roman"/>
-          <w:b/>
-          <w:sz w:val="28"/>
-          <w:szCs w:val="28"/>
-          <w:lang w:val="en-US" w:bidi="hi-IN"/>
-        </w:rPr>
-        <w:t>C</w:t>
-      </w:r>
-      <w:r>
-        <w:rPr>
-          <w:rFonts w:ascii="Times New Roman" w:eastAsia="Calibri" w:hAnsi="Times New Roman" w:cs="Times New Roman"/>
-          <w:b/>
-          <w:sz w:val="28"/>
-          <w:szCs w:val="28"/>
-          <w:lang w:bidi="hi-IN"/>
-        </w:rPr>
         <w:t>»</w:t>
       </w:r>
     </w:p>
@@ -323,6 +274,7 @@
     <w:p>
       <w:pPr>
         <w:ind w:left="5664"/>
+        <w:jc w:val="right"/>
         <w:rPr>
           <w:rFonts w:ascii="Times New Roman" w:eastAsia="Calibri" w:hAnsi="Times New Roman" w:cs="Times New Roman"/>
           <w:sz w:val="28"/>
@@ -330,46 +282,60 @@
           <w:lang w:bidi="hi-IN"/>
         </w:rPr>
       </w:pPr>
-      <w:r>
+      <w:hyperlink r:id="rId8" w:history="1">
+        <w:r>
+          <w:rPr>
+            <w:rStyle w:val="a9"/>
+            <w:rFonts w:ascii="Times New Roman" w:eastAsia="Calibri" w:hAnsi="Times New Roman" w:cs="Times New Roman"/>
+            <w:sz w:val="28"/>
+            <w:szCs w:val="28"/>
+            <w:lang w:bidi="hi-IN"/>
+          </w:rPr>
+          <w:t>Репозиторий</w:t>
+        </w:r>
+      </w:hyperlink>
+    </w:p>
+    <w:p>
+      <w:pPr>
+        <w:ind w:left="5664"/>
+        <w:jc w:val="right"/>
         <w:rPr>
           <w:rFonts w:ascii="Times New Roman" w:eastAsia="Calibri" w:hAnsi="Times New Roman" w:cs="Times New Roman"/>
           <w:sz w:val="28"/>
           <w:szCs w:val="28"/>
           <w:lang w:bidi="hi-IN"/>
         </w:rPr>
-        <w:t>Студентки группы ПМ23-1</w:t>
-      </w:r>
-    </w:p>
-    <w:p>
-      <w:pPr>
-        <w:ind w:left="5664"/>
+      </w:pPr>
+      <w:r>
         <w:rPr>
           <w:rFonts w:ascii="Times New Roman" w:eastAsia="Calibri" w:hAnsi="Times New Roman" w:cs="Times New Roman"/>
           <w:sz w:val="28"/>
           <w:szCs w:val="28"/>
           <w:lang w:bidi="hi-IN"/>
         </w:rPr>
-      </w:pPr>
-      <w:r>
+        <w:t>Выполнила:</w:t>
+      </w:r>
+    </w:p>
+    <w:p>
+      <w:pPr>
+        <w:ind w:left="5664"/>
+        <w:jc w:val="right"/>
         <w:rPr>
           <w:rFonts w:ascii="Times New Roman" w:eastAsia="Calibri" w:hAnsi="Times New Roman" w:cs="Times New Roman"/>
           <w:sz w:val="28"/>
           <w:szCs w:val="28"/>
           <w:lang w:bidi="hi-IN"/>
         </w:rPr>
-        <w:t>Факультета информационных технологий и анализа больших данных</w:t>
-      </w:r>
-    </w:p>
-    <w:p>
-      <w:pPr>
-        <w:ind w:left="5664"/>
+      </w:pPr>
+      <w:r>
         <w:rPr>
           <w:rFonts w:ascii="Times New Roman" w:eastAsia="Calibri" w:hAnsi="Times New Roman" w:cs="Times New Roman"/>
           <w:sz w:val="28"/>
           <w:szCs w:val="28"/>
           <w:lang w:bidi="hi-IN"/>
         </w:rPr>
-      </w:pPr>
+        <w:t>Васильев</w:t>
+      </w:r>
       <w:r>
         <w:rPr>
           <w:rFonts w:ascii="Times New Roman" w:eastAsia="Calibri" w:hAnsi="Times New Roman" w:cs="Times New Roman"/>
@@ -377,50 +343,51 @@
           <w:szCs w:val="28"/>
           <w:lang w:bidi="hi-IN"/>
         </w:rPr>
-        <w:t>Васильевой Е. Е.</w:t>
-      </w:r>
-    </w:p>
-    <w:p>
-      <w:pPr>
-        <w:ind w:left="5664"/>
+        <w:t>а</w:t>
+      </w:r>
+      <w:r>
         <w:rPr>
           <w:rFonts w:ascii="Times New Roman" w:eastAsia="Calibri" w:hAnsi="Times New Roman" w:cs="Times New Roman"/>
           <w:sz w:val="28"/>
           <w:szCs w:val="28"/>
           <w:lang w:bidi="hi-IN"/>
         </w:rPr>
-      </w:pPr>
-      <w:r>
+        <w:t xml:space="preserve"> Е. Е.</w:t>
+      </w:r>
+    </w:p>
+    <w:p>
+      <w:pPr>
+        <w:ind w:left="5664"/>
+        <w:jc w:val="right"/>
         <w:rPr>
           <w:rFonts w:ascii="Times New Roman" w:eastAsia="Calibri" w:hAnsi="Times New Roman" w:cs="Times New Roman"/>
           <w:sz w:val="28"/>
           <w:szCs w:val="28"/>
           <w:lang w:bidi="hi-IN"/>
         </w:rPr>
-        <w:t>Преподаватель:</w:t>
-      </w:r>
-    </w:p>
-    <w:p>
-      <w:pPr>
-        <w:ind w:left="5664"/>
+      </w:pPr>
+      <w:r>
         <w:rPr>
           <w:rFonts w:ascii="Times New Roman" w:eastAsia="Calibri" w:hAnsi="Times New Roman" w:cs="Times New Roman"/>
           <w:sz w:val="28"/>
           <w:szCs w:val="28"/>
           <w:lang w:bidi="hi-IN"/>
         </w:rPr>
-      </w:pPr>
-      <w:proofErr w:type="spellStart"/>
-      <w:r>
+        <w:t>Преподаватель:</w:t>
+      </w:r>
+    </w:p>
+    <w:p>
+      <w:pPr>
+        <w:ind w:left="5664"/>
+        <w:jc w:val="right"/>
         <w:rPr>
           <w:rFonts w:ascii="Times New Roman" w:eastAsia="Calibri" w:hAnsi="Times New Roman" w:cs="Times New Roman"/>
           <w:sz w:val="28"/>
           <w:szCs w:val="28"/>
           <w:lang w:bidi="hi-IN"/>
         </w:rPr>
-        <w:t>Рычаго</w:t>
-      </w:r>
-      <w:proofErr w:type="spellEnd"/>
+      </w:pPr>
+      <w:proofErr w:type="spellStart"/>
       <w:r>
         <w:rPr>
           <w:rFonts w:ascii="Times New Roman" w:eastAsia="Calibri" w:hAnsi="Times New Roman" w:cs="Times New Roman"/>
@@ -428,8 +395,9 @@
           <w:szCs w:val="28"/>
           <w:lang w:bidi="hi-IN"/>
         </w:rPr>
-        <w:t xml:space="preserve"> М. Е</w:t>
-      </w:r>
+        <w:t>Крахмалев</w:t>
+      </w:r>
+      <w:proofErr w:type="spellEnd"/>
       <w:r>
         <w:rPr>
           <w:rFonts w:ascii="Times New Roman" w:eastAsia="Calibri" w:hAnsi="Times New Roman" w:cs="Times New Roman"/>
@@ -437,44 +405,35 @@
           <w:szCs w:val="28"/>
           <w:lang w:bidi="hi-IN"/>
         </w:rPr>
-        <w:t>.</w:t>
-      </w:r>
-    </w:p>
-    <w:p>
-      <w:pPr>
-        <w:ind w:left="5664"/>
-        <w:jc w:val="center"/>
+        <w:t xml:space="preserve"> О</w:t>
+      </w:r>
+      <w:r>
         <w:rPr>
           <w:rFonts w:ascii="Times New Roman" w:eastAsia="Calibri" w:hAnsi="Times New Roman" w:cs="Times New Roman"/>
           <w:sz w:val="28"/>
           <w:szCs w:val="28"/>
           <w:lang w:bidi="hi-IN"/>
         </w:rPr>
-      </w:pPr>
-    </w:p>
-    <w:p>
-      <w:pPr>
-        <w:ind w:left="5664"/>
-        <w:jc w:val="center"/>
+        <w:t>.</w:t>
+      </w:r>
+      <w:r>
         <w:rPr>
           <w:rFonts w:ascii="Times New Roman" w:eastAsia="Calibri" w:hAnsi="Times New Roman" w:cs="Times New Roman"/>
           <w:sz w:val="28"/>
           <w:szCs w:val="28"/>
           <w:lang w:bidi="hi-IN"/>
         </w:rPr>
-      </w:pPr>
-    </w:p>
-    <w:p>
-      <w:pPr>
-        <w:ind w:left="5664"/>
-        <w:jc w:val="center"/>
+        <w:t xml:space="preserve"> Н</w:t>
+      </w:r>
+      <w:r>
         <w:rPr>
           <w:rFonts w:ascii="Times New Roman" w:eastAsia="Calibri" w:hAnsi="Times New Roman" w:cs="Times New Roman"/>
           <w:sz w:val="28"/>
           <w:szCs w:val="28"/>
           <w:lang w:bidi="hi-IN"/>
         </w:rPr>
-      </w:pPr>
+        <w:t>.</w:t>
+      </w:r>
     </w:p>
     <w:p>
       <w:pPr>
@@ -490,6 +449,8 @@
     </w:p>
     <w:p>
       <w:pPr>
+        <w:ind w:left="5664"/>
+        <w:jc w:val="center"/>
         <w:rPr>
           <w:rFonts w:ascii="Times New Roman" w:eastAsia="Calibri" w:hAnsi="Times New Roman" w:cs="Times New Roman"/>
           <w:sz w:val="28"/>
@@ -500,6 +461,8 @@
     </w:p>
     <w:p>
       <w:pPr>
+        <w:ind w:left="5664"/>
+        <w:jc w:val="center"/>
         <w:rPr>
           <w:rFonts w:ascii="Times New Roman" w:eastAsia="Calibri" w:hAnsi="Times New Roman" w:cs="Times New Roman"/>
           <w:sz w:val="28"/>
@@ -510,6 +473,8 @@
     </w:p>
     <w:p>
       <w:pPr>
+        <w:ind w:left="5664"/>
+        <w:jc w:val="center"/>
         <w:rPr>
           <w:rFonts w:ascii="Times New Roman" w:eastAsia="Calibri" w:hAnsi="Times New Roman" w:cs="Times New Roman"/>
           <w:sz w:val="28"/>
@@ -530,7 +495,6 @@
     </w:p>
     <w:p>
       <w:pPr>
-        <w:jc w:val="center"/>
         <w:rPr>
           <w:rFonts w:ascii="Times New Roman" w:eastAsia="Calibri" w:hAnsi="Times New Roman" w:cs="Times New Roman"/>
           <w:sz w:val="28"/>
@@ -538,23 +502,45 @@
           <w:lang w:bidi="hi-IN"/>
         </w:rPr>
       </w:pPr>
-      <w:r>
+    </w:p>
+    <w:p>
+      <w:pPr>
         <w:rPr>
           <w:rFonts w:ascii="Times New Roman" w:eastAsia="Calibri" w:hAnsi="Times New Roman" w:cs="Times New Roman"/>
           <w:sz w:val="28"/>
           <w:szCs w:val="28"/>
           <w:lang w:bidi="hi-IN"/>
         </w:rPr>
-        <w:t>Москва 202</w:t>
-      </w:r>
-      <w:r>
+      </w:pPr>
+    </w:p>
+    <w:p>
+      <w:pPr>
         <w:rPr>
           <w:rFonts w:ascii="Times New Roman" w:eastAsia="Calibri" w:hAnsi="Times New Roman" w:cs="Times New Roman"/>
           <w:sz w:val="28"/>
           <w:szCs w:val="28"/>
           <w:lang w:bidi="hi-IN"/>
         </w:rPr>
-        <w:t>6</w:t>
+      </w:pPr>
+    </w:p>
+    <w:p>
+      <w:pPr>
+        <w:jc w:val="center"/>
+        <w:rPr>
+          <w:rFonts w:ascii="Times New Roman" w:eastAsia="Calibri" w:hAnsi="Times New Roman" w:cs="Times New Roman"/>
+          <w:sz w:val="28"/>
+          <w:szCs w:val="28"/>
+          <w:lang w:bidi="hi-IN"/>
+        </w:rPr>
+      </w:pPr>
+      <w:r>
+        <w:rPr>
+          <w:rFonts w:ascii="Times New Roman" w:eastAsia="Calibri" w:hAnsi="Times New Roman" w:cs="Times New Roman"/>
+          <w:sz w:val="28"/>
+          <w:szCs w:val="28"/>
+          <w:lang w:bidi="hi-IN"/>
+        </w:rPr>
+        <w:t>Москва 2026</w:t>
       </w:r>
     </w:p>
     <w:sdt>
@@ -601,9 +587,11 @@
               <w:tab w:val="right" w:leader="dot" w:pos="9345"/>
             </w:tabs>
             <w:rPr>
-              <w:rFonts w:ascii="Times New Roman" w:hAnsi="Times New Roman" w:cs="Times New Roman"/>
+              <w:rFonts w:ascii="Times New Roman" w:eastAsiaTheme="minorEastAsia" w:hAnsi="Times New Roman" w:cs="Times New Roman"/>
               <w:noProof/>
               <w:sz w:val="24"/>
+              <w:szCs w:val="24"/>
+              <w:lang w:eastAsia="ru-RU"/>
             </w:rPr>
           </w:pPr>
           <w:r>
@@ -612,6 +600,7 @@
               <w:b/>
               <w:bCs/>
               <w:sz w:val="24"/>
+              <w:szCs w:val="24"/>
             </w:rPr>
             <w:fldChar w:fldCharType="begin"/>
           </w:r>
@@ -621,6 +610,7 @@
               <w:b/>
               <w:bCs/>
               <w:sz w:val="24"/>
+              <w:szCs w:val="24"/>
             </w:rPr>
             <w:instrText xml:space="preserve"> TOC \o "1-3" \h \z \u </w:instrText>
           </w:r>
@@ -630,16 +620,18 @@
               <w:b/>
               <w:bCs/>
               <w:sz w:val="24"/>
+              <w:szCs w:val="24"/>
             </w:rPr>
             <w:fldChar w:fldCharType="separate"/>
           </w:r>
-          <w:hyperlink w:anchor="_Toc225773508" w:history="1">
+          <w:hyperlink w:anchor="_Toc225782819" w:history="1">
             <w:r>
               <w:rPr>
                 <w:rStyle w:val="a9"/>
                 <w:rFonts w:ascii="Times New Roman" w:hAnsi="Times New Roman" w:cs="Times New Roman"/>
                 <w:noProof/>
                 <w:sz w:val="24"/>
+                <w:szCs w:val="24"/>
               </w:rPr>
               <w:t>1. Введение</w:t>
             </w:r>
@@ -649,6 +641,7 @@
                 <w:noProof/>
                 <w:webHidden/>
                 <w:sz w:val="24"/>
+                <w:szCs w:val="24"/>
               </w:rPr>
               <w:tab/>
             </w:r>
@@ -658,6 +651,7 @@
                 <w:noProof/>
                 <w:webHidden/>
                 <w:sz w:val="24"/>
+                <w:szCs w:val="24"/>
               </w:rPr>
               <w:fldChar w:fldCharType="begin"/>
             </w:r>
@@ -667,23 +661,26 @@
                 <w:noProof/>
                 <w:webHidden/>
                 <w:sz w:val="24"/>
-              </w:rPr>
-              <w:instrText xml:space="preserve"> PAGEREF _Toc225773508 \h </w:instrText>
-            </w:r>
-            <w:r>
-              <w:rPr>
-                <w:rFonts w:ascii="Times New Roman" w:hAnsi="Times New Roman" w:cs="Times New Roman"/>
-                <w:noProof/>
-                <w:webHidden/>
-                <w:sz w:val="24"/>
-              </w:rPr>
-            </w:r>
-            <w:r>
-              <w:rPr>
-                <w:rFonts w:ascii="Times New Roman" w:hAnsi="Times New Roman" w:cs="Times New Roman"/>
-                <w:noProof/>
-                <w:webHidden/>
-                <w:sz w:val="24"/>
+                <w:szCs w:val="24"/>
+              </w:rPr>
+              <w:instrText xml:space="preserve"> PAGEREF _Toc225782819 \h </w:instrText>
+            </w:r>
+            <w:r>
+              <w:rPr>
+                <w:rFonts w:ascii="Times New Roman" w:hAnsi="Times New Roman" w:cs="Times New Roman"/>
+                <w:noProof/>
+                <w:webHidden/>
+                <w:sz w:val="24"/>
+                <w:szCs w:val="24"/>
+              </w:rPr>
+            </w:r>
+            <w:r>
+              <w:rPr>
+                <w:rFonts w:ascii="Times New Roman" w:hAnsi="Times New Roman" w:cs="Times New Roman"/>
+                <w:noProof/>
+                <w:webHidden/>
+                <w:sz w:val="24"/>
+                <w:szCs w:val="24"/>
               </w:rPr>
               <w:fldChar w:fldCharType="separate"/>
             </w:r>
@@ -693,6 +690,7 @@
                 <w:noProof/>
                 <w:webHidden/>
                 <w:sz w:val="24"/>
+                <w:szCs w:val="24"/>
               </w:rPr>
               <w:t>3</w:t>
             </w:r>
@@ -702,6 +700,1566 @@
                 <w:noProof/>
                 <w:webHidden/>
                 <w:sz w:val="24"/>
+                <w:szCs w:val="24"/>
+              </w:rPr>
+              <w:fldChar w:fldCharType="end"/>
+            </w:r>
+          </w:hyperlink>
+        </w:p>
+        <w:p>
+          <w:pPr>
+            <w:pStyle w:val="11"/>
+            <w:tabs>
+              <w:tab w:val="right" w:leader="dot" w:pos="9345"/>
+            </w:tabs>
+            <w:rPr>
+              <w:rFonts w:ascii="Times New Roman" w:eastAsiaTheme="minorEastAsia" w:hAnsi="Times New Roman" w:cs="Times New Roman"/>
+              <w:noProof/>
+              <w:sz w:val="24"/>
+              <w:szCs w:val="24"/>
+              <w:lang w:eastAsia="ru-RU"/>
+            </w:rPr>
+          </w:pPr>
+          <w:hyperlink w:anchor="_Toc225782820" w:history="1">
+            <w:r>
+              <w:rPr>
+                <w:rStyle w:val="a9"/>
+                <w:rFonts w:ascii="Times New Roman" w:hAnsi="Times New Roman" w:cs="Times New Roman"/>
+                <w:noProof/>
+                <w:sz w:val="24"/>
+                <w:szCs w:val="24"/>
+              </w:rPr>
+              <w:t>2. Описание предметной области и логики игры</w:t>
+            </w:r>
+            <w:r>
+              <w:rPr>
+                <w:rFonts w:ascii="Times New Roman" w:hAnsi="Times New Roman" w:cs="Times New Roman"/>
+                <w:noProof/>
+                <w:webHidden/>
+                <w:sz w:val="24"/>
+                <w:szCs w:val="24"/>
+              </w:rPr>
+              <w:tab/>
+            </w:r>
+            <w:r>
+              <w:rPr>
+                <w:rFonts w:ascii="Times New Roman" w:hAnsi="Times New Roman" w:cs="Times New Roman"/>
+                <w:noProof/>
+                <w:webHidden/>
+                <w:sz w:val="24"/>
+                <w:szCs w:val="24"/>
+              </w:rPr>
+              <w:fldChar w:fldCharType="begin"/>
+            </w:r>
+            <w:r>
+              <w:rPr>
+                <w:rFonts w:ascii="Times New Roman" w:hAnsi="Times New Roman" w:cs="Times New Roman"/>
+                <w:noProof/>
+                <w:webHidden/>
+                <w:sz w:val="24"/>
+                <w:szCs w:val="24"/>
+              </w:rPr>
+              <w:instrText xml:space="preserve"> PAGEREF _Toc225782820 \h </w:instrText>
+            </w:r>
+            <w:r>
+              <w:rPr>
+                <w:rFonts w:ascii="Times New Roman" w:hAnsi="Times New Roman" w:cs="Times New Roman"/>
+                <w:noProof/>
+                <w:webHidden/>
+                <w:sz w:val="24"/>
+                <w:szCs w:val="24"/>
+              </w:rPr>
+            </w:r>
+            <w:r>
+              <w:rPr>
+                <w:rFonts w:ascii="Times New Roman" w:hAnsi="Times New Roman" w:cs="Times New Roman"/>
+                <w:noProof/>
+                <w:webHidden/>
+                <w:sz w:val="24"/>
+                <w:szCs w:val="24"/>
+              </w:rPr>
+              <w:fldChar w:fldCharType="separate"/>
+            </w:r>
+            <w:r>
+              <w:rPr>
+                <w:rFonts w:ascii="Times New Roman" w:hAnsi="Times New Roman" w:cs="Times New Roman"/>
+                <w:noProof/>
+                <w:webHidden/>
+                <w:sz w:val="24"/>
+                <w:szCs w:val="24"/>
+              </w:rPr>
+              <w:t>4</w:t>
+            </w:r>
+            <w:r>
+              <w:rPr>
+                <w:rFonts w:ascii="Times New Roman" w:hAnsi="Times New Roman" w:cs="Times New Roman"/>
+                <w:noProof/>
+                <w:webHidden/>
+                <w:sz w:val="24"/>
+                <w:szCs w:val="24"/>
+              </w:rPr>
+              <w:fldChar w:fldCharType="end"/>
+            </w:r>
+          </w:hyperlink>
+        </w:p>
+        <w:p>
+          <w:pPr>
+            <w:pStyle w:val="11"/>
+            <w:tabs>
+              <w:tab w:val="right" w:leader="dot" w:pos="9345"/>
+            </w:tabs>
+            <w:rPr>
+              <w:rFonts w:ascii="Times New Roman" w:eastAsiaTheme="minorEastAsia" w:hAnsi="Times New Roman" w:cs="Times New Roman"/>
+              <w:noProof/>
+              <w:sz w:val="24"/>
+              <w:szCs w:val="24"/>
+              <w:lang w:eastAsia="ru-RU"/>
+            </w:rPr>
+          </w:pPr>
+          <w:hyperlink w:anchor="_Toc225782821" w:history="1">
+            <w:r>
+              <w:rPr>
+                <w:rStyle w:val="a9"/>
+                <w:rFonts w:ascii="Times New Roman" w:hAnsi="Times New Roman" w:cs="Times New Roman"/>
+                <w:noProof/>
+                <w:sz w:val="24"/>
+                <w:szCs w:val="24"/>
+              </w:rPr>
+              <w:t>3. Архитектура программного решения</w:t>
+            </w:r>
+            <w:r>
+              <w:rPr>
+                <w:rFonts w:ascii="Times New Roman" w:hAnsi="Times New Roman" w:cs="Times New Roman"/>
+                <w:noProof/>
+                <w:webHidden/>
+                <w:sz w:val="24"/>
+                <w:szCs w:val="24"/>
+              </w:rPr>
+              <w:tab/>
+            </w:r>
+            <w:r>
+              <w:rPr>
+                <w:rFonts w:ascii="Times New Roman" w:hAnsi="Times New Roman" w:cs="Times New Roman"/>
+                <w:noProof/>
+                <w:webHidden/>
+                <w:sz w:val="24"/>
+                <w:szCs w:val="24"/>
+              </w:rPr>
+              <w:fldChar w:fldCharType="begin"/>
+            </w:r>
+            <w:r>
+              <w:rPr>
+                <w:rFonts w:ascii="Times New Roman" w:hAnsi="Times New Roman" w:cs="Times New Roman"/>
+                <w:noProof/>
+                <w:webHidden/>
+                <w:sz w:val="24"/>
+                <w:szCs w:val="24"/>
+              </w:rPr>
+              <w:instrText xml:space="preserve"> PAGEREF _Toc225782821 \h </w:instrText>
+            </w:r>
+            <w:r>
+              <w:rPr>
+                <w:rFonts w:ascii="Times New Roman" w:hAnsi="Times New Roman" w:cs="Times New Roman"/>
+                <w:noProof/>
+                <w:webHidden/>
+                <w:sz w:val="24"/>
+                <w:szCs w:val="24"/>
+              </w:rPr>
+            </w:r>
+            <w:r>
+              <w:rPr>
+                <w:rFonts w:ascii="Times New Roman" w:hAnsi="Times New Roman" w:cs="Times New Roman"/>
+                <w:noProof/>
+                <w:webHidden/>
+                <w:sz w:val="24"/>
+                <w:szCs w:val="24"/>
+              </w:rPr>
+              <w:fldChar w:fldCharType="separate"/>
+            </w:r>
+            <w:r>
+              <w:rPr>
+                <w:rFonts w:ascii="Times New Roman" w:hAnsi="Times New Roman" w:cs="Times New Roman"/>
+                <w:noProof/>
+                <w:webHidden/>
+                <w:sz w:val="24"/>
+                <w:szCs w:val="24"/>
+              </w:rPr>
+              <w:t>5</w:t>
+            </w:r>
+            <w:r>
+              <w:rPr>
+                <w:rFonts w:ascii="Times New Roman" w:hAnsi="Times New Roman" w:cs="Times New Roman"/>
+                <w:noProof/>
+                <w:webHidden/>
+                <w:sz w:val="24"/>
+                <w:szCs w:val="24"/>
+              </w:rPr>
+              <w:fldChar w:fldCharType="end"/>
+            </w:r>
+          </w:hyperlink>
+        </w:p>
+        <w:p>
+          <w:pPr>
+            <w:pStyle w:val="21"/>
+            <w:tabs>
+              <w:tab w:val="right" w:leader="dot" w:pos="9345"/>
+            </w:tabs>
+            <w:rPr>
+              <w:rFonts w:ascii="Times New Roman" w:eastAsiaTheme="minorEastAsia" w:hAnsi="Times New Roman" w:cs="Times New Roman"/>
+              <w:noProof/>
+              <w:sz w:val="24"/>
+              <w:szCs w:val="24"/>
+              <w:lang w:eastAsia="ru-RU"/>
+            </w:rPr>
+          </w:pPr>
+          <w:hyperlink w:anchor="_Toc225782822" w:history="1">
+            <w:r>
+              <w:rPr>
+                <w:rStyle w:val="a9"/>
+                <w:rFonts w:ascii="Times New Roman" w:hAnsi="Times New Roman" w:cs="Times New Roman"/>
+                <w:noProof/>
+                <w:sz w:val="24"/>
+                <w:szCs w:val="24"/>
+              </w:rPr>
+              <w:t>3.1. Модульная структура проекта</w:t>
+            </w:r>
+            <w:r>
+              <w:rPr>
+                <w:rFonts w:ascii="Times New Roman" w:hAnsi="Times New Roman" w:cs="Times New Roman"/>
+                <w:noProof/>
+                <w:webHidden/>
+                <w:sz w:val="24"/>
+                <w:szCs w:val="24"/>
+              </w:rPr>
+              <w:tab/>
+            </w:r>
+            <w:r>
+              <w:rPr>
+                <w:rFonts w:ascii="Times New Roman" w:hAnsi="Times New Roman" w:cs="Times New Roman"/>
+                <w:noProof/>
+                <w:webHidden/>
+                <w:sz w:val="24"/>
+                <w:szCs w:val="24"/>
+              </w:rPr>
+              <w:fldChar w:fldCharType="begin"/>
+            </w:r>
+            <w:r>
+              <w:rPr>
+                <w:rFonts w:ascii="Times New Roman" w:hAnsi="Times New Roman" w:cs="Times New Roman"/>
+                <w:noProof/>
+                <w:webHidden/>
+                <w:sz w:val="24"/>
+                <w:szCs w:val="24"/>
+              </w:rPr>
+              <w:instrText xml:space="preserve"> PAGEREF _Toc225782822 \h </w:instrText>
+            </w:r>
+            <w:r>
+              <w:rPr>
+                <w:rFonts w:ascii="Times New Roman" w:hAnsi="Times New Roman" w:cs="Times New Roman"/>
+                <w:noProof/>
+                <w:webHidden/>
+                <w:sz w:val="24"/>
+                <w:szCs w:val="24"/>
+              </w:rPr>
+            </w:r>
+            <w:r>
+              <w:rPr>
+                <w:rFonts w:ascii="Times New Roman" w:hAnsi="Times New Roman" w:cs="Times New Roman"/>
+                <w:noProof/>
+                <w:webHidden/>
+                <w:sz w:val="24"/>
+                <w:szCs w:val="24"/>
+              </w:rPr>
+              <w:fldChar w:fldCharType="separate"/>
+            </w:r>
+            <w:r>
+              <w:rPr>
+                <w:rFonts w:ascii="Times New Roman" w:hAnsi="Times New Roman" w:cs="Times New Roman"/>
+                <w:noProof/>
+                <w:webHidden/>
+                <w:sz w:val="24"/>
+                <w:szCs w:val="24"/>
+              </w:rPr>
+              <w:t>5</w:t>
+            </w:r>
+            <w:r>
+              <w:rPr>
+                <w:rFonts w:ascii="Times New Roman" w:hAnsi="Times New Roman" w:cs="Times New Roman"/>
+                <w:noProof/>
+                <w:webHidden/>
+                <w:sz w:val="24"/>
+                <w:szCs w:val="24"/>
+              </w:rPr>
+              <w:fldChar w:fldCharType="end"/>
+            </w:r>
+          </w:hyperlink>
+        </w:p>
+        <w:p>
+          <w:pPr>
+            <w:pStyle w:val="21"/>
+            <w:tabs>
+              <w:tab w:val="right" w:leader="dot" w:pos="9345"/>
+            </w:tabs>
+            <w:rPr>
+              <w:rFonts w:ascii="Times New Roman" w:eastAsiaTheme="minorEastAsia" w:hAnsi="Times New Roman" w:cs="Times New Roman"/>
+              <w:noProof/>
+              <w:sz w:val="24"/>
+              <w:szCs w:val="24"/>
+              <w:lang w:eastAsia="ru-RU"/>
+            </w:rPr>
+          </w:pPr>
+          <w:hyperlink w:anchor="_Toc225782823" w:history="1">
+            <w:r>
+              <w:rPr>
+                <w:rStyle w:val="a9"/>
+                <w:rFonts w:ascii="Times New Roman" w:hAnsi="Times New Roman" w:cs="Times New Roman"/>
+                <w:noProof/>
+                <w:sz w:val="24"/>
+                <w:szCs w:val="24"/>
+              </w:rPr>
+              <w:t>3.2. Описание структуры данных игрока (Player)</w:t>
+            </w:r>
+            <w:r>
+              <w:rPr>
+                <w:rFonts w:ascii="Times New Roman" w:hAnsi="Times New Roman" w:cs="Times New Roman"/>
+                <w:noProof/>
+                <w:webHidden/>
+                <w:sz w:val="24"/>
+                <w:szCs w:val="24"/>
+              </w:rPr>
+              <w:tab/>
+            </w:r>
+            <w:r>
+              <w:rPr>
+                <w:rFonts w:ascii="Times New Roman" w:hAnsi="Times New Roman" w:cs="Times New Roman"/>
+                <w:noProof/>
+                <w:webHidden/>
+                <w:sz w:val="24"/>
+                <w:szCs w:val="24"/>
+              </w:rPr>
+              <w:fldChar w:fldCharType="begin"/>
+            </w:r>
+            <w:r>
+              <w:rPr>
+                <w:rFonts w:ascii="Times New Roman" w:hAnsi="Times New Roman" w:cs="Times New Roman"/>
+                <w:noProof/>
+                <w:webHidden/>
+                <w:sz w:val="24"/>
+                <w:szCs w:val="24"/>
+              </w:rPr>
+              <w:instrText xml:space="preserve"> PAGEREF _Toc225782823 \h </w:instrText>
+            </w:r>
+            <w:r>
+              <w:rPr>
+                <w:rFonts w:ascii="Times New Roman" w:hAnsi="Times New Roman" w:cs="Times New Roman"/>
+                <w:noProof/>
+                <w:webHidden/>
+                <w:sz w:val="24"/>
+                <w:szCs w:val="24"/>
+              </w:rPr>
+            </w:r>
+            <w:r>
+              <w:rPr>
+                <w:rFonts w:ascii="Times New Roman" w:hAnsi="Times New Roman" w:cs="Times New Roman"/>
+                <w:noProof/>
+                <w:webHidden/>
+                <w:sz w:val="24"/>
+                <w:szCs w:val="24"/>
+              </w:rPr>
+              <w:fldChar w:fldCharType="separate"/>
+            </w:r>
+            <w:r>
+              <w:rPr>
+                <w:rFonts w:ascii="Times New Roman" w:hAnsi="Times New Roman" w:cs="Times New Roman"/>
+                <w:noProof/>
+                <w:webHidden/>
+                <w:sz w:val="24"/>
+                <w:szCs w:val="24"/>
+              </w:rPr>
+              <w:t>5</w:t>
+            </w:r>
+            <w:r>
+              <w:rPr>
+                <w:rFonts w:ascii="Times New Roman" w:hAnsi="Times New Roman" w:cs="Times New Roman"/>
+                <w:noProof/>
+                <w:webHidden/>
+                <w:sz w:val="24"/>
+                <w:szCs w:val="24"/>
+              </w:rPr>
+              <w:fldChar w:fldCharType="end"/>
+            </w:r>
+          </w:hyperlink>
+        </w:p>
+        <w:p>
+          <w:pPr>
+            <w:pStyle w:val="21"/>
+            <w:tabs>
+              <w:tab w:val="right" w:leader="dot" w:pos="9345"/>
+            </w:tabs>
+            <w:rPr>
+              <w:rFonts w:ascii="Times New Roman" w:eastAsiaTheme="minorEastAsia" w:hAnsi="Times New Roman" w:cs="Times New Roman"/>
+              <w:noProof/>
+              <w:sz w:val="24"/>
+              <w:szCs w:val="24"/>
+              <w:lang w:eastAsia="ru-RU"/>
+            </w:rPr>
+          </w:pPr>
+          <w:hyperlink w:anchor="_Toc225782824" w:history="1">
+            <w:r>
+              <w:rPr>
+                <w:rStyle w:val="a9"/>
+                <w:rFonts w:ascii="Times New Roman" w:hAnsi="Times New Roman" w:cs="Times New Roman"/>
+                <w:noProof/>
+                <w:sz w:val="24"/>
+                <w:szCs w:val="24"/>
+              </w:rPr>
+              <w:t>3.3. Роль заголовочного файла game_lib.h</w:t>
+            </w:r>
+            <w:r>
+              <w:rPr>
+                <w:rFonts w:ascii="Times New Roman" w:hAnsi="Times New Roman" w:cs="Times New Roman"/>
+                <w:noProof/>
+                <w:webHidden/>
+                <w:sz w:val="24"/>
+                <w:szCs w:val="24"/>
+              </w:rPr>
+              <w:tab/>
+            </w:r>
+            <w:r>
+              <w:rPr>
+                <w:rFonts w:ascii="Times New Roman" w:hAnsi="Times New Roman" w:cs="Times New Roman"/>
+                <w:noProof/>
+                <w:webHidden/>
+                <w:sz w:val="24"/>
+                <w:szCs w:val="24"/>
+              </w:rPr>
+              <w:fldChar w:fldCharType="begin"/>
+            </w:r>
+            <w:r>
+              <w:rPr>
+                <w:rFonts w:ascii="Times New Roman" w:hAnsi="Times New Roman" w:cs="Times New Roman"/>
+                <w:noProof/>
+                <w:webHidden/>
+                <w:sz w:val="24"/>
+                <w:szCs w:val="24"/>
+              </w:rPr>
+              <w:instrText xml:space="preserve"> PAGEREF _Toc225782824 \h </w:instrText>
+            </w:r>
+            <w:r>
+              <w:rPr>
+                <w:rFonts w:ascii="Times New Roman" w:hAnsi="Times New Roman" w:cs="Times New Roman"/>
+                <w:noProof/>
+                <w:webHidden/>
+                <w:sz w:val="24"/>
+                <w:szCs w:val="24"/>
+              </w:rPr>
+            </w:r>
+            <w:r>
+              <w:rPr>
+                <w:rFonts w:ascii="Times New Roman" w:hAnsi="Times New Roman" w:cs="Times New Roman"/>
+                <w:noProof/>
+                <w:webHidden/>
+                <w:sz w:val="24"/>
+                <w:szCs w:val="24"/>
+              </w:rPr>
+              <w:fldChar w:fldCharType="separate"/>
+            </w:r>
+            <w:r>
+              <w:rPr>
+                <w:rFonts w:ascii="Times New Roman" w:hAnsi="Times New Roman" w:cs="Times New Roman"/>
+                <w:noProof/>
+                <w:webHidden/>
+                <w:sz w:val="24"/>
+                <w:szCs w:val="24"/>
+              </w:rPr>
+              <w:t>5</w:t>
+            </w:r>
+            <w:r>
+              <w:rPr>
+                <w:rFonts w:ascii="Times New Roman" w:hAnsi="Times New Roman" w:cs="Times New Roman"/>
+                <w:noProof/>
+                <w:webHidden/>
+                <w:sz w:val="24"/>
+                <w:szCs w:val="24"/>
+              </w:rPr>
+              <w:fldChar w:fldCharType="end"/>
+            </w:r>
+          </w:hyperlink>
+        </w:p>
+        <w:p>
+          <w:pPr>
+            <w:pStyle w:val="11"/>
+            <w:tabs>
+              <w:tab w:val="right" w:leader="dot" w:pos="9345"/>
+            </w:tabs>
+            <w:rPr>
+              <w:rFonts w:ascii="Times New Roman" w:eastAsiaTheme="minorEastAsia" w:hAnsi="Times New Roman" w:cs="Times New Roman"/>
+              <w:noProof/>
+              <w:sz w:val="24"/>
+              <w:szCs w:val="24"/>
+              <w:lang w:eastAsia="ru-RU"/>
+            </w:rPr>
+          </w:pPr>
+          <w:hyperlink w:anchor="_Toc225782825" w:history="1">
+            <w:r>
+              <w:rPr>
+                <w:rStyle w:val="a9"/>
+                <w:rFonts w:ascii="Times New Roman" w:hAnsi="Times New Roman" w:cs="Times New Roman"/>
+                <w:noProof/>
+                <w:sz w:val="24"/>
+                <w:szCs w:val="24"/>
+              </w:rPr>
+              <w:t>4. Разработка библиотеки game_lib</w:t>
+            </w:r>
+            <w:r>
+              <w:rPr>
+                <w:rFonts w:ascii="Times New Roman" w:hAnsi="Times New Roman" w:cs="Times New Roman"/>
+                <w:noProof/>
+                <w:webHidden/>
+                <w:sz w:val="24"/>
+                <w:szCs w:val="24"/>
+              </w:rPr>
+              <w:tab/>
+            </w:r>
+            <w:r>
+              <w:rPr>
+                <w:rFonts w:ascii="Times New Roman" w:hAnsi="Times New Roman" w:cs="Times New Roman"/>
+                <w:noProof/>
+                <w:webHidden/>
+                <w:sz w:val="24"/>
+                <w:szCs w:val="24"/>
+              </w:rPr>
+              <w:fldChar w:fldCharType="begin"/>
+            </w:r>
+            <w:r>
+              <w:rPr>
+                <w:rFonts w:ascii="Times New Roman" w:hAnsi="Times New Roman" w:cs="Times New Roman"/>
+                <w:noProof/>
+                <w:webHidden/>
+                <w:sz w:val="24"/>
+                <w:szCs w:val="24"/>
+              </w:rPr>
+              <w:instrText xml:space="preserve"> PAGEREF _Toc225782825 \h </w:instrText>
+            </w:r>
+            <w:r>
+              <w:rPr>
+                <w:rFonts w:ascii="Times New Roman" w:hAnsi="Times New Roman" w:cs="Times New Roman"/>
+                <w:noProof/>
+                <w:webHidden/>
+                <w:sz w:val="24"/>
+                <w:szCs w:val="24"/>
+              </w:rPr>
+            </w:r>
+            <w:r>
+              <w:rPr>
+                <w:rFonts w:ascii="Times New Roman" w:hAnsi="Times New Roman" w:cs="Times New Roman"/>
+                <w:noProof/>
+                <w:webHidden/>
+                <w:sz w:val="24"/>
+                <w:szCs w:val="24"/>
+              </w:rPr>
+              <w:fldChar w:fldCharType="separate"/>
+            </w:r>
+            <w:r>
+              <w:rPr>
+                <w:rFonts w:ascii="Times New Roman" w:hAnsi="Times New Roman" w:cs="Times New Roman"/>
+                <w:noProof/>
+                <w:webHidden/>
+                <w:sz w:val="24"/>
+                <w:szCs w:val="24"/>
+              </w:rPr>
+              <w:t>7</w:t>
+            </w:r>
+            <w:r>
+              <w:rPr>
+                <w:rFonts w:ascii="Times New Roman" w:hAnsi="Times New Roman" w:cs="Times New Roman"/>
+                <w:noProof/>
+                <w:webHidden/>
+                <w:sz w:val="24"/>
+                <w:szCs w:val="24"/>
+              </w:rPr>
+              <w:fldChar w:fldCharType="end"/>
+            </w:r>
+          </w:hyperlink>
+        </w:p>
+        <w:p>
+          <w:pPr>
+            <w:pStyle w:val="21"/>
+            <w:tabs>
+              <w:tab w:val="right" w:leader="dot" w:pos="9345"/>
+            </w:tabs>
+            <w:rPr>
+              <w:rFonts w:ascii="Times New Roman" w:eastAsiaTheme="minorEastAsia" w:hAnsi="Times New Roman" w:cs="Times New Roman"/>
+              <w:noProof/>
+              <w:sz w:val="24"/>
+              <w:szCs w:val="24"/>
+              <w:lang w:eastAsia="ru-RU"/>
+            </w:rPr>
+          </w:pPr>
+          <w:hyperlink w:anchor="_Toc225782826" w:history="1">
+            <w:r>
+              <w:rPr>
+                <w:rStyle w:val="a9"/>
+                <w:rFonts w:ascii="Times New Roman" w:hAnsi="Times New Roman" w:cs="Times New Roman"/>
+                <w:noProof/>
+                <w:sz w:val="24"/>
+                <w:szCs w:val="24"/>
+              </w:rPr>
+              <w:t>4.1. Управление динамической памятью</w:t>
+            </w:r>
+            <w:r>
+              <w:rPr>
+                <w:rFonts w:ascii="Times New Roman" w:hAnsi="Times New Roman" w:cs="Times New Roman"/>
+                <w:noProof/>
+                <w:webHidden/>
+                <w:sz w:val="24"/>
+                <w:szCs w:val="24"/>
+              </w:rPr>
+              <w:tab/>
+            </w:r>
+            <w:r>
+              <w:rPr>
+                <w:rFonts w:ascii="Times New Roman" w:hAnsi="Times New Roman" w:cs="Times New Roman"/>
+                <w:noProof/>
+                <w:webHidden/>
+                <w:sz w:val="24"/>
+                <w:szCs w:val="24"/>
+              </w:rPr>
+              <w:fldChar w:fldCharType="begin"/>
+            </w:r>
+            <w:r>
+              <w:rPr>
+                <w:rFonts w:ascii="Times New Roman" w:hAnsi="Times New Roman" w:cs="Times New Roman"/>
+                <w:noProof/>
+                <w:webHidden/>
+                <w:sz w:val="24"/>
+                <w:szCs w:val="24"/>
+              </w:rPr>
+              <w:instrText xml:space="preserve"> PAGEREF _Toc225782826 \h </w:instrText>
+            </w:r>
+            <w:r>
+              <w:rPr>
+                <w:rFonts w:ascii="Times New Roman" w:hAnsi="Times New Roman" w:cs="Times New Roman"/>
+                <w:noProof/>
+                <w:webHidden/>
+                <w:sz w:val="24"/>
+                <w:szCs w:val="24"/>
+              </w:rPr>
+            </w:r>
+            <w:r>
+              <w:rPr>
+                <w:rFonts w:ascii="Times New Roman" w:hAnsi="Times New Roman" w:cs="Times New Roman"/>
+                <w:noProof/>
+                <w:webHidden/>
+                <w:sz w:val="24"/>
+                <w:szCs w:val="24"/>
+              </w:rPr>
+              <w:fldChar w:fldCharType="separate"/>
+            </w:r>
+            <w:r>
+              <w:rPr>
+                <w:rFonts w:ascii="Times New Roman" w:hAnsi="Times New Roman" w:cs="Times New Roman"/>
+                <w:noProof/>
+                <w:webHidden/>
+                <w:sz w:val="24"/>
+                <w:szCs w:val="24"/>
+              </w:rPr>
+              <w:t>7</w:t>
+            </w:r>
+            <w:r>
+              <w:rPr>
+                <w:rFonts w:ascii="Times New Roman" w:hAnsi="Times New Roman" w:cs="Times New Roman"/>
+                <w:noProof/>
+                <w:webHidden/>
+                <w:sz w:val="24"/>
+                <w:szCs w:val="24"/>
+              </w:rPr>
+              <w:fldChar w:fldCharType="end"/>
+            </w:r>
+          </w:hyperlink>
+        </w:p>
+        <w:p>
+          <w:pPr>
+            <w:pStyle w:val="21"/>
+            <w:tabs>
+              <w:tab w:val="right" w:leader="dot" w:pos="9345"/>
+            </w:tabs>
+            <w:rPr>
+              <w:rFonts w:ascii="Times New Roman" w:eastAsiaTheme="minorEastAsia" w:hAnsi="Times New Roman" w:cs="Times New Roman"/>
+              <w:noProof/>
+              <w:sz w:val="24"/>
+              <w:szCs w:val="24"/>
+              <w:lang w:eastAsia="ru-RU"/>
+            </w:rPr>
+          </w:pPr>
+          <w:hyperlink w:anchor="_Toc225782827" w:history="1">
+            <w:r>
+              <w:rPr>
+                <w:rStyle w:val="a9"/>
+                <w:rFonts w:ascii="Times New Roman" w:hAnsi="Times New Roman" w:cs="Times New Roman"/>
+                <w:noProof/>
+                <w:sz w:val="24"/>
+                <w:szCs w:val="24"/>
+                <w:lang w:val="en-US"/>
+              </w:rPr>
+              <w:t>4</w:t>
+            </w:r>
+            <w:r>
+              <w:rPr>
+                <w:rStyle w:val="a9"/>
+                <w:rFonts w:ascii="Times New Roman" w:hAnsi="Times New Roman" w:cs="Times New Roman"/>
+                <w:noProof/>
+                <w:sz w:val="24"/>
+                <w:szCs w:val="24"/>
+              </w:rPr>
+              <w:t>.2. Система визуализации и ввода</w:t>
+            </w:r>
+            <w:r>
+              <w:rPr>
+                <w:rFonts w:ascii="Times New Roman" w:hAnsi="Times New Roman" w:cs="Times New Roman"/>
+                <w:noProof/>
+                <w:webHidden/>
+                <w:sz w:val="24"/>
+                <w:szCs w:val="24"/>
+              </w:rPr>
+              <w:tab/>
+            </w:r>
+            <w:r>
+              <w:rPr>
+                <w:rFonts w:ascii="Times New Roman" w:hAnsi="Times New Roman" w:cs="Times New Roman"/>
+                <w:noProof/>
+                <w:webHidden/>
+                <w:sz w:val="24"/>
+                <w:szCs w:val="24"/>
+              </w:rPr>
+              <w:fldChar w:fldCharType="begin"/>
+            </w:r>
+            <w:r>
+              <w:rPr>
+                <w:rFonts w:ascii="Times New Roman" w:hAnsi="Times New Roman" w:cs="Times New Roman"/>
+                <w:noProof/>
+                <w:webHidden/>
+                <w:sz w:val="24"/>
+                <w:szCs w:val="24"/>
+              </w:rPr>
+              <w:instrText xml:space="preserve"> PAGEREF _Toc225782827 \h </w:instrText>
+            </w:r>
+            <w:r>
+              <w:rPr>
+                <w:rFonts w:ascii="Times New Roman" w:hAnsi="Times New Roman" w:cs="Times New Roman"/>
+                <w:noProof/>
+                <w:webHidden/>
+                <w:sz w:val="24"/>
+                <w:szCs w:val="24"/>
+              </w:rPr>
+            </w:r>
+            <w:r>
+              <w:rPr>
+                <w:rFonts w:ascii="Times New Roman" w:hAnsi="Times New Roman" w:cs="Times New Roman"/>
+                <w:noProof/>
+                <w:webHidden/>
+                <w:sz w:val="24"/>
+                <w:szCs w:val="24"/>
+              </w:rPr>
+              <w:fldChar w:fldCharType="separate"/>
+            </w:r>
+            <w:r>
+              <w:rPr>
+                <w:rFonts w:ascii="Times New Roman" w:hAnsi="Times New Roman" w:cs="Times New Roman"/>
+                <w:noProof/>
+                <w:webHidden/>
+                <w:sz w:val="24"/>
+                <w:szCs w:val="24"/>
+              </w:rPr>
+              <w:t>7</w:t>
+            </w:r>
+            <w:r>
+              <w:rPr>
+                <w:rFonts w:ascii="Times New Roman" w:hAnsi="Times New Roman" w:cs="Times New Roman"/>
+                <w:noProof/>
+                <w:webHidden/>
+                <w:sz w:val="24"/>
+                <w:szCs w:val="24"/>
+              </w:rPr>
+              <w:fldChar w:fldCharType="end"/>
+            </w:r>
+          </w:hyperlink>
+        </w:p>
+        <w:p>
+          <w:pPr>
+            <w:pStyle w:val="11"/>
+            <w:tabs>
+              <w:tab w:val="right" w:leader="dot" w:pos="9345"/>
+            </w:tabs>
+            <w:rPr>
+              <w:rFonts w:ascii="Times New Roman" w:eastAsiaTheme="minorEastAsia" w:hAnsi="Times New Roman" w:cs="Times New Roman"/>
+              <w:noProof/>
+              <w:sz w:val="24"/>
+              <w:szCs w:val="24"/>
+              <w:lang w:eastAsia="ru-RU"/>
+            </w:rPr>
+          </w:pPr>
+          <w:hyperlink w:anchor="_Toc225782828" w:history="1">
+            <w:r>
+              <w:rPr>
+                <w:rStyle w:val="a9"/>
+                <w:rFonts w:ascii="Times New Roman" w:hAnsi="Times New Roman" w:cs="Times New Roman"/>
+                <w:noProof/>
+                <w:sz w:val="24"/>
+                <w:szCs w:val="24"/>
+              </w:rPr>
+              <w:t>5. Реализация игровой логики в main.c</w:t>
+            </w:r>
+            <w:r>
+              <w:rPr>
+                <w:rFonts w:ascii="Times New Roman" w:hAnsi="Times New Roman" w:cs="Times New Roman"/>
+                <w:noProof/>
+                <w:webHidden/>
+                <w:sz w:val="24"/>
+                <w:szCs w:val="24"/>
+              </w:rPr>
+              <w:tab/>
+            </w:r>
+            <w:r>
+              <w:rPr>
+                <w:rFonts w:ascii="Times New Roman" w:hAnsi="Times New Roman" w:cs="Times New Roman"/>
+                <w:noProof/>
+                <w:webHidden/>
+                <w:sz w:val="24"/>
+                <w:szCs w:val="24"/>
+              </w:rPr>
+              <w:fldChar w:fldCharType="begin"/>
+            </w:r>
+            <w:r>
+              <w:rPr>
+                <w:rFonts w:ascii="Times New Roman" w:hAnsi="Times New Roman" w:cs="Times New Roman"/>
+                <w:noProof/>
+                <w:webHidden/>
+                <w:sz w:val="24"/>
+                <w:szCs w:val="24"/>
+              </w:rPr>
+              <w:instrText xml:space="preserve"> PAGEREF _Toc225782828 \h </w:instrText>
+            </w:r>
+            <w:r>
+              <w:rPr>
+                <w:rFonts w:ascii="Times New Roman" w:hAnsi="Times New Roman" w:cs="Times New Roman"/>
+                <w:noProof/>
+                <w:webHidden/>
+                <w:sz w:val="24"/>
+                <w:szCs w:val="24"/>
+              </w:rPr>
+            </w:r>
+            <w:r>
+              <w:rPr>
+                <w:rFonts w:ascii="Times New Roman" w:hAnsi="Times New Roman" w:cs="Times New Roman"/>
+                <w:noProof/>
+                <w:webHidden/>
+                <w:sz w:val="24"/>
+                <w:szCs w:val="24"/>
+              </w:rPr>
+              <w:fldChar w:fldCharType="separate"/>
+            </w:r>
+            <w:r>
+              <w:rPr>
+                <w:rFonts w:ascii="Times New Roman" w:hAnsi="Times New Roman" w:cs="Times New Roman"/>
+                <w:noProof/>
+                <w:webHidden/>
+                <w:sz w:val="24"/>
+                <w:szCs w:val="24"/>
+              </w:rPr>
+              <w:t>9</w:t>
+            </w:r>
+            <w:r>
+              <w:rPr>
+                <w:rFonts w:ascii="Times New Roman" w:hAnsi="Times New Roman" w:cs="Times New Roman"/>
+                <w:noProof/>
+                <w:webHidden/>
+                <w:sz w:val="24"/>
+                <w:szCs w:val="24"/>
+              </w:rPr>
+              <w:fldChar w:fldCharType="end"/>
+            </w:r>
+          </w:hyperlink>
+        </w:p>
+        <w:p>
+          <w:pPr>
+            <w:pStyle w:val="21"/>
+            <w:tabs>
+              <w:tab w:val="right" w:leader="dot" w:pos="9345"/>
+            </w:tabs>
+            <w:rPr>
+              <w:rFonts w:ascii="Times New Roman" w:eastAsiaTheme="minorEastAsia" w:hAnsi="Times New Roman" w:cs="Times New Roman"/>
+              <w:noProof/>
+              <w:sz w:val="24"/>
+              <w:szCs w:val="24"/>
+              <w:lang w:eastAsia="ru-RU"/>
+            </w:rPr>
+          </w:pPr>
+          <w:hyperlink w:anchor="_Toc225782829" w:history="1">
+            <w:r>
+              <w:rPr>
+                <w:rStyle w:val="a9"/>
+                <w:rFonts w:ascii="Times New Roman" w:hAnsi="Times New Roman" w:cs="Times New Roman"/>
+                <w:noProof/>
+                <w:sz w:val="24"/>
+                <w:szCs w:val="24"/>
+              </w:rPr>
+              <w:t>5.1. Механизм обработки состояния персонажа</w:t>
+            </w:r>
+            <w:r>
+              <w:rPr>
+                <w:rFonts w:ascii="Times New Roman" w:hAnsi="Times New Roman" w:cs="Times New Roman"/>
+                <w:noProof/>
+                <w:webHidden/>
+                <w:sz w:val="24"/>
+                <w:szCs w:val="24"/>
+              </w:rPr>
+              <w:tab/>
+            </w:r>
+            <w:r>
+              <w:rPr>
+                <w:rFonts w:ascii="Times New Roman" w:hAnsi="Times New Roman" w:cs="Times New Roman"/>
+                <w:noProof/>
+                <w:webHidden/>
+                <w:sz w:val="24"/>
+                <w:szCs w:val="24"/>
+              </w:rPr>
+              <w:fldChar w:fldCharType="begin"/>
+            </w:r>
+            <w:r>
+              <w:rPr>
+                <w:rFonts w:ascii="Times New Roman" w:hAnsi="Times New Roman" w:cs="Times New Roman"/>
+                <w:noProof/>
+                <w:webHidden/>
+                <w:sz w:val="24"/>
+                <w:szCs w:val="24"/>
+              </w:rPr>
+              <w:instrText xml:space="preserve"> PAGEREF _Toc225782829 \h </w:instrText>
+            </w:r>
+            <w:r>
+              <w:rPr>
+                <w:rFonts w:ascii="Times New Roman" w:hAnsi="Times New Roman" w:cs="Times New Roman"/>
+                <w:noProof/>
+                <w:webHidden/>
+                <w:sz w:val="24"/>
+                <w:szCs w:val="24"/>
+              </w:rPr>
+            </w:r>
+            <w:r>
+              <w:rPr>
+                <w:rFonts w:ascii="Times New Roman" w:hAnsi="Times New Roman" w:cs="Times New Roman"/>
+                <w:noProof/>
+                <w:webHidden/>
+                <w:sz w:val="24"/>
+                <w:szCs w:val="24"/>
+              </w:rPr>
+              <w:fldChar w:fldCharType="separate"/>
+            </w:r>
+            <w:r>
+              <w:rPr>
+                <w:rFonts w:ascii="Times New Roman" w:hAnsi="Times New Roman" w:cs="Times New Roman"/>
+                <w:noProof/>
+                <w:webHidden/>
+                <w:sz w:val="24"/>
+                <w:szCs w:val="24"/>
+              </w:rPr>
+              <w:t>9</w:t>
+            </w:r>
+            <w:r>
+              <w:rPr>
+                <w:rFonts w:ascii="Times New Roman" w:hAnsi="Times New Roman" w:cs="Times New Roman"/>
+                <w:noProof/>
+                <w:webHidden/>
+                <w:sz w:val="24"/>
+                <w:szCs w:val="24"/>
+              </w:rPr>
+              <w:fldChar w:fldCharType="end"/>
+            </w:r>
+          </w:hyperlink>
+        </w:p>
+        <w:p>
+          <w:pPr>
+            <w:pStyle w:val="21"/>
+            <w:tabs>
+              <w:tab w:val="right" w:leader="dot" w:pos="9345"/>
+            </w:tabs>
+            <w:rPr>
+              <w:rFonts w:ascii="Times New Roman" w:eastAsiaTheme="minorEastAsia" w:hAnsi="Times New Roman" w:cs="Times New Roman"/>
+              <w:noProof/>
+              <w:sz w:val="24"/>
+              <w:szCs w:val="24"/>
+              <w:lang w:eastAsia="ru-RU"/>
+            </w:rPr>
+          </w:pPr>
+          <w:hyperlink w:anchor="_Toc225782830" w:history="1">
+            <w:r>
+              <w:rPr>
+                <w:rStyle w:val="a9"/>
+                <w:rFonts w:ascii="Times New Roman" w:hAnsi="Times New Roman" w:cs="Times New Roman"/>
+                <w:noProof/>
+                <w:sz w:val="24"/>
+                <w:szCs w:val="24"/>
+              </w:rPr>
+              <w:t>5.2. Функции этапов игры</w:t>
+            </w:r>
+            <w:r>
+              <w:rPr>
+                <w:rFonts w:ascii="Times New Roman" w:hAnsi="Times New Roman" w:cs="Times New Roman"/>
+                <w:noProof/>
+                <w:webHidden/>
+                <w:sz w:val="24"/>
+                <w:szCs w:val="24"/>
+              </w:rPr>
+              <w:tab/>
+            </w:r>
+            <w:r>
+              <w:rPr>
+                <w:rFonts w:ascii="Times New Roman" w:hAnsi="Times New Roman" w:cs="Times New Roman"/>
+                <w:noProof/>
+                <w:webHidden/>
+                <w:sz w:val="24"/>
+                <w:szCs w:val="24"/>
+              </w:rPr>
+              <w:fldChar w:fldCharType="begin"/>
+            </w:r>
+            <w:r>
+              <w:rPr>
+                <w:rFonts w:ascii="Times New Roman" w:hAnsi="Times New Roman" w:cs="Times New Roman"/>
+                <w:noProof/>
+                <w:webHidden/>
+                <w:sz w:val="24"/>
+                <w:szCs w:val="24"/>
+              </w:rPr>
+              <w:instrText xml:space="preserve"> PAGEREF _Toc225782830 \h </w:instrText>
+            </w:r>
+            <w:r>
+              <w:rPr>
+                <w:rFonts w:ascii="Times New Roman" w:hAnsi="Times New Roman" w:cs="Times New Roman"/>
+                <w:noProof/>
+                <w:webHidden/>
+                <w:sz w:val="24"/>
+                <w:szCs w:val="24"/>
+              </w:rPr>
+            </w:r>
+            <w:r>
+              <w:rPr>
+                <w:rFonts w:ascii="Times New Roman" w:hAnsi="Times New Roman" w:cs="Times New Roman"/>
+                <w:noProof/>
+                <w:webHidden/>
+                <w:sz w:val="24"/>
+                <w:szCs w:val="24"/>
+              </w:rPr>
+              <w:fldChar w:fldCharType="separate"/>
+            </w:r>
+            <w:r>
+              <w:rPr>
+                <w:rFonts w:ascii="Times New Roman" w:hAnsi="Times New Roman" w:cs="Times New Roman"/>
+                <w:noProof/>
+                <w:webHidden/>
+                <w:sz w:val="24"/>
+                <w:szCs w:val="24"/>
+              </w:rPr>
+              <w:t>9</w:t>
+            </w:r>
+            <w:r>
+              <w:rPr>
+                <w:rFonts w:ascii="Times New Roman" w:hAnsi="Times New Roman" w:cs="Times New Roman"/>
+                <w:noProof/>
+                <w:webHidden/>
+                <w:sz w:val="24"/>
+                <w:szCs w:val="24"/>
+              </w:rPr>
+              <w:fldChar w:fldCharType="end"/>
+            </w:r>
+          </w:hyperlink>
+        </w:p>
+        <w:p>
+          <w:pPr>
+            <w:pStyle w:val="11"/>
+            <w:tabs>
+              <w:tab w:val="right" w:leader="dot" w:pos="9345"/>
+            </w:tabs>
+            <w:rPr>
+              <w:rFonts w:ascii="Times New Roman" w:eastAsiaTheme="minorEastAsia" w:hAnsi="Times New Roman" w:cs="Times New Roman"/>
+              <w:noProof/>
+              <w:sz w:val="24"/>
+              <w:szCs w:val="24"/>
+              <w:lang w:eastAsia="ru-RU"/>
+            </w:rPr>
+          </w:pPr>
+          <w:hyperlink w:anchor="_Toc225782831" w:history="1">
+            <w:r>
+              <w:rPr>
+                <w:rStyle w:val="a9"/>
+                <w:rFonts w:ascii="Times New Roman" w:hAnsi="Times New Roman" w:cs="Times New Roman"/>
+                <w:noProof/>
+                <w:sz w:val="24"/>
+                <w:szCs w:val="24"/>
+              </w:rPr>
+              <w:t>6. Технические особенности и решение проблем</w:t>
+            </w:r>
+            <w:r>
+              <w:rPr>
+                <w:rFonts w:ascii="Times New Roman" w:hAnsi="Times New Roman" w:cs="Times New Roman"/>
+                <w:noProof/>
+                <w:webHidden/>
+                <w:sz w:val="24"/>
+                <w:szCs w:val="24"/>
+              </w:rPr>
+              <w:tab/>
+            </w:r>
+            <w:r>
+              <w:rPr>
+                <w:rFonts w:ascii="Times New Roman" w:hAnsi="Times New Roman" w:cs="Times New Roman"/>
+                <w:noProof/>
+                <w:webHidden/>
+                <w:sz w:val="24"/>
+                <w:szCs w:val="24"/>
+              </w:rPr>
+              <w:fldChar w:fldCharType="begin"/>
+            </w:r>
+            <w:r>
+              <w:rPr>
+                <w:rFonts w:ascii="Times New Roman" w:hAnsi="Times New Roman" w:cs="Times New Roman"/>
+                <w:noProof/>
+                <w:webHidden/>
+                <w:sz w:val="24"/>
+                <w:szCs w:val="24"/>
+              </w:rPr>
+              <w:instrText xml:space="preserve"> PAGEREF _Toc225782831 \h </w:instrText>
+            </w:r>
+            <w:r>
+              <w:rPr>
+                <w:rFonts w:ascii="Times New Roman" w:hAnsi="Times New Roman" w:cs="Times New Roman"/>
+                <w:noProof/>
+                <w:webHidden/>
+                <w:sz w:val="24"/>
+                <w:szCs w:val="24"/>
+              </w:rPr>
+            </w:r>
+            <w:r>
+              <w:rPr>
+                <w:rFonts w:ascii="Times New Roman" w:hAnsi="Times New Roman" w:cs="Times New Roman"/>
+                <w:noProof/>
+                <w:webHidden/>
+                <w:sz w:val="24"/>
+                <w:szCs w:val="24"/>
+              </w:rPr>
+              <w:fldChar w:fldCharType="separate"/>
+            </w:r>
+            <w:r>
+              <w:rPr>
+                <w:rFonts w:ascii="Times New Roman" w:hAnsi="Times New Roman" w:cs="Times New Roman"/>
+                <w:noProof/>
+                <w:webHidden/>
+                <w:sz w:val="24"/>
+                <w:szCs w:val="24"/>
+              </w:rPr>
+              <w:t>10</w:t>
+            </w:r>
+            <w:r>
+              <w:rPr>
+                <w:rFonts w:ascii="Times New Roman" w:hAnsi="Times New Roman" w:cs="Times New Roman"/>
+                <w:noProof/>
+                <w:webHidden/>
+                <w:sz w:val="24"/>
+                <w:szCs w:val="24"/>
+              </w:rPr>
+              <w:fldChar w:fldCharType="end"/>
+            </w:r>
+          </w:hyperlink>
+        </w:p>
+        <w:p>
+          <w:pPr>
+            <w:pStyle w:val="21"/>
+            <w:tabs>
+              <w:tab w:val="right" w:leader="dot" w:pos="9345"/>
+            </w:tabs>
+            <w:rPr>
+              <w:rFonts w:ascii="Times New Roman" w:eastAsiaTheme="minorEastAsia" w:hAnsi="Times New Roman" w:cs="Times New Roman"/>
+              <w:noProof/>
+              <w:sz w:val="24"/>
+              <w:szCs w:val="24"/>
+              <w:lang w:eastAsia="ru-RU"/>
+            </w:rPr>
+          </w:pPr>
+          <w:hyperlink w:anchor="_Toc225782832" w:history="1">
+            <w:r>
+              <w:rPr>
+                <w:rStyle w:val="a9"/>
+                <w:rFonts w:ascii="Times New Roman" w:hAnsi="Times New Roman" w:cs="Times New Roman"/>
+                <w:noProof/>
+                <w:sz w:val="24"/>
+                <w:szCs w:val="24"/>
+              </w:rPr>
+              <w:t>6.1. Работа с кодировками и цветом</w:t>
+            </w:r>
+            <w:r>
+              <w:rPr>
+                <w:rFonts w:ascii="Times New Roman" w:hAnsi="Times New Roman" w:cs="Times New Roman"/>
+                <w:noProof/>
+                <w:webHidden/>
+                <w:sz w:val="24"/>
+                <w:szCs w:val="24"/>
+              </w:rPr>
+              <w:tab/>
+            </w:r>
+            <w:r>
+              <w:rPr>
+                <w:rFonts w:ascii="Times New Roman" w:hAnsi="Times New Roman" w:cs="Times New Roman"/>
+                <w:noProof/>
+                <w:webHidden/>
+                <w:sz w:val="24"/>
+                <w:szCs w:val="24"/>
+              </w:rPr>
+              <w:fldChar w:fldCharType="begin"/>
+            </w:r>
+            <w:r>
+              <w:rPr>
+                <w:rFonts w:ascii="Times New Roman" w:hAnsi="Times New Roman" w:cs="Times New Roman"/>
+                <w:noProof/>
+                <w:webHidden/>
+                <w:sz w:val="24"/>
+                <w:szCs w:val="24"/>
+              </w:rPr>
+              <w:instrText xml:space="preserve"> PAGEREF _Toc225782832 \h </w:instrText>
+            </w:r>
+            <w:r>
+              <w:rPr>
+                <w:rFonts w:ascii="Times New Roman" w:hAnsi="Times New Roman" w:cs="Times New Roman"/>
+                <w:noProof/>
+                <w:webHidden/>
+                <w:sz w:val="24"/>
+                <w:szCs w:val="24"/>
+              </w:rPr>
+            </w:r>
+            <w:r>
+              <w:rPr>
+                <w:rFonts w:ascii="Times New Roman" w:hAnsi="Times New Roman" w:cs="Times New Roman"/>
+                <w:noProof/>
+                <w:webHidden/>
+                <w:sz w:val="24"/>
+                <w:szCs w:val="24"/>
+              </w:rPr>
+              <w:fldChar w:fldCharType="separate"/>
+            </w:r>
+            <w:r>
+              <w:rPr>
+                <w:rFonts w:ascii="Times New Roman" w:hAnsi="Times New Roman" w:cs="Times New Roman"/>
+                <w:noProof/>
+                <w:webHidden/>
+                <w:sz w:val="24"/>
+                <w:szCs w:val="24"/>
+              </w:rPr>
+              <w:t>10</w:t>
+            </w:r>
+            <w:r>
+              <w:rPr>
+                <w:rFonts w:ascii="Times New Roman" w:hAnsi="Times New Roman" w:cs="Times New Roman"/>
+                <w:noProof/>
+                <w:webHidden/>
+                <w:sz w:val="24"/>
+                <w:szCs w:val="24"/>
+              </w:rPr>
+              <w:fldChar w:fldCharType="end"/>
+            </w:r>
+          </w:hyperlink>
+        </w:p>
+        <w:p>
+          <w:pPr>
+            <w:pStyle w:val="21"/>
+            <w:tabs>
+              <w:tab w:val="right" w:leader="dot" w:pos="9345"/>
+            </w:tabs>
+            <w:rPr>
+              <w:rFonts w:ascii="Times New Roman" w:eastAsiaTheme="minorEastAsia" w:hAnsi="Times New Roman" w:cs="Times New Roman"/>
+              <w:noProof/>
+              <w:sz w:val="24"/>
+              <w:szCs w:val="24"/>
+              <w:lang w:eastAsia="ru-RU"/>
+            </w:rPr>
+          </w:pPr>
+          <w:hyperlink w:anchor="_Toc225782833" w:history="1">
+            <w:r>
+              <w:rPr>
+                <w:rStyle w:val="a9"/>
+                <w:rFonts w:ascii="Times New Roman" w:hAnsi="Times New Roman" w:cs="Times New Roman"/>
+                <w:noProof/>
+                <w:sz w:val="24"/>
+                <w:szCs w:val="24"/>
+                <w:lang w:val="en-US"/>
+              </w:rPr>
+              <w:t>6.2. Безопасность работы с указателями</w:t>
+            </w:r>
+            <w:r>
+              <w:rPr>
+                <w:rFonts w:ascii="Times New Roman" w:hAnsi="Times New Roman" w:cs="Times New Roman"/>
+                <w:noProof/>
+                <w:webHidden/>
+                <w:sz w:val="24"/>
+                <w:szCs w:val="24"/>
+              </w:rPr>
+              <w:tab/>
+            </w:r>
+            <w:r>
+              <w:rPr>
+                <w:rFonts w:ascii="Times New Roman" w:hAnsi="Times New Roman" w:cs="Times New Roman"/>
+                <w:noProof/>
+                <w:webHidden/>
+                <w:sz w:val="24"/>
+                <w:szCs w:val="24"/>
+              </w:rPr>
+              <w:fldChar w:fldCharType="begin"/>
+            </w:r>
+            <w:r>
+              <w:rPr>
+                <w:rFonts w:ascii="Times New Roman" w:hAnsi="Times New Roman" w:cs="Times New Roman"/>
+                <w:noProof/>
+                <w:webHidden/>
+                <w:sz w:val="24"/>
+                <w:szCs w:val="24"/>
+              </w:rPr>
+              <w:instrText xml:space="preserve"> PAGEREF _Toc225782833 \h </w:instrText>
+            </w:r>
+            <w:r>
+              <w:rPr>
+                <w:rFonts w:ascii="Times New Roman" w:hAnsi="Times New Roman" w:cs="Times New Roman"/>
+                <w:noProof/>
+                <w:webHidden/>
+                <w:sz w:val="24"/>
+                <w:szCs w:val="24"/>
+              </w:rPr>
+            </w:r>
+            <w:r>
+              <w:rPr>
+                <w:rFonts w:ascii="Times New Roman" w:hAnsi="Times New Roman" w:cs="Times New Roman"/>
+                <w:noProof/>
+                <w:webHidden/>
+                <w:sz w:val="24"/>
+                <w:szCs w:val="24"/>
+              </w:rPr>
+              <w:fldChar w:fldCharType="separate"/>
+            </w:r>
+            <w:r>
+              <w:rPr>
+                <w:rFonts w:ascii="Times New Roman" w:hAnsi="Times New Roman" w:cs="Times New Roman"/>
+                <w:noProof/>
+                <w:webHidden/>
+                <w:sz w:val="24"/>
+                <w:szCs w:val="24"/>
+              </w:rPr>
+              <w:t>10</w:t>
+            </w:r>
+            <w:r>
+              <w:rPr>
+                <w:rFonts w:ascii="Times New Roman" w:hAnsi="Times New Roman" w:cs="Times New Roman"/>
+                <w:noProof/>
+                <w:webHidden/>
+                <w:sz w:val="24"/>
+                <w:szCs w:val="24"/>
+              </w:rPr>
+              <w:fldChar w:fldCharType="end"/>
+            </w:r>
+          </w:hyperlink>
+        </w:p>
+        <w:p>
+          <w:pPr>
+            <w:pStyle w:val="11"/>
+            <w:tabs>
+              <w:tab w:val="right" w:leader="dot" w:pos="9345"/>
+            </w:tabs>
+            <w:rPr>
+              <w:rFonts w:ascii="Times New Roman" w:eastAsiaTheme="minorEastAsia" w:hAnsi="Times New Roman" w:cs="Times New Roman"/>
+              <w:noProof/>
+              <w:sz w:val="24"/>
+              <w:szCs w:val="24"/>
+              <w:lang w:eastAsia="ru-RU"/>
+            </w:rPr>
+          </w:pPr>
+          <w:hyperlink w:anchor="_Toc225782834" w:history="1">
+            <w:r>
+              <w:rPr>
+                <w:rStyle w:val="a9"/>
+                <w:rFonts w:ascii="Times New Roman" w:hAnsi="Times New Roman" w:cs="Times New Roman"/>
+                <w:noProof/>
+                <w:sz w:val="24"/>
+                <w:szCs w:val="24"/>
+                <w:lang w:val="en-US"/>
+              </w:rPr>
+              <w:t>7</w:t>
+            </w:r>
+            <w:r>
+              <w:rPr>
+                <w:rStyle w:val="a9"/>
+                <w:rFonts w:ascii="Times New Roman" w:hAnsi="Times New Roman" w:cs="Times New Roman"/>
+                <w:noProof/>
+                <w:sz w:val="24"/>
+                <w:szCs w:val="24"/>
+              </w:rPr>
+              <w:t>. Тестирование и верификация</w:t>
+            </w:r>
+            <w:r>
+              <w:rPr>
+                <w:rFonts w:ascii="Times New Roman" w:hAnsi="Times New Roman" w:cs="Times New Roman"/>
+                <w:noProof/>
+                <w:webHidden/>
+                <w:sz w:val="24"/>
+                <w:szCs w:val="24"/>
+              </w:rPr>
+              <w:tab/>
+            </w:r>
+            <w:r>
+              <w:rPr>
+                <w:rFonts w:ascii="Times New Roman" w:hAnsi="Times New Roman" w:cs="Times New Roman"/>
+                <w:noProof/>
+                <w:webHidden/>
+                <w:sz w:val="24"/>
+                <w:szCs w:val="24"/>
+              </w:rPr>
+              <w:fldChar w:fldCharType="begin"/>
+            </w:r>
+            <w:r>
+              <w:rPr>
+                <w:rFonts w:ascii="Times New Roman" w:hAnsi="Times New Roman" w:cs="Times New Roman"/>
+                <w:noProof/>
+                <w:webHidden/>
+                <w:sz w:val="24"/>
+                <w:szCs w:val="24"/>
+              </w:rPr>
+              <w:instrText xml:space="preserve"> PAGEREF _Toc225782834 \h </w:instrText>
+            </w:r>
+            <w:r>
+              <w:rPr>
+                <w:rFonts w:ascii="Times New Roman" w:hAnsi="Times New Roman" w:cs="Times New Roman"/>
+                <w:noProof/>
+                <w:webHidden/>
+                <w:sz w:val="24"/>
+                <w:szCs w:val="24"/>
+              </w:rPr>
+            </w:r>
+            <w:r>
+              <w:rPr>
+                <w:rFonts w:ascii="Times New Roman" w:hAnsi="Times New Roman" w:cs="Times New Roman"/>
+                <w:noProof/>
+                <w:webHidden/>
+                <w:sz w:val="24"/>
+                <w:szCs w:val="24"/>
+              </w:rPr>
+              <w:fldChar w:fldCharType="separate"/>
+            </w:r>
+            <w:r>
+              <w:rPr>
+                <w:rFonts w:ascii="Times New Roman" w:hAnsi="Times New Roman" w:cs="Times New Roman"/>
+                <w:noProof/>
+                <w:webHidden/>
+                <w:sz w:val="24"/>
+                <w:szCs w:val="24"/>
+              </w:rPr>
+              <w:t>11</w:t>
+            </w:r>
+            <w:r>
+              <w:rPr>
+                <w:rFonts w:ascii="Times New Roman" w:hAnsi="Times New Roman" w:cs="Times New Roman"/>
+                <w:noProof/>
+                <w:webHidden/>
+                <w:sz w:val="24"/>
+                <w:szCs w:val="24"/>
+              </w:rPr>
+              <w:fldChar w:fldCharType="end"/>
+            </w:r>
+          </w:hyperlink>
+        </w:p>
+        <w:p>
+          <w:pPr>
+            <w:pStyle w:val="11"/>
+            <w:tabs>
+              <w:tab w:val="right" w:leader="dot" w:pos="9345"/>
+            </w:tabs>
+            <w:rPr>
+              <w:rFonts w:ascii="Times New Roman" w:eastAsiaTheme="minorEastAsia" w:hAnsi="Times New Roman" w:cs="Times New Roman"/>
+              <w:noProof/>
+              <w:sz w:val="24"/>
+              <w:szCs w:val="24"/>
+              <w:lang w:eastAsia="ru-RU"/>
+            </w:rPr>
+          </w:pPr>
+          <w:hyperlink w:anchor="_Toc225782835" w:history="1">
+            <w:r>
+              <w:rPr>
+                <w:rStyle w:val="a9"/>
+                <w:rFonts w:ascii="Times New Roman" w:hAnsi="Times New Roman" w:cs="Times New Roman"/>
+                <w:noProof/>
+                <w:sz w:val="24"/>
+                <w:szCs w:val="24"/>
+              </w:rPr>
+              <w:t>8. Заключение</w:t>
+            </w:r>
+            <w:r>
+              <w:rPr>
+                <w:rFonts w:ascii="Times New Roman" w:hAnsi="Times New Roman" w:cs="Times New Roman"/>
+                <w:noProof/>
+                <w:webHidden/>
+                <w:sz w:val="24"/>
+                <w:szCs w:val="24"/>
+              </w:rPr>
+              <w:tab/>
+            </w:r>
+            <w:r>
+              <w:rPr>
+                <w:rFonts w:ascii="Times New Roman" w:hAnsi="Times New Roman" w:cs="Times New Roman"/>
+                <w:noProof/>
+                <w:webHidden/>
+                <w:sz w:val="24"/>
+                <w:szCs w:val="24"/>
+              </w:rPr>
+              <w:fldChar w:fldCharType="begin"/>
+            </w:r>
+            <w:r>
+              <w:rPr>
+                <w:rFonts w:ascii="Times New Roman" w:hAnsi="Times New Roman" w:cs="Times New Roman"/>
+                <w:noProof/>
+                <w:webHidden/>
+                <w:sz w:val="24"/>
+                <w:szCs w:val="24"/>
+              </w:rPr>
+              <w:instrText xml:space="preserve"> PAGEREF _Toc225782835 \h </w:instrText>
+            </w:r>
+            <w:r>
+              <w:rPr>
+                <w:rFonts w:ascii="Times New Roman" w:hAnsi="Times New Roman" w:cs="Times New Roman"/>
+                <w:noProof/>
+                <w:webHidden/>
+                <w:sz w:val="24"/>
+                <w:szCs w:val="24"/>
+              </w:rPr>
+            </w:r>
+            <w:r>
+              <w:rPr>
+                <w:rFonts w:ascii="Times New Roman" w:hAnsi="Times New Roman" w:cs="Times New Roman"/>
+                <w:noProof/>
+                <w:webHidden/>
+                <w:sz w:val="24"/>
+                <w:szCs w:val="24"/>
+              </w:rPr>
+              <w:fldChar w:fldCharType="separate"/>
+            </w:r>
+            <w:r>
+              <w:rPr>
+                <w:rFonts w:ascii="Times New Roman" w:hAnsi="Times New Roman" w:cs="Times New Roman"/>
+                <w:noProof/>
+                <w:webHidden/>
+                <w:sz w:val="24"/>
+                <w:szCs w:val="24"/>
+              </w:rPr>
+              <w:t>13</w:t>
+            </w:r>
+            <w:r>
+              <w:rPr>
+                <w:rFonts w:ascii="Times New Roman" w:hAnsi="Times New Roman" w:cs="Times New Roman"/>
+                <w:noProof/>
+                <w:webHidden/>
+                <w:sz w:val="24"/>
+                <w:szCs w:val="24"/>
               </w:rPr>
               <w:fldChar w:fldCharType="end"/>
             </w:r>
@@ -714,6 +2272,7 @@
               <w:b/>
               <w:bCs/>
               <w:sz w:val="24"/>
+              <w:szCs w:val="24"/>
             </w:rPr>
             <w:fldChar w:fldCharType="end"/>
           </w:r>
@@ -756,7 +2315,7 @@
           <w:sz w:val="28"/>
         </w:rPr>
       </w:pPr>
-      <w:bookmarkStart w:id="0" w:name="_Toc225773508"/>
+      <w:bookmarkStart w:id="0" w:name="_Toc225782819"/>
       <w:r>
         <w:rPr>
           <w:rFonts w:ascii="Times New Roman" w:hAnsi="Times New Roman" w:cs="Times New Roman"/>
@@ -821,7 +2380,6 @@
       <w:r>
         <w:rPr>
           <w:rFonts w:ascii="Times New Roman" w:hAnsi="Times New Roman" w:cs="Times New Roman"/>
-          <w:b/>
           <w:sz w:val="24"/>
         </w:rPr>
         <w:t>Целью</w:t>
@@ -1034,6 +2592,7 @@
           <w:sz w:val="28"/>
         </w:rPr>
       </w:pPr>
+      <w:bookmarkStart w:id="1" w:name="_Toc225782820"/>
       <w:r>
         <w:rPr>
           <w:rFonts w:ascii="Times New Roman" w:hAnsi="Times New Roman" w:cs="Times New Roman"/>
@@ -1051,6 +2610,7 @@
         </w:rPr>
         <w:t>. Описание предметной области и логики игры</w:t>
       </w:r>
+      <w:bookmarkEnd w:id="1"/>
     </w:p>
     <w:p>
       <w:pPr>
@@ -1182,9 +2742,9 @@
           <w:sz w:val="24"/>
         </w:rPr>
         <w:drawing>
-          <wp:inline distT="0" distB="0" distL="0" distR="0" wp14:anchorId="75A9D438" wp14:editId="1853C65A">
-            <wp:extent cx="5940425" cy="1453515"/>
-            <wp:effectExtent l="0" t="0" r="3175" b="0"/>
+          <wp:inline distT="0" distB="0" distL="0" distR="0" wp14:anchorId="75A9D438" wp14:editId="597E1B4E">
+            <wp:extent cx="5918200" cy="1254529"/>
+            <wp:effectExtent l="0" t="0" r="6350" b="3175"/>
             <wp:docPr id="1" name="Рисунок 1"/>
             <wp:cNvGraphicFramePr>
               <a:graphicFrameLocks xmlns:a="http://schemas.openxmlformats.org/drawingml/2006/main" noChangeAspect="1"/>
@@ -1197,14 +2757,14 @@
                     <pic:cNvPicPr/>
                   </pic:nvPicPr>
                   <pic:blipFill rotWithShape="1">
-                    <a:blip r:embed="rId8"/>
-                    <a:srcRect t="2967"/>
+                    <a:blip r:embed="rId9"/>
+                    <a:srcRect t="18228" r="2726"/>
                     <a:stretch/>
                   </pic:blipFill>
                   <pic:spPr bwMode="auto">
                     <a:xfrm>
                       <a:off x="0" y="0"/>
-                      <a:ext cx="5940425" cy="1453515"/>
+                      <a:ext cx="5955202" cy="1262373"/>
                     </a:xfrm>
                     <a:prstGeom prst="rect">
                       <a:avLst/>
@@ -1348,14 +2908,7 @@
           <w:rFonts w:ascii="Times New Roman" w:hAnsi="Times New Roman" w:cs="Times New Roman"/>
           <w:sz w:val="24"/>
         </w:rPr>
-        <w:t>жизн</w:t>
-      </w:r>
-      <w:r>
-        <w:rPr>
-          <w:rFonts w:ascii="Times New Roman" w:hAnsi="Times New Roman" w:cs="Times New Roman"/>
-          <w:sz w:val="24"/>
-        </w:rPr>
-        <w:t>ей</w:t>
+        <w:t>жизней</w:t>
       </w:r>
       <w:r>
         <w:rPr>
@@ -1428,14 +2981,7 @@
           <w:rFonts w:ascii="Times New Roman" w:hAnsi="Times New Roman" w:cs="Times New Roman"/>
           <w:sz w:val="24"/>
         </w:rPr>
-        <w:t>жизн</w:t>
-      </w:r>
-      <w:r>
-        <w:rPr>
-          <w:rFonts w:ascii="Times New Roman" w:hAnsi="Times New Roman" w:cs="Times New Roman"/>
-          <w:sz w:val="24"/>
-        </w:rPr>
-        <w:t>ей</w:t>
+        <w:t>жизней</w:t>
       </w:r>
       <w:r>
         <w:rPr>
@@ -1468,9 +3014,9 @@
           <w:lang w:val="en-US"/>
         </w:rPr>
         <w:drawing>
-          <wp:inline distT="0" distB="0" distL="0" distR="0" wp14:anchorId="27031EDB" wp14:editId="3B226FE7">
-            <wp:extent cx="5940425" cy="2774315"/>
-            <wp:effectExtent l="0" t="0" r="3175" b="6985"/>
+          <wp:inline distT="0" distB="0" distL="0" distR="0" wp14:anchorId="27031EDB" wp14:editId="406E61BB">
+            <wp:extent cx="5897026" cy="2559050"/>
+            <wp:effectExtent l="0" t="0" r="8890" b="0"/>
             <wp:docPr id="2" name="Рисунок 2"/>
             <wp:cNvGraphicFramePr>
               <a:graphicFrameLocks xmlns:a="http://schemas.openxmlformats.org/drawingml/2006/main" noChangeAspect="1"/>
@@ -1482,20 +3028,27 @@
                     <pic:cNvPr id="1" name=""/>
                     <pic:cNvPicPr/>
                   </pic:nvPicPr>
-                  <pic:blipFill>
-                    <a:blip r:embed="rId9"/>
-                    <a:stretch>
-                      <a:fillRect/>
-                    </a:stretch>
+                  <pic:blipFill rotWithShape="1">
+                    <a:blip r:embed="rId10"/>
+                    <a:srcRect t="9614" r="2726"/>
+                    <a:stretch/>
                   </pic:blipFill>
-                  <pic:spPr>
+                  <pic:spPr bwMode="auto">
                     <a:xfrm>
                       <a:off x="0" y="0"/>
-                      <a:ext cx="5940425" cy="2774315"/>
+                      <a:ext cx="5902519" cy="2561434"/>
                     </a:xfrm>
                     <a:prstGeom prst="rect">
                       <a:avLst/>
                     </a:prstGeom>
+                    <a:ln>
+                      <a:noFill/>
+                    </a:ln>
+                    <a:extLst>
+                      <a:ext uri="{53640926-AAD7-44D8-BBD7-CCE9431645EC}">
+                        <a14:shadowObscured xmlns:a14="http://schemas.microsoft.com/office/drawing/2010/main"/>
+                      </a:ext>
+                    </a:extLst>
                   </pic:spPr>
                 </pic:pic>
               </a:graphicData>
@@ -1675,6 +3228,7 @@
           <w:sz w:val="28"/>
         </w:rPr>
       </w:pPr>
+      <w:bookmarkStart w:id="2" w:name="_Toc225782821"/>
       <w:r>
         <w:rPr>
           <w:rFonts w:ascii="Times New Roman" w:hAnsi="Times New Roman" w:cs="Times New Roman"/>
@@ -1692,6 +3246,7 @@
         </w:rPr>
         <w:t>. Архитектура программного решения</w:t>
       </w:r>
+      <w:bookmarkEnd w:id="2"/>
     </w:p>
     <w:p>
       <w:pPr>
@@ -1711,6 +3266,7 @@
           <w:color w:val="auto"/>
         </w:rPr>
       </w:pPr>
+      <w:bookmarkStart w:id="3" w:name="_Toc225782822"/>
       <w:r>
         <w:rPr>
           <w:rFonts w:ascii="Times New Roman" w:hAnsi="Times New Roman" w:cs="Times New Roman"/>
@@ -1725,6 +3281,7 @@
         </w:rPr>
         <w:t>1. Модульная структура проекта</w:t>
       </w:r>
+      <w:bookmarkEnd w:id="3"/>
     </w:p>
     <w:p>
       <w:pPr>
@@ -1926,6 +3483,7 @@
           <w:color w:val="auto"/>
         </w:rPr>
       </w:pPr>
+      <w:bookmarkStart w:id="4" w:name="_Toc225782823"/>
       <w:r>
         <w:rPr>
           <w:rFonts w:ascii="Times New Roman" w:hAnsi="Times New Roman" w:cs="Times New Roman"/>
@@ -1977,6 +3535,7 @@
         </w:rPr>
         <w:t>)</w:t>
       </w:r>
+      <w:bookmarkEnd w:id="4"/>
     </w:p>
     <w:p>
       <w:pPr>
@@ -2099,7 +3658,6 @@
       <w:r>
         <w:rPr>
           <w:rFonts w:ascii="Courier New" w:hAnsi="Courier New" w:cs="Courier New"/>
-          <w:lang w:val="en-US"/>
         </w:rPr>
         <w:t xml:space="preserve">    </w:t>
       </w:r>
@@ -2143,7 +3701,19 @@
         <w:rPr>
           <w:rFonts w:ascii="Courier New" w:hAnsi="Courier New" w:cs="Courier New"/>
         </w:rPr>
-        <w:t xml:space="preserve">  // Динамическая строка (имя Системы)</w:t>
+        <w:t>// Динамическая строка (имя Системы</w:t>
+      </w:r>
+      <w:r>
+        <w:rPr>
+          <w:rFonts w:ascii="Courier New" w:hAnsi="Courier New" w:cs="Courier New"/>
+        </w:rPr>
+        <w:t>: «Система» или «???», если в начале мы не просим Систему представиться</w:t>
+      </w:r>
+      <w:r>
+        <w:rPr>
+          <w:rFonts w:ascii="Courier New" w:hAnsi="Courier New" w:cs="Courier New"/>
+        </w:rPr>
+        <w:t>)</w:t>
       </w:r>
     </w:p>
     <w:p>
@@ -2328,6 +3898,425 @@
     </w:p>
     <w:p>
       <w:pPr>
+        <w:pStyle w:val="2"/>
+        <w:rPr>
+          <w:rFonts w:ascii="Times New Roman" w:hAnsi="Times New Roman" w:cs="Times New Roman"/>
+          <w:color w:val="auto"/>
+        </w:rPr>
+      </w:pPr>
+      <w:bookmarkStart w:id="5" w:name="_Toc225782824"/>
+      <w:r>
+        <w:rPr>
+          <w:rFonts w:ascii="Times New Roman" w:hAnsi="Times New Roman" w:cs="Times New Roman"/>
+          <w:color w:val="auto"/>
+        </w:rPr>
+        <w:t xml:space="preserve">3.3. Роль заголовочного файла </w:t>
+      </w:r>
+      <w:proofErr w:type="spellStart"/>
+      <w:r>
+        <w:rPr>
+          <w:rFonts w:ascii="Times New Roman" w:hAnsi="Times New Roman" w:cs="Times New Roman"/>
+          <w:color w:val="auto"/>
+        </w:rPr>
+        <w:t>game_lib.h</w:t>
+      </w:r>
+      <w:bookmarkEnd w:id="5"/>
+      <w:proofErr w:type="spellEnd"/>
+    </w:p>
+    <w:p>
+      <w:pPr>
+        <w:ind w:firstLine="709"/>
+        <w:jc w:val="both"/>
+        <w:rPr>
+          <w:rFonts w:ascii="Times New Roman" w:hAnsi="Times New Roman" w:cs="Times New Roman"/>
+          <w:sz w:val="24"/>
+        </w:rPr>
+      </w:pPr>
+    </w:p>
+    <w:p>
+      <w:pPr>
+        <w:ind w:firstLine="709"/>
+        <w:jc w:val="both"/>
+        <w:rPr>
+          <w:rFonts w:ascii="Times New Roman" w:hAnsi="Times New Roman" w:cs="Times New Roman"/>
+          <w:sz w:val="24"/>
+        </w:rPr>
+      </w:pPr>
+      <w:r>
+        <w:rPr>
+          <w:rFonts w:ascii="Times New Roman" w:hAnsi="Times New Roman" w:cs="Times New Roman"/>
+          <w:sz w:val="24"/>
+        </w:rPr>
+        <w:t xml:space="preserve">В проекте реализовано чёткое разделение между интерфейсом и реализацией. Заголовочный файл </w:t>
+      </w:r>
+      <w:proofErr w:type="spellStart"/>
+      <w:r>
+        <w:rPr>
+          <w:rFonts w:ascii="Times New Roman" w:hAnsi="Times New Roman" w:cs="Times New Roman"/>
+          <w:sz w:val="24"/>
+        </w:rPr>
+        <w:t>game_lib.h</w:t>
+      </w:r>
+      <w:proofErr w:type="spellEnd"/>
+      <w:r>
+        <w:rPr>
+          <w:rFonts w:ascii="Times New Roman" w:hAnsi="Times New Roman" w:cs="Times New Roman"/>
+          <w:sz w:val="24"/>
+        </w:rPr>
+        <w:t xml:space="preserve"> выполняет роль «контракта» между библиотекой и основной программой.</w:t>
+      </w:r>
+    </w:p>
+    <w:p>
+      <w:pPr>
+        <w:ind w:firstLine="709"/>
+        <w:jc w:val="both"/>
+        <w:rPr>
+          <w:rFonts w:ascii="Times New Roman" w:hAnsi="Times New Roman" w:cs="Times New Roman"/>
+          <w:sz w:val="24"/>
+        </w:rPr>
+      </w:pPr>
+      <w:r>
+        <w:rPr>
+          <w:rFonts w:ascii="Times New Roman" w:hAnsi="Times New Roman" w:cs="Times New Roman"/>
+          <w:sz w:val="24"/>
+        </w:rPr>
+        <w:t>Основные функции заголовочного файла в проекте:</w:t>
+      </w:r>
+    </w:p>
+    <w:p>
+      <w:pPr>
+        <w:pStyle w:val="a7"/>
+        <w:numPr>
+          <w:ilvl w:val="0"/>
+          <w:numId w:val="7"/>
+        </w:numPr>
+        <w:jc w:val="both"/>
+        <w:rPr>
+          <w:rFonts w:ascii="Times New Roman" w:hAnsi="Times New Roman" w:cs="Times New Roman"/>
+          <w:sz w:val="24"/>
+        </w:rPr>
+      </w:pPr>
+      <w:r>
+        <w:rPr>
+          <w:rFonts w:ascii="Times New Roman" w:hAnsi="Times New Roman" w:cs="Times New Roman"/>
+          <w:sz w:val="24"/>
+        </w:rPr>
+        <w:t xml:space="preserve">Определение единой структуры данных: </w:t>
+      </w:r>
+      <w:r>
+        <w:rPr>
+          <w:rFonts w:ascii="Times New Roman" w:hAnsi="Times New Roman" w:cs="Times New Roman"/>
+          <w:sz w:val="24"/>
+        </w:rPr>
+        <w:t>о</w:t>
+      </w:r>
+      <w:r>
+        <w:rPr>
+          <w:rFonts w:ascii="Times New Roman" w:hAnsi="Times New Roman" w:cs="Times New Roman"/>
+          <w:sz w:val="24"/>
+        </w:rPr>
+        <w:t xml:space="preserve">писание структуры </w:t>
+      </w:r>
+      <w:proofErr w:type="spellStart"/>
+      <w:r>
+        <w:rPr>
+          <w:rFonts w:ascii="Times New Roman" w:hAnsi="Times New Roman" w:cs="Times New Roman"/>
+          <w:sz w:val="24"/>
+        </w:rPr>
+        <w:t>Player</w:t>
+      </w:r>
+      <w:proofErr w:type="spellEnd"/>
+      <w:r>
+        <w:rPr>
+          <w:rFonts w:ascii="Times New Roman" w:hAnsi="Times New Roman" w:cs="Times New Roman"/>
+          <w:sz w:val="24"/>
+        </w:rPr>
+        <w:t xml:space="preserve"> вынесено в .h файл. Это необходимо для того, чтобы и </w:t>
+      </w:r>
+      <w:proofErr w:type="spellStart"/>
+      <w:r>
+        <w:rPr>
+          <w:rFonts w:ascii="Times New Roman" w:hAnsi="Times New Roman" w:cs="Times New Roman"/>
+          <w:sz w:val="24"/>
+        </w:rPr>
+        <w:t>main.c</w:t>
+      </w:r>
+      <w:proofErr w:type="spellEnd"/>
+      <w:r>
+        <w:rPr>
+          <w:rFonts w:ascii="Times New Roman" w:hAnsi="Times New Roman" w:cs="Times New Roman"/>
+          <w:sz w:val="24"/>
+        </w:rPr>
+        <w:t xml:space="preserve">, и </w:t>
+      </w:r>
+      <w:proofErr w:type="spellStart"/>
+      <w:r>
+        <w:rPr>
+          <w:rFonts w:ascii="Times New Roman" w:hAnsi="Times New Roman" w:cs="Times New Roman"/>
+          <w:sz w:val="24"/>
+        </w:rPr>
+        <w:t>game_lib.c</w:t>
+      </w:r>
+      <w:proofErr w:type="spellEnd"/>
+      <w:r>
+        <w:rPr>
+          <w:rFonts w:ascii="Times New Roman" w:hAnsi="Times New Roman" w:cs="Times New Roman"/>
+          <w:sz w:val="24"/>
+        </w:rPr>
+        <w:t xml:space="preserve"> работали с идентичным представлением объекта игрока в памяти. Без этого раздельная компиляция модулей была бы невозможна.</w:t>
+      </w:r>
+    </w:p>
+    <w:p>
+      <w:pPr>
+        <w:pStyle w:val="a7"/>
+        <w:numPr>
+          <w:ilvl w:val="0"/>
+          <w:numId w:val="7"/>
+        </w:numPr>
+        <w:jc w:val="both"/>
+        <w:rPr>
+          <w:rFonts w:ascii="Times New Roman" w:hAnsi="Times New Roman" w:cs="Times New Roman"/>
+          <w:sz w:val="24"/>
+        </w:rPr>
+      </w:pPr>
+      <w:r>
+        <w:rPr>
+          <w:rFonts w:ascii="Times New Roman" w:hAnsi="Times New Roman" w:cs="Times New Roman"/>
+          <w:sz w:val="24"/>
+        </w:rPr>
+        <w:t xml:space="preserve">Объявление интерфейса функций: </w:t>
+      </w:r>
+      <w:r>
+        <w:rPr>
+          <w:rFonts w:ascii="Times New Roman" w:hAnsi="Times New Roman" w:cs="Times New Roman"/>
+          <w:sz w:val="24"/>
+        </w:rPr>
+        <w:t>в</w:t>
+      </w:r>
+      <w:r>
+        <w:rPr>
+          <w:rFonts w:ascii="Times New Roman" w:hAnsi="Times New Roman" w:cs="Times New Roman"/>
+          <w:sz w:val="24"/>
+        </w:rPr>
+        <w:t xml:space="preserve"> файле перечислены прототипы всех функций библиотеки</w:t>
+      </w:r>
+      <w:r>
+        <w:rPr>
+          <w:rFonts w:ascii="Times New Roman" w:hAnsi="Times New Roman" w:cs="Times New Roman"/>
+          <w:sz w:val="24"/>
+        </w:rPr>
+        <w:t>, ч</w:t>
+      </w:r>
+      <w:r>
+        <w:rPr>
+          <w:rFonts w:ascii="Times New Roman" w:hAnsi="Times New Roman" w:cs="Times New Roman"/>
+          <w:sz w:val="24"/>
+        </w:rPr>
+        <w:t xml:space="preserve">то даёт компилятору информацию о типах аргументов </w:t>
+      </w:r>
+      <w:r>
+        <w:rPr>
+          <w:rFonts w:ascii="Times New Roman" w:hAnsi="Times New Roman" w:cs="Times New Roman"/>
+          <w:sz w:val="24"/>
+        </w:rPr>
+        <w:lastRenderedPageBreak/>
+        <w:t>и возвращаемых значениях ещё до того, как будет прочитан код самих функций.</w:t>
+      </w:r>
+    </w:p>
+    <w:p>
+      <w:pPr>
+        <w:pStyle w:val="a7"/>
+        <w:numPr>
+          <w:ilvl w:val="0"/>
+          <w:numId w:val="7"/>
+        </w:numPr>
+        <w:ind w:firstLine="709"/>
+        <w:jc w:val="both"/>
+        <w:rPr>
+          <w:rFonts w:ascii="Times New Roman" w:hAnsi="Times New Roman" w:cs="Times New Roman"/>
+          <w:sz w:val="24"/>
+        </w:rPr>
+      </w:pPr>
+      <w:r>
+        <w:rPr>
+          <w:rFonts w:ascii="Times New Roman" w:hAnsi="Times New Roman" w:cs="Times New Roman"/>
+          <w:sz w:val="24"/>
+        </w:rPr>
+        <w:t>Использование «стражей включения» (</w:t>
+      </w:r>
+      <w:proofErr w:type="spellStart"/>
+      <w:r>
+        <w:rPr>
+          <w:rFonts w:ascii="Times New Roman" w:hAnsi="Times New Roman" w:cs="Times New Roman"/>
+          <w:sz w:val="24"/>
+        </w:rPr>
+        <w:t>Include</w:t>
+      </w:r>
+      <w:proofErr w:type="spellEnd"/>
+      <w:r>
+        <w:rPr>
+          <w:rFonts w:ascii="Times New Roman" w:hAnsi="Times New Roman" w:cs="Times New Roman"/>
+          <w:sz w:val="24"/>
+        </w:rPr>
+        <w:t xml:space="preserve"> </w:t>
+      </w:r>
+      <w:proofErr w:type="spellStart"/>
+      <w:r>
+        <w:rPr>
+          <w:rFonts w:ascii="Times New Roman" w:hAnsi="Times New Roman" w:cs="Times New Roman"/>
+          <w:sz w:val="24"/>
+        </w:rPr>
+        <w:t>Guards</w:t>
+      </w:r>
+      <w:proofErr w:type="spellEnd"/>
+      <w:r>
+        <w:rPr>
+          <w:rFonts w:ascii="Times New Roman" w:hAnsi="Times New Roman" w:cs="Times New Roman"/>
+          <w:sz w:val="24"/>
+        </w:rPr>
+        <w:t>):</w:t>
+      </w:r>
+      <w:r>
+        <w:rPr>
+          <w:rFonts w:ascii="Times New Roman" w:hAnsi="Times New Roman" w:cs="Times New Roman"/>
+          <w:sz w:val="24"/>
+        </w:rPr>
+        <w:t xml:space="preserve"> </w:t>
+      </w:r>
+      <w:r>
+        <w:rPr>
+          <w:rFonts w:ascii="Times New Roman" w:hAnsi="Times New Roman" w:cs="Times New Roman"/>
+          <w:sz w:val="24"/>
+        </w:rPr>
+        <w:t>гарантирует, что содержимое библиотеки будет включено в проект ровно один раз, даже если файл .h вызывается из нескольких других модулей.</w:t>
+      </w:r>
+      <w:r>
+        <w:rPr>
+          <w:rFonts w:ascii="Times New Roman" w:hAnsi="Times New Roman" w:cs="Times New Roman"/>
+          <w:sz w:val="24"/>
+        </w:rPr>
+        <w:t xml:space="preserve"> Д</w:t>
+      </w:r>
+      <w:r>
+        <w:rPr>
+          <w:rFonts w:ascii="Times New Roman" w:hAnsi="Times New Roman" w:cs="Times New Roman"/>
+          <w:sz w:val="24"/>
+        </w:rPr>
+        <w:t>ля предотвращения ошибок повторного определения при сборке проекта использована препроцессорная директива</w:t>
+      </w:r>
+      <w:r>
+        <w:rPr>
+          <w:rFonts w:ascii="Times New Roman" w:hAnsi="Times New Roman" w:cs="Times New Roman"/>
+          <w:sz w:val="24"/>
+        </w:rPr>
+        <w:t>:</w:t>
+      </w:r>
+    </w:p>
+    <w:p>
+      <w:pPr>
+        <w:ind w:left="2127"/>
+        <w:jc w:val="both"/>
+        <w:rPr>
+          <w:rFonts w:ascii="Courier New" w:hAnsi="Courier New" w:cs="Courier New"/>
+          <w:lang w:val="en-US"/>
+        </w:rPr>
+      </w:pPr>
+      <w:r>
+        <w:rPr>
+          <w:rFonts w:ascii="Courier New" w:hAnsi="Courier New" w:cs="Courier New"/>
+          <w:lang w:val="en-US"/>
+        </w:rPr>
+        <w:t>#</w:t>
+      </w:r>
+      <w:proofErr w:type="spellStart"/>
+      <w:r>
+        <w:rPr>
+          <w:rFonts w:ascii="Courier New" w:hAnsi="Courier New" w:cs="Courier New"/>
+          <w:lang w:val="en-US"/>
+        </w:rPr>
+        <w:t>ifndef</w:t>
+      </w:r>
+      <w:proofErr w:type="spellEnd"/>
+      <w:r>
+        <w:rPr>
+          <w:rFonts w:ascii="Courier New" w:hAnsi="Courier New" w:cs="Courier New"/>
+          <w:lang w:val="en-US"/>
+        </w:rPr>
+        <w:t xml:space="preserve"> GAME_LIB_H</w:t>
+      </w:r>
+    </w:p>
+    <w:p>
+      <w:pPr>
+        <w:ind w:left="2127"/>
+        <w:jc w:val="both"/>
+        <w:rPr>
+          <w:rFonts w:ascii="Courier New" w:hAnsi="Courier New" w:cs="Courier New"/>
+          <w:lang w:val="en-US"/>
+        </w:rPr>
+      </w:pPr>
+      <w:r>
+        <w:rPr>
+          <w:rFonts w:ascii="Courier New" w:hAnsi="Courier New" w:cs="Courier New"/>
+          <w:lang w:val="en-US"/>
+        </w:rPr>
+        <w:t>#define GAME_LIB_H</w:t>
+      </w:r>
+    </w:p>
+    <w:p>
+      <w:pPr>
+        <w:ind w:left="2127"/>
+        <w:jc w:val="both"/>
+        <w:rPr>
+          <w:rFonts w:ascii="Courier New" w:hAnsi="Courier New" w:cs="Courier New"/>
+          <w:lang w:val="en-US"/>
+        </w:rPr>
+      </w:pPr>
+      <w:r>
+        <w:rPr>
+          <w:rFonts w:ascii="Courier New" w:hAnsi="Courier New" w:cs="Courier New"/>
+          <w:lang w:val="en-US"/>
+        </w:rPr>
+        <w:t>// ... содержимое файла ...</w:t>
+      </w:r>
+    </w:p>
+    <w:p>
+      <w:pPr>
+        <w:ind w:left="2127"/>
+        <w:jc w:val="both"/>
+        <w:rPr>
+          <w:rFonts w:ascii="Courier New" w:hAnsi="Courier New" w:cs="Courier New"/>
+          <w:lang w:val="en-US"/>
+        </w:rPr>
+      </w:pPr>
+      <w:r>
+        <w:rPr>
+          <w:rFonts w:ascii="Courier New" w:hAnsi="Courier New" w:cs="Courier New"/>
+          <w:lang w:val="en-US"/>
+        </w:rPr>
+        <w:t>#</w:t>
+      </w:r>
+      <w:proofErr w:type="spellStart"/>
+      <w:r>
+        <w:rPr>
+          <w:rFonts w:ascii="Courier New" w:hAnsi="Courier New" w:cs="Courier New"/>
+          <w:lang w:val="en-US"/>
+        </w:rPr>
+        <w:t>endif</w:t>
+      </w:r>
+      <w:proofErr w:type="spellEnd"/>
+    </w:p>
+    <w:p>
+      <w:pPr>
+        <w:ind w:firstLine="709"/>
+        <w:jc w:val="both"/>
+        <w:rPr>
+          <w:rFonts w:ascii="Times New Roman" w:hAnsi="Times New Roman" w:cs="Times New Roman"/>
+          <w:sz w:val="24"/>
+        </w:rPr>
+      </w:pPr>
+    </w:p>
+    <w:p>
+      <w:pPr>
         <w:spacing w:line="259" w:lineRule="auto"/>
         <w:rPr>
           <w:rFonts w:ascii="Times New Roman" w:hAnsi="Times New Roman" w:cs="Times New Roman"/>
@@ -2352,6 +4341,7 @@
           <w:sz w:val="28"/>
         </w:rPr>
       </w:pPr>
+      <w:bookmarkStart w:id="6" w:name="_Toc225782825"/>
       <w:r>
         <w:rPr>
           <w:rFonts w:ascii="Times New Roman" w:hAnsi="Times New Roman" w:cs="Times New Roman"/>
@@ -2378,6 +4368,7 @@
         </w:rPr>
         <w:t>game_lib</w:t>
       </w:r>
+      <w:bookmarkEnd w:id="6"/>
       <w:proofErr w:type="spellEnd"/>
     </w:p>
     <w:p>
@@ -2399,6 +4390,7 @@
           <w:color w:val="auto"/>
         </w:rPr>
       </w:pPr>
+      <w:bookmarkStart w:id="7" w:name="_Toc225782826"/>
       <w:r>
         <w:rPr>
           <w:rFonts w:ascii="Times New Roman" w:hAnsi="Times New Roman" w:cs="Times New Roman"/>
@@ -2413,6 +4405,7 @@
         </w:rPr>
         <w:t>.1. Управление динамической памятью</w:t>
       </w:r>
+      <w:bookmarkEnd w:id="7"/>
     </w:p>
     <w:p>
       <w:pPr>
@@ -2534,7 +4527,131 @@
           <w:rFonts w:ascii="Times New Roman" w:hAnsi="Times New Roman" w:cs="Times New Roman"/>
           <w:sz w:val="24"/>
         </w:rPr>
-        <w:t>).</w:t>
+        <w:t>)</w:t>
+      </w:r>
+      <w:r>
+        <w:rPr>
+          <w:rFonts w:ascii="Times New Roman" w:hAnsi="Times New Roman" w:cs="Times New Roman"/>
+          <w:sz w:val="24"/>
+        </w:rPr>
+        <w:t xml:space="preserve">, </w:t>
+      </w:r>
+      <w:r>
+        <w:rPr>
+          <w:rFonts w:ascii="Times New Roman" w:hAnsi="Times New Roman" w:cs="Times New Roman"/>
+          <w:sz w:val="24"/>
+        </w:rPr>
+        <w:t>таких как «</w:t>
+      </w:r>
+      <w:r>
+        <w:rPr>
+          <w:rFonts w:ascii="Times New Roman" w:hAnsi="Times New Roman" w:cs="Times New Roman"/>
+          <w:sz w:val="24"/>
+          <w:lang w:val="en-US"/>
+        </w:rPr>
+        <w:t>School</w:t>
+      </w:r>
+      <w:r>
+        <w:rPr>
+          <w:rFonts w:ascii="Times New Roman" w:hAnsi="Times New Roman" w:cs="Times New Roman"/>
+          <w:sz w:val="24"/>
+        </w:rPr>
+        <w:t>.</w:t>
+      </w:r>
+      <w:r>
+        <w:rPr>
+          <w:rFonts w:ascii="Times New Roman" w:hAnsi="Times New Roman" w:cs="Times New Roman"/>
+          <w:sz w:val="24"/>
+          <w:lang w:val="en-US"/>
+        </w:rPr>
+        <w:t>txt</w:t>
+      </w:r>
+      <w:r>
+        <w:rPr>
+          <w:rFonts w:ascii="Times New Roman" w:hAnsi="Times New Roman" w:cs="Times New Roman"/>
+          <w:sz w:val="24"/>
+        </w:rPr>
+        <w:t>»</w:t>
+      </w:r>
+      <w:r>
+        <w:rPr>
+          <w:rFonts w:ascii="Times New Roman" w:hAnsi="Times New Roman" w:cs="Times New Roman"/>
+          <w:sz w:val="24"/>
+        </w:rPr>
+        <w:t xml:space="preserve">, </w:t>
+      </w:r>
+      <w:r>
+        <w:rPr>
+          <w:rFonts w:ascii="Times New Roman" w:hAnsi="Times New Roman" w:cs="Times New Roman"/>
+          <w:sz w:val="24"/>
+        </w:rPr>
+        <w:t>«</w:t>
+      </w:r>
+      <w:r>
+        <w:rPr>
+          <w:rFonts w:ascii="Times New Roman" w:hAnsi="Times New Roman" w:cs="Times New Roman"/>
+          <w:sz w:val="24"/>
+          <w:lang w:val="en-US"/>
+        </w:rPr>
+        <w:t>Broken</w:t>
+      </w:r>
+      <w:r>
+        <w:rPr>
+          <w:rFonts w:ascii="Times New Roman" w:hAnsi="Times New Roman" w:cs="Times New Roman"/>
+          <w:sz w:val="24"/>
+        </w:rPr>
+        <w:t>_</w:t>
+      </w:r>
+      <w:r>
+        <w:rPr>
+          <w:rFonts w:ascii="Times New Roman" w:hAnsi="Times New Roman" w:cs="Times New Roman"/>
+          <w:sz w:val="24"/>
+          <w:lang w:val="en-US"/>
+        </w:rPr>
+        <w:t>heart</w:t>
+      </w:r>
+      <w:r>
+        <w:rPr>
+          <w:rFonts w:ascii="Times New Roman" w:hAnsi="Times New Roman" w:cs="Times New Roman"/>
+          <w:sz w:val="24"/>
+        </w:rPr>
+        <w:t>.</w:t>
+      </w:r>
+      <w:r>
+        <w:rPr>
+          <w:rFonts w:ascii="Times New Roman" w:hAnsi="Times New Roman" w:cs="Times New Roman"/>
+          <w:sz w:val="24"/>
+          <w:lang w:val="en-US"/>
+        </w:rPr>
+        <w:t>txt</w:t>
+      </w:r>
+      <w:r>
+        <w:rPr>
+          <w:rFonts w:ascii="Times New Roman" w:hAnsi="Times New Roman" w:cs="Times New Roman"/>
+          <w:sz w:val="24"/>
+        </w:rPr>
+        <w:t>»</w:t>
+      </w:r>
+      <w:r>
+        <w:rPr>
+          <w:rFonts w:ascii="Times New Roman" w:hAnsi="Times New Roman" w:cs="Times New Roman"/>
+          <w:sz w:val="24"/>
+        </w:rPr>
+        <w:t xml:space="preserve"> </w:t>
+      </w:r>
+      <w:r>
+        <w:rPr>
+          <w:rFonts w:ascii="Times New Roman" w:hAnsi="Times New Roman" w:cs="Times New Roman"/>
+          <w:sz w:val="24"/>
+        </w:rPr>
+        <w:t>и другие</w:t>
+      </w:r>
+      <w:r>
+        <w:rPr>
+          <w:rFonts w:ascii="Times New Roman" w:hAnsi="Times New Roman" w:cs="Times New Roman"/>
+          <w:sz w:val="24"/>
+        </w:rPr>
+        <w:t>.</w:t>
       </w:r>
     </w:p>
     <w:p>
@@ -2750,7 +4867,7 @@
                     <pic:cNvPicPr/>
                   </pic:nvPicPr>
                   <pic:blipFill>
-                    <a:blip r:embed="rId10"/>
+                    <a:blip r:embed="rId11"/>
                     <a:stretch>
                       <a:fillRect/>
                     </a:stretch>
@@ -2789,6 +4906,7 @@
           <w:color w:val="auto"/>
         </w:rPr>
       </w:pPr>
+      <w:bookmarkStart w:id="8" w:name="_Toc225782827"/>
       <w:r>
         <w:rPr>
           <w:rFonts w:ascii="Times New Roman" w:hAnsi="Times New Roman" w:cs="Times New Roman"/>
@@ -2804,6 +4922,7 @@
         </w:rPr>
         <w:t>.2. Система визуализации и ввода</w:t>
       </w:r>
+      <w:bookmarkEnd w:id="8"/>
     </w:p>
     <w:p>
       <w:pPr>
@@ -2878,61 +4997,12 @@
         <w:lastRenderedPageBreak/>
         <w:t>При вводе некорректного ответа, система напоминает пользователю допустимый диапазон и просит повторить попытку ввода.</w:t>
       </w:r>
-    </w:p>
-    <w:p>
-      <w:pPr>
-        <w:ind w:firstLine="709"/>
-        <w:jc w:val="both"/>
-        <w:rPr>
-          <w:rFonts w:ascii="Times New Roman" w:hAnsi="Times New Roman" w:cs="Times New Roman"/>
-          <w:sz w:val="24"/>
-        </w:rPr>
-      </w:pPr>
-      <w:r>
-        <w:rPr>
-          <w:rFonts w:ascii="Times New Roman" w:hAnsi="Times New Roman" w:cs="Times New Roman"/>
-          <w:sz w:val="24"/>
-        </w:rPr>
-        <w:t xml:space="preserve">Функция </w:t>
-      </w:r>
-      <w:proofErr w:type="spellStart"/>
-      <w:r>
-        <w:rPr>
-          <w:rFonts w:ascii="Times New Roman" w:hAnsi="Times New Roman" w:cs="Times New Roman"/>
-          <w:sz w:val="24"/>
-        </w:rPr>
-        <w:t>printTypewriter</w:t>
-      </w:r>
-      <w:proofErr w:type="spellEnd"/>
-      <w:r>
-        <w:rPr>
-          <w:rFonts w:ascii="Times New Roman" w:hAnsi="Times New Roman" w:cs="Times New Roman"/>
-          <w:sz w:val="24"/>
-        </w:rPr>
-        <w:t xml:space="preserve"> добавляет атмосферности, используя системные задержки (</w:t>
-      </w:r>
-      <w:proofErr w:type="spellStart"/>
-      <w:r>
-        <w:rPr>
-          <w:rFonts w:ascii="Times New Roman" w:hAnsi="Times New Roman" w:cs="Times New Roman"/>
-          <w:sz w:val="24"/>
-        </w:rPr>
-        <w:t>Sleep</w:t>
-      </w:r>
-      <w:proofErr w:type="spellEnd"/>
-      <w:r>
-        <w:rPr>
-          <w:rFonts w:ascii="Times New Roman" w:hAnsi="Times New Roman" w:cs="Times New Roman"/>
-          <w:sz w:val="24"/>
-        </w:rPr>
-        <w:t>), имитируя вывод текста на старых терминалах</w:t>
-      </w:r>
-      <w:r>
-        <w:rPr>
-          <w:rFonts w:ascii="Times New Roman" w:hAnsi="Times New Roman" w:cs="Times New Roman"/>
-          <w:sz w:val="24"/>
-        </w:rPr>
-        <w:t xml:space="preserve"> (то есть весь текст не выходит сразу, а как будто «печатается» в моменте).</w:t>
+      <w:r>
+        <w:rPr>
+          <w:rFonts w:ascii="Times New Roman" w:hAnsi="Times New Roman" w:cs="Times New Roman"/>
+          <w:sz w:val="24"/>
+        </w:rPr>
+        <w:t xml:space="preserve"> </w:t>
       </w:r>
     </w:p>
     <w:p>
@@ -2949,9 +5019,9 @@
           <w:sz w:val="24"/>
         </w:rPr>
         <w:drawing>
-          <wp:inline distT="0" distB="0" distL="0" distR="0" wp14:anchorId="41878C11" wp14:editId="2A79963E">
-            <wp:extent cx="5940425" cy="1595120"/>
-            <wp:effectExtent l="0" t="0" r="3175" b="5080"/>
+          <wp:inline distT="0" distB="0" distL="0" distR="0" wp14:anchorId="030F29F7" wp14:editId="0A5B9432">
+            <wp:extent cx="5940425" cy="1436370"/>
+            <wp:effectExtent l="0" t="0" r="3175" b="0"/>
             <wp:docPr id="4" name="Рисунок 4"/>
             <wp:cNvGraphicFramePr>
               <a:graphicFrameLocks xmlns:a="http://schemas.openxmlformats.org/drawingml/2006/main" noChangeAspect="1"/>
@@ -2964,14 +5034,14 @@
                     <pic:cNvPicPr/>
                   </pic:nvPicPr>
                   <pic:blipFill rotWithShape="1">
-                    <a:blip r:embed="rId11"/>
-                    <a:srcRect t="4195"/>
+                    <a:blip r:embed="rId12"/>
+                    <a:srcRect t="13729"/>
                     <a:stretch/>
                   </pic:blipFill>
                   <pic:spPr bwMode="auto">
                     <a:xfrm>
                       <a:off x="0" y="0"/>
-                      <a:ext cx="5940425" cy="1595120"/>
+                      <a:ext cx="5940425" cy="1436370"/>
                     </a:xfrm>
                     <a:prstGeom prst="rect">
                       <a:avLst/>
@@ -3006,6 +5076,62 @@
           <w:rFonts w:ascii="Times New Roman" w:hAnsi="Times New Roman" w:cs="Times New Roman"/>
           <w:sz w:val="24"/>
         </w:rPr>
+        <w:t xml:space="preserve">Функция </w:t>
+      </w:r>
+      <w:proofErr w:type="spellStart"/>
+      <w:r>
+        <w:rPr>
+          <w:rFonts w:ascii="Times New Roman" w:hAnsi="Times New Roman" w:cs="Times New Roman"/>
+          <w:sz w:val="24"/>
+        </w:rPr>
+        <w:t>printTypewriter</w:t>
+      </w:r>
+      <w:proofErr w:type="spellEnd"/>
+      <w:r>
+        <w:rPr>
+          <w:rFonts w:ascii="Times New Roman" w:hAnsi="Times New Roman" w:cs="Times New Roman"/>
+          <w:sz w:val="24"/>
+        </w:rPr>
+        <w:t xml:space="preserve"> добавляет атмосферности, используя системные задержки (</w:t>
+      </w:r>
+      <w:proofErr w:type="spellStart"/>
+      <w:r>
+        <w:rPr>
+          <w:rFonts w:ascii="Times New Roman" w:hAnsi="Times New Roman" w:cs="Times New Roman"/>
+          <w:sz w:val="24"/>
+        </w:rPr>
+        <w:t>Sleep</w:t>
+      </w:r>
+      <w:proofErr w:type="spellEnd"/>
+      <w:r>
+        <w:rPr>
+          <w:rFonts w:ascii="Times New Roman" w:hAnsi="Times New Roman" w:cs="Times New Roman"/>
+          <w:sz w:val="24"/>
+        </w:rPr>
+        <w:t>), имитируя вывод текста на старых терминалах</w:t>
+      </w:r>
+      <w:r>
+        <w:rPr>
+          <w:rFonts w:ascii="Times New Roman" w:hAnsi="Times New Roman" w:cs="Times New Roman"/>
+          <w:sz w:val="24"/>
+        </w:rPr>
+        <w:t xml:space="preserve"> (то есть весь текст не выходит сразу, а как будто «печатается» в моменте).</w:t>
+      </w:r>
+    </w:p>
+    <w:p>
+      <w:pPr>
+        <w:ind w:firstLine="709"/>
+        <w:jc w:val="both"/>
+        <w:rPr>
+          <w:rFonts w:ascii="Times New Roman" w:hAnsi="Times New Roman" w:cs="Times New Roman"/>
+          <w:sz w:val="24"/>
+        </w:rPr>
+      </w:pPr>
+      <w:r>
+        <w:rPr>
+          <w:rFonts w:ascii="Times New Roman" w:hAnsi="Times New Roman" w:cs="Times New Roman"/>
+          <w:sz w:val="24"/>
+        </w:rPr>
         <w:t xml:space="preserve">Визуализация при помощи </w:t>
       </w:r>
       <w:r>
@@ -3089,6 +5215,7 @@
           <w:sz w:val="28"/>
         </w:rPr>
       </w:pPr>
+      <w:bookmarkStart w:id="9" w:name="_Toc225782828"/>
       <w:r>
         <w:rPr>
           <w:rFonts w:ascii="Times New Roman" w:hAnsi="Times New Roman" w:cs="Times New Roman"/>
@@ -3115,7 +5242,936 @@
         </w:rPr>
         <w:t>main.c</w:t>
       </w:r>
+      <w:bookmarkEnd w:id="9"/>
       <w:proofErr w:type="spellEnd"/>
+    </w:p>
+    <w:p>
+      <w:pPr>
+        <w:ind w:firstLine="709"/>
+        <w:jc w:val="both"/>
+        <w:rPr>
+          <w:rFonts w:ascii="Times New Roman" w:hAnsi="Times New Roman" w:cs="Times New Roman"/>
+          <w:sz w:val="24"/>
+        </w:rPr>
+      </w:pPr>
+    </w:p>
+    <w:p>
+      <w:pPr>
+        <w:pStyle w:val="2"/>
+        <w:rPr>
+          <w:rFonts w:ascii="Times New Roman" w:hAnsi="Times New Roman" w:cs="Times New Roman"/>
+          <w:color w:val="auto"/>
+        </w:rPr>
+      </w:pPr>
+      <w:bookmarkStart w:id="10" w:name="_Toc225782829"/>
+      <w:r>
+        <w:rPr>
+          <w:rFonts w:ascii="Times New Roman" w:hAnsi="Times New Roman" w:cs="Times New Roman"/>
+          <w:color w:val="auto"/>
+        </w:rPr>
+        <w:t>5</w:t>
+      </w:r>
+      <w:r>
+        <w:rPr>
+          <w:rFonts w:ascii="Times New Roman" w:hAnsi="Times New Roman" w:cs="Times New Roman"/>
+          <w:color w:val="auto"/>
+        </w:rPr>
+        <w:t>.</w:t>
+      </w:r>
+      <w:r>
+        <w:rPr>
+          <w:rFonts w:ascii="Times New Roman" w:hAnsi="Times New Roman" w:cs="Times New Roman"/>
+          <w:color w:val="auto"/>
+        </w:rPr>
+        <w:t>1</w:t>
+      </w:r>
+      <w:r>
+        <w:rPr>
+          <w:rFonts w:ascii="Times New Roman" w:hAnsi="Times New Roman" w:cs="Times New Roman"/>
+          <w:color w:val="auto"/>
+        </w:rPr>
+        <w:t>. Механизм обработки состояния персонажа</w:t>
+      </w:r>
+      <w:bookmarkEnd w:id="10"/>
+    </w:p>
+    <w:p>
+      <w:pPr>
+        <w:ind w:firstLine="709"/>
+        <w:jc w:val="both"/>
+        <w:rPr>
+          <w:rFonts w:ascii="Times New Roman" w:hAnsi="Times New Roman" w:cs="Times New Roman"/>
+          <w:sz w:val="24"/>
+        </w:rPr>
+      </w:pPr>
+    </w:p>
+    <w:p>
+      <w:pPr>
+        <w:ind w:firstLine="709"/>
+        <w:jc w:val="both"/>
+        <w:rPr>
+          <w:rFonts w:ascii="Times New Roman" w:hAnsi="Times New Roman" w:cs="Times New Roman"/>
+          <w:sz w:val="24"/>
+        </w:rPr>
+      </w:pPr>
+      <w:r>
+        <w:rPr>
+          <w:rFonts w:ascii="Times New Roman" w:hAnsi="Times New Roman" w:cs="Times New Roman"/>
+          <w:sz w:val="24"/>
+        </w:rPr>
+        <w:t xml:space="preserve">Функция </w:t>
+      </w:r>
+      <w:proofErr w:type="spellStart"/>
+      <w:r>
+        <w:rPr>
+          <w:rFonts w:ascii="Times New Roman" w:hAnsi="Times New Roman" w:cs="Times New Roman"/>
+          <w:sz w:val="24"/>
+        </w:rPr>
+        <w:t>changeHealth</w:t>
+      </w:r>
+      <w:proofErr w:type="spellEnd"/>
+      <w:r>
+        <w:rPr>
+          <w:rFonts w:ascii="Times New Roman" w:hAnsi="Times New Roman" w:cs="Times New Roman"/>
+          <w:sz w:val="24"/>
+        </w:rPr>
+        <w:t xml:space="preserve"> является ключевым звеном контроля. Она не просто вычитает значение из переменной</w:t>
+      </w:r>
+      <w:r>
+        <w:rPr>
+          <w:rFonts w:ascii="Times New Roman" w:hAnsi="Times New Roman" w:cs="Times New Roman"/>
+          <w:sz w:val="24"/>
+        </w:rPr>
+        <w:t xml:space="preserve"> </w:t>
+      </w:r>
+      <w:r>
+        <w:rPr>
+          <w:rFonts w:ascii="Times New Roman" w:hAnsi="Times New Roman" w:cs="Times New Roman"/>
+          <w:sz w:val="24"/>
+        </w:rPr>
+        <w:t>здоровья</w:t>
+      </w:r>
+      <w:r>
+        <w:rPr>
+          <w:rFonts w:ascii="Times New Roman" w:hAnsi="Times New Roman" w:cs="Times New Roman"/>
+          <w:sz w:val="24"/>
+        </w:rPr>
+        <w:t xml:space="preserve">, но и производит проверку на «смерть» персонажа. Если здоровье падает до критической отметки, управление принудительно передаётся в </w:t>
+      </w:r>
+      <w:proofErr w:type="spellStart"/>
+      <w:r>
+        <w:rPr>
+          <w:rFonts w:ascii="Times New Roman" w:hAnsi="Times New Roman" w:cs="Times New Roman"/>
+          <w:sz w:val="24"/>
+        </w:rPr>
+        <w:t>scene_End</w:t>
+      </w:r>
+      <w:proofErr w:type="spellEnd"/>
+      <w:r>
+        <w:rPr>
+          <w:rFonts w:ascii="Times New Roman" w:hAnsi="Times New Roman" w:cs="Times New Roman"/>
+          <w:sz w:val="24"/>
+        </w:rPr>
+        <w:t xml:space="preserve">, после чего выполнение программы завершается через </w:t>
+      </w:r>
+      <w:proofErr w:type="spellStart"/>
+      <w:proofErr w:type="gramStart"/>
+      <w:r>
+        <w:rPr>
+          <w:rFonts w:ascii="Times New Roman" w:hAnsi="Times New Roman" w:cs="Times New Roman"/>
+          <w:sz w:val="24"/>
+        </w:rPr>
+        <w:t>exit</w:t>
+      </w:r>
+      <w:proofErr w:type="spellEnd"/>
+      <w:r>
+        <w:rPr>
+          <w:rFonts w:ascii="Times New Roman" w:hAnsi="Times New Roman" w:cs="Times New Roman"/>
+          <w:sz w:val="24"/>
+        </w:rPr>
+        <w:t>(</w:t>
+      </w:r>
+      <w:proofErr w:type="gramEnd"/>
+      <w:r>
+        <w:rPr>
+          <w:rFonts w:ascii="Times New Roman" w:hAnsi="Times New Roman" w:cs="Times New Roman"/>
+          <w:sz w:val="24"/>
+        </w:rPr>
+        <w:t>0).</w:t>
+      </w:r>
+    </w:p>
+    <w:p>
+      <w:pPr>
+        <w:ind w:firstLine="709"/>
+        <w:jc w:val="both"/>
+        <w:rPr>
+          <w:rFonts w:ascii="Times New Roman" w:hAnsi="Times New Roman" w:cs="Times New Roman"/>
+          <w:sz w:val="24"/>
+        </w:rPr>
+      </w:pPr>
+    </w:p>
+    <w:p>
+      <w:pPr>
+        <w:pStyle w:val="2"/>
+        <w:rPr>
+          <w:rFonts w:ascii="Times New Roman" w:hAnsi="Times New Roman" w:cs="Times New Roman"/>
+          <w:color w:val="auto"/>
+        </w:rPr>
+      </w:pPr>
+      <w:bookmarkStart w:id="11" w:name="_Toc225782830"/>
+      <w:r>
+        <w:rPr>
+          <w:rFonts w:ascii="Times New Roman" w:hAnsi="Times New Roman" w:cs="Times New Roman"/>
+          <w:color w:val="auto"/>
+        </w:rPr>
+        <w:t>5.</w:t>
+      </w:r>
+      <w:r>
+        <w:rPr>
+          <w:rFonts w:ascii="Times New Roman" w:hAnsi="Times New Roman" w:cs="Times New Roman"/>
+          <w:color w:val="auto"/>
+        </w:rPr>
+        <w:t>2</w:t>
+      </w:r>
+      <w:r>
+        <w:rPr>
+          <w:rFonts w:ascii="Times New Roman" w:hAnsi="Times New Roman" w:cs="Times New Roman"/>
+          <w:color w:val="auto"/>
+        </w:rPr>
+        <w:t xml:space="preserve">. </w:t>
+      </w:r>
+      <w:r>
+        <w:rPr>
+          <w:rFonts w:ascii="Times New Roman" w:hAnsi="Times New Roman" w:cs="Times New Roman"/>
+          <w:color w:val="auto"/>
+        </w:rPr>
+        <w:t>Функции этапов игры</w:t>
+      </w:r>
+      <w:bookmarkEnd w:id="11"/>
+    </w:p>
+    <w:p>
+      <w:pPr>
+        <w:ind w:firstLine="709"/>
+        <w:jc w:val="both"/>
+        <w:rPr>
+          <w:rFonts w:ascii="Times New Roman" w:hAnsi="Times New Roman" w:cs="Times New Roman"/>
+          <w:sz w:val="24"/>
+        </w:rPr>
+      </w:pPr>
+    </w:p>
+    <w:p>
+      <w:pPr>
+        <w:ind w:firstLine="709"/>
+        <w:jc w:val="both"/>
+        <w:rPr>
+          <w:rFonts w:ascii="Times New Roman" w:hAnsi="Times New Roman" w:cs="Times New Roman"/>
+          <w:sz w:val="24"/>
+        </w:rPr>
+      </w:pPr>
+      <w:r>
+        <w:rPr>
+          <w:rFonts w:ascii="Times New Roman" w:hAnsi="Times New Roman" w:cs="Times New Roman"/>
+          <w:sz w:val="24"/>
+        </w:rPr>
+        <w:t xml:space="preserve">Всего для реализации </w:t>
+      </w:r>
+      <w:r>
+        <w:rPr>
+          <w:rFonts w:ascii="Times New Roman" w:hAnsi="Times New Roman" w:cs="Times New Roman"/>
+          <w:sz w:val="24"/>
+        </w:rPr>
+        <w:t xml:space="preserve">логики игры было создано </w:t>
+      </w:r>
+      <w:r>
+        <w:rPr>
+          <w:rFonts w:ascii="Times New Roman" w:hAnsi="Times New Roman" w:cs="Times New Roman"/>
+          <w:sz w:val="24"/>
+        </w:rPr>
+        <w:t>6</w:t>
+      </w:r>
+      <w:r>
+        <w:rPr>
+          <w:rFonts w:ascii="Times New Roman" w:hAnsi="Times New Roman" w:cs="Times New Roman"/>
+          <w:sz w:val="24"/>
+        </w:rPr>
+        <w:t xml:space="preserve"> функций:</w:t>
+      </w:r>
+    </w:p>
+    <w:p>
+      <w:pPr>
+        <w:pStyle w:val="a7"/>
+        <w:numPr>
+          <w:ilvl w:val="0"/>
+          <w:numId w:val="5"/>
+        </w:numPr>
+        <w:jc w:val="both"/>
+        <w:rPr>
+          <w:rFonts w:ascii="Times New Roman" w:hAnsi="Times New Roman" w:cs="Times New Roman"/>
+          <w:sz w:val="24"/>
+        </w:rPr>
+      </w:pPr>
+      <w:proofErr w:type="spellStart"/>
+      <w:r>
+        <w:rPr>
+          <w:rFonts w:ascii="Times New Roman" w:hAnsi="Times New Roman" w:cs="Times New Roman"/>
+          <w:sz w:val="24"/>
+        </w:rPr>
+        <w:t>one_question</w:t>
+      </w:r>
+      <w:proofErr w:type="spellEnd"/>
+      <w:r>
+        <w:rPr>
+          <w:rFonts w:ascii="Times New Roman" w:hAnsi="Times New Roman" w:cs="Times New Roman"/>
+          <w:sz w:val="24"/>
+        </w:rPr>
+        <w:t xml:space="preserve"> – </w:t>
+      </w:r>
+      <w:r>
+        <w:rPr>
+          <w:rFonts w:ascii="Times New Roman" w:hAnsi="Times New Roman" w:cs="Times New Roman"/>
+          <w:sz w:val="24"/>
+        </w:rPr>
+        <w:t>стартовая сцена с базовой информацией от системы и одним вопросом к ней.</w:t>
+      </w:r>
+    </w:p>
+    <w:p>
+      <w:pPr>
+        <w:pStyle w:val="a7"/>
+        <w:numPr>
+          <w:ilvl w:val="0"/>
+          <w:numId w:val="5"/>
+        </w:numPr>
+        <w:jc w:val="both"/>
+        <w:rPr>
+          <w:rFonts w:ascii="Times New Roman" w:hAnsi="Times New Roman" w:cs="Times New Roman"/>
+          <w:sz w:val="24"/>
+        </w:rPr>
+      </w:pPr>
+      <w:r>
+        <w:rPr>
+          <w:rFonts w:ascii="Times New Roman" w:hAnsi="Times New Roman" w:cs="Times New Roman"/>
+          <w:sz w:val="24"/>
+          <w:lang w:val="en-US"/>
+        </w:rPr>
+        <w:t>scene</w:t>
+      </w:r>
+      <w:r>
+        <w:rPr>
+          <w:rFonts w:ascii="Times New Roman" w:hAnsi="Times New Roman" w:cs="Times New Roman"/>
+          <w:sz w:val="24"/>
+        </w:rPr>
+        <w:t>_</w:t>
+      </w:r>
+      <w:r>
+        <w:rPr>
+          <w:rFonts w:ascii="Times New Roman" w:hAnsi="Times New Roman" w:cs="Times New Roman"/>
+          <w:sz w:val="24"/>
+          <w:lang w:val="en-US"/>
+        </w:rPr>
+        <w:t>School</w:t>
+      </w:r>
+      <w:r>
+        <w:rPr>
+          <w:rFonts w:ascii="Times New Roman" w:hAnsi="Times New Roman" w:cs="Times New Roman"/>
+          <w:sz w:val="24"/>
+        </w:rPr>
+        <w:t xml:space="preserve"> – начальная сцена Школа.</w:t>
+      </w:r>
+    </w:p>
+    <w:p>
+      <w:pPr>
+        <w:pStyle w:val="a7"/>
+        <w:numPr>
+          <w:ilvl w:val="0"/>
+          <w:numId w:val="5"/>
+        </w:numPr>
+        <w:jc w:val="both"/>
+        <w:rPr>
+          <w:rFonts w:ascii="Times New Roman" w:hAnsi="Times New Roman" w:cs="Times New Roman"/>
+          <w:sz w:val="24"/>
+        </w:rPr>
+      </w:pPr>
+      <w:r>
+        <w:rPr>
+          <w:rFonts w:ascii="Times New Roman" w:hAnsi="Times New Roman" w:cs="Times New Roman"/>
+          <w:sz w:val="24"/>
+          <w:lang w:val="en-US"/>
+        </w:rPr>
+        <w:t>scene</w:t>
+      </w:r>
+      <w:r>
+        <w:rPr>
+          <w:rFonts w:ascii="Times New Roman" w:hAnsi="Times New Roman" w:cs="Times New Roman"/>
+          <w:sz w:val="24"/>
+        </w:rPr>
+        <w:t>_</w:t>
+      </w:r>
+      <w:r>
+        <w:rPr>
+          <w:rFonts w:ascii="Times New Roman" w:hAnsi="Times New Roman" w:cs="Times New Roman"/>
+          <w:sz w:val="24"/>
+          <w:lang w:val="en-US"/>
+        </w:rPr>
+        <w:t>Lunch</w:t>
+      </w:r>
+      <w:r>
+        <w:rPr>
+          <w:rFonts w:ascii="Times New Roman" w:hAnsi="Times New Roman" w:cs="Times New Roman"/>
+          <w:sz w:val="24"/>
+        </w:rPr>
+        <w:t xml:space="preserve"> – сцена обеденного перерыва.</w:t>
+      </w:r>
+    </w:p>
+    <w:p>
+      <w:pPr>
+        <w:pStyle w:val="a7"/>
+        <w:numPr>
+          <w:ilvl w:val="0"/>
+          <w:numId w:val="5"/>
+        </w:numPr>
+        <w:jc w:val="both"/>
+        <w:rPr>
+          <w:rFonts w:ascii="Times New Roman" w:hAnsi="Times New Roman" w:cs="Times New Roman"/>
+          <w:sz w:val="24"/>
+        </w:rPr>
+      </w:pPr>
+      <w:r>
+        <w:rPr>
+          <w:rFonts w:ascii="Times New Roman" w:hAnsi="Times New Roman" w:cs="Times New Roman"/>
+          <w:sz w:val="24"/>
+          <w:lang w:val="en-US"/>
+        </w:rPr>
+        <w:t>scene</w:t>
+      </w:r>
+      <w:r>
+        <w:rPr>
+          <w:rFonts w:ascii="Times New Roman" w:hAnsi="Times New Roman" w:cs="Times New Roman"/>
+          <w:sz w:val="24"/>
+        </w:rPr>
+        <w:t>_</w:t>
+      </w:r>
+      <w:r>
+        <w:rPr>
+          <w:rFonts w:ascii="Times New Roman" w:hAnsi="Times New Roman" w:cs="Times New Roman"/>
+          <w:sz w:val="24"/>
+          <w:lang w:val="en-US"/>
+        </w:rPr>
+        <w:t>Park</w:t>
+      </w:r>
+      <w:r>
+        <w:rPr>
+          <w:rFonts w:ascii="Times New Roman" w:hAnsi="Times New Roman" w:cs="Times New Roman"/>
+          <w:sz w:val="24"/>
+        </w:rPr>
+        <w:t xml:space="preserve"> – сцена в парке.</w:t>
+      </w:r>
+    </w:p>
+    <w:p>
+      <w:pPr>
+        <w:pStyle w:val="a7"/>
+        <w:numPr>
+          <w:ilvl w:val="0"/>
+          <w:numId w:val="5"/>
+        </w:numPr>
+        <w:jc w:val="both"/>
+        <w:rPr>
+          <w:rFonts w:ascii="Times New Roman" w:hAnsi="Times New Roman" w:cs="Times New Roman"/>
+          <w:sz w:val="24"/>
+        </w:rPr>
+      </w:pPr>
+      <w:r>
+        <w:rPr>
+          <w:rFonts w:ascii="Times New Roman" w:hAnsi="Times New Roman" w:cs="Times New Roman"/>
+          <w:sz w:val="24"/>
+          <w:lang w:val="en-US"/>
+        </w:rPr>
+        <w:t>scene</w:t>
+      </w:r>
+      <w:r>
+        <w:rPr>
+          <w:rFonts w:ascii="Times New Roman" w:hAnsi="Times New Roman" w:cs="Times New Roman"/>
+          <w:sz w:val="24"/>
+        </w:rPr>
+        <w:t>_</w:t>
+      </w:r>
+      <w:r>
+        <w:rPr>
+          <w:rFonts w:ascii="Times New Roman" w:hAnsi="Times New Roman" w:cs="Times New Roman"/>
+          <w:sz w:val="24"/>
+          <w:lang w:val="en-US"/>
+        </w:rPr>
+        <w:t>End</w:t>
+      </w:r>
+      <w:r>
+        <w:rPr>
+          <w:rFonts w:ascii="Times New Roman" w:hAnsi="Times New Roman" w:cs="Times New Roman"/>
+          <w:sz w:val="24"/>
+        </w:rPr>
+        <w:t xml:space="preserve"> – финальная сцена после пробуждения.</w:t>
+      </w:r>
+    </w:p>
+    <w:p>
+      <w:pPr>
+        <w:pStyle w:val="a7"/>
+        <w:numPr>
+          <w:ilvl w:val="0"/>
+          <w:numId w:val="5"/>
+        </w:numPr>
+        <w:jc w:val="both"/>
+        <w:rPr>
+          <w:rFonts w:ascii="Times New Roman" w:hAnsi="Times New Roman" w:cs="Times New Roman"/>
+          <w:sz w:val="24"/>
+        </w:rPr>
+      </w:pPr>
+      <w:r>
+        <w:rPr>
+          <w:rFonts w:ascii="Times New Roman" w:hAnsi="Times New Roman" w:cs="Times New Roman"/>
+          <w:sz w:val="24"/>
+          <w:lang w:val="en-US"/>
+        </w:rPr>
+        <w:t>f</w:t>
+      </w:r>
+      <w:r>
+        <w:rPr>
+          <w:rFonts w:ascii="Times New Roman" w:hAnsi="Times New Roman" w:cs="Times New Roman"/>
+          <w:sz w:val="24"/>
+          <w:lang w:val="en-US"/>
+        </w:rPr>
+        <w:t>inal</w:t>
+      </w:r>
+      <w:r>
+        <w:rPr>
+          <w:rFonts w:ascii="Times New Roman" w:hAnsi="Times New Roman" w:cs="Times New Roman"/>
+          <w:sz w:val="24"/>
+        </w:rPr>
+        <w:t xml:space="preserve"> – функция, определяющая концовку, на которую вышел игрок.</w:t>
+      </w:r>
+    </w:p>
+    <w:p>
+      <w:pPr>
+        <w:ind w:firstLine="709"/>
+        <w:jc w:val="both"/>
+        <w:rPr>
+          <w:rFonts w:ascii="Times New Roman" w:hAnsi="Times New Roman" w:cs="Times New Roman"/>
+          <w:sz w:val="24"/>
+        </w:rPr>
+      </w:pPr>
+      <w:r>
+        <w:rPr>
+          <w:rFonts w:ascii="Times New Roman" w:hAnsi="Times New Roman" w:cs="Times New Roman"/>
+          <w:sz w:val="24"/>
+        </w:rPr>
+        <w:t>Дополнительно существует ф</w:t>
+      </w:r>
+      <w:r>
+        <w:rPr>
+          <w:rFonts w:ascii="Times New Roman" w:hAnsi="Times New Roman" w:cs="Times New Roman"/>
+          <w:sz w:val="24"/>
+        </w:rPr>
+        <w:t xml:space="preserve">ункция </w:t>
+      </w:r>
+      <w:proofErr w:type="spellStart"/>
+      <w:r>
+        <w:rPr>
+          <w:rFonts w:ascii="Times New Roman" w:hAnsi="Times New Roman" w:cs="Times New Roman"/>
+          <w:sz w:val="24"/>
+        </w:rPr>
+        <w:t>changeHealth</w:t>
+      </w:r>
+      <w:proofErr w:type="spellEnd"/>
+      <w:r>
+        <w:rPr>
+          <w:rFonts w:ascii="Times New Roman" w:hAnsi="Times New Roman" w:cs="Times New Roman"/>
+          <w:sz w:val="24"/>
+        </w:rPr>
+        <w:t>, она</w:t>
+      </w:r>
+      <w:r>
+        <w:rPr>
+          <w:rFonts w:ascii="Times New Roman" w:hAnsi="Times New Roman" w:cs="Times New Roman"/>
+          <w:sz w:val="24"/>
+        </w:rPr>
+        <w:t xml:space="preserve"> является ключевым звеном контроля. Она не просто вычитает значение из переменной</w:t>
+      </w:r>
+      <w:r>
+        <w:rPr>
+          <w:rFonts w:ascii="Times New Roman" w:hAnsi="Times New Roman" w:cs="Times New Roman"/>
+          <w:sz w:val="24"/>
+        </w:rPr>
+        <w:t xml:space="preserve"> </w:t>
+      </w:r>
+      <w:r>
+        <w:rPr>
+          <w:rFonts w:ascii="Times New Roman" w:hAnsi="Times New Roman" w:cs="Times New Roman"/>
+          <w:sz w:val="24"/>
+        </w:rPr>
+        <w:t>здоровья</w:t>
+      </w:r>
+      <w:r>
+        <w:rPr>
+          <w:rFonts w:ascii="Times New Roman" w:hAnsi="Times New Roman" w:cs="Times New Roman"/>
+          <w:sz w:val="24"/>
+        </w:rPr>
+        <w:t xml:space="preserve">, но и производит проверку на «смерть» персонажа. Если здоровье падает до критической отметки, управление принудительно передаётся в </w:t>
+      </w:r>
+      <w:proofErr w:type="spellStart"/>
+      <w:r>
+        <w:rPr>
+          <w:rFonts w:ascii="Times New Roman" w:hAnsi="Times New Roman" w:cs="Times New Roman"/>
+          <w:sz w:val="24"/>
+        </w:rPr>
+        <w:t>scene_End</w:t>
+      </w:r>
+      <w:proofErr w:type="spellEnd"/>
+      <w:r>
+        <w:rPr>
+          <w:rFonts w:ascii="Times New Roman" w:hAnsi="Times New Roman" w:cs="Times New Roman"/>
+          <w:sz w:val="24"/>
+        </w:rPr>
+        <w:t xml:space="preserve">, после чего выполнение программы завершается через </w:t>
+      </w:r>
+      <w:proofErr w:type="spellStart"/>
+      <w:proofErr w:type="gramStart"/>
+      <w:r>
+        <w:rPr>
+          <w:rFonts w:ascii="Times New Roman" w:hAnsi="Times New Roman" w:cs="Times New Roman"/>
+          <w:sz w:val="24"/>
+        </w:rPr>
+        <w:t>exit</w:t>
+      </w:r>
+      <w:proofErr w:type="spellEnd"/>
+      <w:r>
+        <w:rPr>
+          <w:rFonts w:ascii="Times New Roman" w:hAnsi="Times New Roman" w:cs="Times New Roman"/>
+          <w:sz w:val="24"/>
+        </w:rPr>
+        <w:t>(</w:t>
+      </w:r>
+      <w:proofErr w:type="gramEnd"/>
+      <w:r>
+        <w:rPr>
+          <w:rFonts w:ascii="Times New Roman" w:hAnsi="Times New Roman" w:cs="Times New Roman"/>
+          <w:sz w:val="24"/>
+        </w:rPr>
+        <w:t>0).</w:t>
+      </w:r>
+    </w:p>
+    <w:p>
+      <w:pPr>
+        <w:ind w:firstLine="709"/>
+        <w:jc w:val="both"/>
+        <w:rPr>
+          <w:rFonts w:ascii="Times New Roman" w:hAnsi="Times New Roman" w:cs="Times New Roman"/>
+          <w:sz w:val="24"/>
+        </w:rPr>
+      </w:pPr>
+    </w:p>
+    <w:p>
+      <w:pPr>
+        <w:spacing w:line="259" w:lineRule="auto"/>
+        <w:rPr>
+          <w:rFonts w:ascii="Times New Roman" w:hAnsi="Times New Roman" w:cs="Times New Roman"/>
+          <w:sz w:val="24"/>
+        </w:rPr>
+      </w:pPr>
+      <w:r>
+        <w:rPr>
+          <w:rFonts w:ascii="Times New Roman" w:hAnsi="Times New Roman" w:cs="Times New Roman"/>
+          <w:sz w:val="24"/>
+        </w:rPr>
+        <w:br w:type="page"/>
+      </w:r>
+    </w:p>
+    <w:p>
+      <w:pPr>
+        <w:pStyle w:val="1"/>
+        <w:jc w:val="center"/>
+        <w:rPr>
+          <w:rFonts w:ascii="Times New Roman" w:hAnsi="Times New Roman" w:cs="Times New Roman"/>
+          <w:color w:val="auto"/>
+          <w:sz w:val="28"/>
+        </w:rPr>
+      </w:pPr>
+      <w:bookmarkStart w:id="12" w:name="_Toc225782831"/>
+      <w:r>
+        <w:rPr>
+          <w:rFonts w:ascii="Times New Roman" w:hAnsi="Times New Roman" w:cs="Times New Roman"/>
+          <w:color w:val="auto"/>
+          <w:sz w:val="28"/>
+        </w:rPr>
+        <w:lastRenderedPageBreak/>
+        <w:t>6</w:t>
+      </w:r>
+      <w:r>
+        <w:rPr>
+          <w:rFonts w:ascii="Times New Roman" w:hAnsi="Times New Roman" w:cs="Times New Roman"/>
+          <w:color w:val="auto"/>
+          <w:sz w:val="28"/>
+        </w:rPr>
+        <w:t>. Технические особенности и решение проблем</w:t>
+      </w:r>
+      <w:bookmarkEnd w:id="12"/>
+    </w:p>
+    <w:p>
+      <w:pPr>
+        <w:ind w:firstLine="709"/>
+        <w:jc w:val="both"/>
+        <w:rPr>
+          <w:rFonts w:ascii="Times New Roman" w:hAnsi="Times New Roman" w:cs="Times New Roman"/>
+          <w:sz w:val="24"/>
+        </w:rPr>
+      </w:pPr>
+    </w:p>
+    <w:p>
+      <w:pPr>
+        <w:pStyle w:val="2"/>
+        <w:rPr>
+          <w:rFonts w:ascii="Times New Roman" w:hAnsi="Times New Roman" w:cs="Times New Roman"/>
+          <w:color w:val="auto"/>
+        </w:rPr>
+      </w:pPr>
+      <w:bookmarkStart w:id="13" w:name="_Toc225782832"/>
+      <w:r>
+        <w:rPr>
+          <w:rFonts w:ascii="Times New Roman" w:hAnsi="Times New Roman" w:cs="Times New Roman"/>
+          <w:color w:val="auto"/>
+        </w:rPr>
+        <w:t>6</w:t>
+      </w:r>
+      <w:r>
+        <w:rPr>
+          <w:rFonts w:ascii="Times New Roman" w:hAnsi="Times New Roman" w:cs="Times New Roman"/>
+          <w:color w:val="auto"/>
+        </w:rPr>
+        <w:t>.1. Работа с кодировками и цветом</w:t>
+      </w:r>
+      <w:bookmarkEnd w:id="13"/>
+    </w:p>
+    <w:p>
+      <w:pPr>
+        <w:ind w:firstLine="709"/>
+        <w:jc w:val="both"/>
+        <w:rPr>
+          <w:rFonts w:ascii="Times New Roman" w:hAnsi="Times New Roman" w:cs="Times New Roman"/>
+          <w:sz w:val="24"/>
+        </w:rPr>
+      </w:pPr>
+    </w:p>
+    <w:p>
+      <w:pPr>
+        <w:ind w:firstLine="709"/>
+        <w:jc w:val="both"/>
+        <w:rPr>
+          <w:rFonts w:ascii="Times New Roman" w:hAnsi="Times New Roman" w:cs="Times New Roman"/>
+          <w:sz w:val="24"/>
+        </w:rPr>
+      </w:pPr>
+      <w:r>
+        <w:rPr>
+          <w:rFonts w:ascii="Times New Roman" w:hAnsi="Times New Roman" w:cs="Times New Roman"/>
+          <w:sz w:val="24"/>
+        </w:rPr>
+        <w:t xml:space="preserve">Одной из главных трудностей при разработке </w:t>
+      </w:r>
+      <w:proofErr w:type="gramStart"/>
+      <w:r>
+        <w:rPr>
+          <w:rFonts w:ascii="Times New Roman" w:hAnsi="Times New Roman" w:cs="Times New Roman"/>
+          <w:sz w:val="24"/>
+        </w:rPr>
+        <w:t>на С</w:t>
+      </w:r>
+      <w:proofErr w:type="gramEnd"/>
+      <w:r>
+        <w:rPr>
+          <w:rFonts w:ascii="Times New Roman" w:hAnsi="Times New Roman" w:cs="Times New Roman"/>
+          <w:sz w:val="24"/>
+        </w:rPr>
+        <w:t xml:space="preserve"> под </w:t>
+      </w:r>
+      <w:proofErr w:type="spellStart"/>
+      <w:r>
+        <w:rPr>
+          <w:rFonts w:ascii="Times New Roman" w:hAnsi="Times New Roman" w:cs="Times New Roman"/>
+          <w:sz w:val="24"/>
+        </w:rPr>
+        <w:t>Windows</w:t>
+      </w:r>
+      <w:proofErr w:type="spellEnd"/>
+      <w:r>
+        <w:rPr>
+          <w:rFonts w:ascii="Times New Roman" w:hAnsi="Times New Roman" w:cs="Times New Roman"/>
+          <w:sz w:val="24"/>
+        </w:rPr>
+        <w:t xml:space="preserve"> является корректное отображение UTF-8. В проекте эта проблема решена через комбинацию:</w:t>
+      </w:r>
+    </w:p>
+    <w:p>
+      <w:pPr>
+        <w:pStyle w:val="a7"/>
+        <w:numPr>
+          <w:ilvl w:val="0"/>
+          <w:numId w:val="6"/>
+        </w:numPr>
+        <w:jc w:val="both"/>
+        <w:rPr>
+          <w:rFonts w:ascii="Times New Roman" w:hAnsi="Times New Roman" w:cs="Times New Roman"/>
+          <w:sz w:val="24"/>
+          <w:lang w:val="en-US"/>
+        </w:rPr>
+      </w:pPr>
+      <w:proofErr w:type="spellStart"/>
+      <w:proofErr w:type="gramStart"/>
+      <w:r>
+        <w:rPr>
+          <w:rFonts w:ascii="Times New Roman" w:hAnsi="Times New Roman" w:cs="Times New Roman"/>
+          <w:sz w:val="24"/>
+          <w:lang w:val="en-US"/>
+        </w:rPr>
+        <w:t>setlocale</w:t>
+      </w:r>
+      <w:proofErr w:type="spellEnd"/>
+      <w:r>
+        <w:rPr>
+          <w:rFonts w:ascii="Times New Roman" w:hAnsi="Times New Roman" w:cs="Times New Roman"/>
+          <w:sz w:val="24"/>
+          <w:lang w:val="en-US"/>
+        </w:rPr>
+        <w:t>(</w:t>
+      </w:r>
+      <w:proofErr w:type="gramEnd"/>
+      <w:r>
+        <w:rPr>
+          <w:rFonts w:ascii="Times New Roman" w:hAnsi="Times New Roman" w:cs="Times New Roman"/>
+          <w:sz w:val="24"/>
+          <w:lang w:val="en-US"/>
+        </w:rPr>
+        <w:t>LC_ALL, ".65001");</w:t>
+      </w:r>
+    </w:p>
+    <w:p>
+      <w:pPr>
+        <w:pStyle w:val="a7"/>
+        <w:numPr>
+          <w:ilvl w:val="0"/>
+          <w:numId w:val="6"/>
+        </w:numPr>
+        <w:jc w:val="both"/>
+        <w:rPr>
+          <w:rFonts w:ascii="Times New Roman" w:hAnsi="Times New Roman" w:cs="Times New Roman"/>
+          <w:sz w:val="24"/>
+          <w:lang w:val="en-US"/>
+        </w:rPr>
+      </w:pPr>
+      <w:proofErr w:type="spellStart"/>
+      <w:proofErr w:type="gramStart"/>
+      <w:r>
+        <w:rPr>
+          <w:rFonts w:ascii="Times New Roman" w:hAnsi="Times New Roman" w:cs="Times New Roman"/>
+          <w:sz w:val="24"/>
+          <w:lang w:val="en-US"/>
+        </w:rPr>
+        <w:t>SetConsoleCP</w:t>
+      </w:r>
+      <w:proofErr w:type="spellEnd"/>
+      <w:r>
+        <w:rPr>
+          <w:rFonts w:ascii="Times New Roman" w:hAnsi="Times New Roman" w:cs="Times New Roman"/>
+          <w:sz w:val="24"/>
+          <w:lang w:val="en-US"/>
+        </w:rPr>
+        <w:t>(</w:t>
+      </w:r>
+      <w:proofErr w:type="gramEnd"/>
+      <w:r>
+        <w:rPr>
+          <w:rFonts w:ascii="Times New Roman" w:hAnsi="Times New Roman" w:cs="Times New Roman"/>
+          <w:sz w:val="24"/>
+          <w:lang w:val="en-US"/>
+        </w:rPr>
+        <w:t xml:space="preserve">65001) </w:t>
+      </w:r>
+      <w:r>
+        <w:rPr>
+          <w:rFonts w:ascii="Times New Roman" w:hAnsi="Times New Roman" w:cs="Times New Roman"/>
+          <w:sz w:val="24"/>
+        </w:rPr>
+        <w:t>и</w:t>
+      </w:r>
+      <w:r>
+        <w:rPr>
+          <w:rFonts w:ascii="Times New Roman" w:hAnsi="Times New Roman" w:cs="Times New Roman"/>
+          <w:sz w:val="24"/>
+          <w:lang w:val="en-US"/>
+        </w:rPr>
+        <w:t xml:space="preserve"> </w:t>
+      </w:r>
+      <w:proofErr w:type="spellStart"/>
+      <w:r>
+        <w:rPr>
+          <w:rFonts w:ascii="Times New Roman" w:hAnsi="Times New Roman" w:cs="Times New Roman"/>
+          <w:sz w:val="24"/>
+          <w:lang w:val="en-US"/>
+        </w:rPr>
+        <w:t>SetConsoleOutputCP</w:t>
+      </w:r>
+      <w:proofErr w:type="spellEnd"/>
+      <w:r>
+        <w:rPr>
+          <w:rFonts w:ascii="Times New Roman" w:hAnsi="Times New Roman" w:cs="Times New Roman"/>
+          <w:sz w:val="24"/>
+          <w:lang w:val="en-US"/>
+        </w:rPr>
+        <w:t>(65001).</w:t>
+      </w:r>
+    </w:p>
+    <w:p>
+      <w:pPr>
+        <w:ind w:firstLine="709"/>
+        <w:jc w:val="both"/>
+        <w:rPr>
+          <w:rFonts w:ascii="Times New Roman" w:hAnsi="Times New Roman" w:cs="Times New Roman"/>
+          <w:sz w:val="24"/>
+        </w:rPr>
+      </w:pPr>
+      <w:r>
+        <w:rPr>
+          <w:rFonts w:ascii="Times New Roman" w:hAnsi="Times New Roman" w:cs="Times New Roman"/>
+          <w:sz w:val="24"/>
+        </w:rPr>
+        <w:t xml:space="preserve">Для поддержки цветов использована функция </w:t>
+      </w:r>
+      <w:proofErr w:type="spellStart"/>
+      <w:r>
+        <w:rPr>
+          <w:rFonts w:ascii="Times New Roman" w:hAnsi="Times New Roman" w:cs="Times New Roman"/>
+          <w:sz w:val="24"/>
+        </w:rPr>
+        <w:t>enableColors</w:t>
+      </w:r>
+      <w:proofErr w:type="spellEnd"/>
+      <w:r>
+        <w:rPr>
+          <w:rFonts w:ascii="Times New Roman" w:hAnsi="Times New Roman" w:cs="Times New Roman"/>
+          <w:sz w:val="24"/>
+        </w:rPr>
+        <w:t xml:space="preserve">, которая через </w:t>
+      </w:r>
+      <w:proofErr w:type="spellStart"/>
+      <w:r>
+        <w:rPr>
+          <w:rFonts w:ascii="Times New Roman" w:hAnsi="Times New Roman" w:cs="Times New Roman"/>
+          <w:sz w:val="24"/>
+        </w:rPr>
+        <w:t>SetConsoleMode</w:t>
+      </w:r>
+      <w:proofErr w:type="spellEnd"/>
+      <w:r>
+        <w:rPr>
+          <w:rFonts w:ascii="Times New Roman" w:hAnsi="Times New Roman" w:cs="Times New Roman"/>
+          <w:sz w:val="24"/>
+        </w:rPr>
+        <w:t xml:space="preserve"> активирует обработку ANSI-последовательностей, что делает интерфейс современным и читаемым.</w:t>
+      </w:r>
     </w:p>
     <w:p>
       <w:pPr>
@@ -3136,13 +6192,14 @@
           <w:lang w:val="en-US"/>
         </w:rPr>
       </w:pPr>
+      <w:bookmarkStart w:id="14" w:name="_Toc225782833"/>
       <w:r>
         <w:rPr>
           <w:rFonts w:ascii="Times New Roman" w:hAnsi="Times New Roman" w:cs="Times New Roman"/>
           <w:color w:val="auto"/>
           <w:lang w:val="en-US"/>
         </w:rPr>
-        <w:t>5</w:t>
+        <w:t>6</w:t>
       </w:r>
       <w:r>
         <w:rPr>
@@ -3150,23 +6207,1104 @@
           <w:color w:val="auto"/>
           <w:lang w:val="en-US"/>
         </w:rPr>
+        <w:t>.2. Безопасность работы с указателями</w:t>
+      </w:r>
+      <w:bookmarkEnd w:id="14"/>
+    </w:p>
+    <w:p>
+      <w:pPr>
+        <w:ind w:firstLine="709"/>
+        <w:jc w:val="both"/>
+        <w:rPr>
+          <w:rFonts w:ascii="Times New Roman" w:hAnsi="Times New Roman" w:cs="Times New Roman"/>
+          <w:sz w:val="24"/>
+        </w:rPr>
+      </w:pPr>
+    </w:p>
+    <w:p>
+      <w:pPr>
+        <w:ind w:firstLine="709"/>
+        <w:jc w:val="both"/>
+        <w:rPr>
+          <w:rFonts w:ascii="Times New Roman" w:hAnsi="Times New Roman" w:cs="Times New Roman"/>
+          <w:sz w:val="24"/>
+        </w:rPr>
+      </w:pPr>
+      <w:r>
+        <w:rPr>
+          <w:rFonts w:ascii="Times New Roman" w:hAnsi="Times New Roman" w:cs="Times New Roman"/>
+          <w:sz w:val="24"/>
+        </w:rPr>
+        <w:t xml:space="preserve">Во всех функциях реализована проверка указателей на NULL. При освобождении памяти в </w:t>
+      </w:r>
+      <w:proofErr w:type="spellStart"/>
+      <w:r>
+        <w:rPr>
+          <w:rFonts w:ascii="Times New Roman" w:hAnsi="Times New Roman" w:cs="Times New Roman"/>
+          <w:sz w:val="24"/>
+        </w:rPr>
+        <w:t>freePlayer</w:t>
+      </w:r>
+      <w:proofErr w:type="spellEnd"/>
+      <w:r>
+        <w:rPr>
+          <w:rFonts w:ascii="Times New Roman" w:hAnsi="Times New Roman" w:cs="Times New Roman"/>
+          <w:sz w:val="24"/>
+        </w:rPr>
+        <w:t xml:space="preserve"> указатели </w:t>
+      </w:r>
+      <w:proofErr w:type="spellStart"/>
+      <w:r>
+        <w:rPr>
+          <w:rFonts w:ascii="Times New Roman" w:hAnsi="Times New Roman" w:cs="Times New Roman"/>
+          <w:sz w:val="24"/>
+        </w:rPr>
+        <w:t>зануляются</w:t>
+      </w:r>
+      <w:proofErr w:type="spellEnd"/>
+      <w:r>
+        <w:rPr>
+          <w:rFonts w:ascii="Times New Roman" w:hAnsi="Times New Roman" w:cs="Times New Roman"/>
+          <w:sz w:val="24"/>
+        </w:rPr>
+        <w:t>, что предотвращает появление «висячих» ссылок и повторное освобождение памяти (</w:t>
+      </w:r>
+      <w:proofErr w:type="spellStart"/>
+      <w:r>
+        <w:rPr>
+          <w:rFonts w:ascii="Times New Roman" w:hAnsi="Times New Roman" w:cs="Times New Roman"/>
+          <w:sz w:val="24"/>
+        </w:rPr>
+        <w:t>double</w:t>
+      </w:r>
+      <w:proofErr w:type="spellEnd"/>
+      <w:r>
+        <w:rPr>
+          <w:rFonts w:ascii="Times New Roman" w:hAnsi="Times New Roman" w:cs="Times New Roman"/>
+          <w:sz w:val="24"/>
+        </w:rPr>
+        <w:t xml:space="preserve"> </w:t>
+      </w:r>
+      <w:proofErr w:type="spellStart"/>
+      <w:r>
+        <w:rPr>
+          <w:rFonts w:ascii="Times New Roman" w:hAnsi="Times New Roman" w:cs="Times New Roman"/>
+          <w:sz w:val="24"/>
+        </w:rPr>
+        <w:t>free</w:t>
+      </w:r>
+      <w:proofErr w:type="spellEnd"/>
+      <w:r>
+        <w:rPr>
+          <w:rFonts w:ascii="Times New Roman" w:hAnsi="Times New Roman" w:cs="Times New Roman"/>
+          <w:sz w:val="24"/>
+        </w:rPr>
+        <w:t>).</w:t>
+      </w:r>
+    </w:p>
+    <w:p>
+      <w:pPr>
+        <w:ind w:firstLine="709"/>
+        <w:jc w:val="both"/>
+        <w:rPr>
+          <w:rFonts w:ascii="Times New Roman" w:hAnsi="Times New Roman" w:cs="Times New Roman"/>
+          <w:sz w:val="24"/>
+        </w:rPr>
+      </w:pPr>
+    </w:p>
+    <w:p>
+      <w:pPr>
+        <w:spacing w:line="259" w:lineRule="auto"/>
+        <w:rPr>
+          <w:rFonts w:ascii="Times New Roman" w:hAnsi="Times New Roman" w:cs="Times New Roman"/>
+          <w:sz w:val="24"/>
+        </w:rPr>
+      </w:pPr>
+      <w:r>
+        <w:rPr>
+          <w:rFonts w:ascii="Times New Roman" w:hAnsi="Times New Roman" w:cs="Times New Roman"/>
+          <w:sz w:val="24"/>
+        </w:rPr>
+        <w:br w:type="page"/>
+      </w:r>
+    </w:p>
+    <w:p>
+      <w:pPr>
+        <w:pStyle w:val="1"/>
+        <w:jc w:val="center"/>
+        <w:rPr>
+          <w:rFonts w:ascii="Times New Roman" w:hAnsi="Times New Roman" w:cs="Times New Roman"/>
+          <w:color w:val="auto"/>
+          <w:sz w:val="28"/>
+        </w:rPr>
+      </w:pPr>
+      <w:bookmarkStart w:id="15" w:name="_Toc225782834"/>
+      <w:r>
+        <w:rPr>
+          <w:rFonts w:ascii="Times New Roman" w:hAnsi="Times New Roman" w:cs="Times New Roman"/>
+          <w:color w:val="auto"/>
+          <w:sz w:val="28"/>
+          <w:lang w:val="en-US"/>
+        </w:rPr>
+        <w:lastRenderedPageBreak/>
+        <w:t>7</w:t>
+      </w:r>
+      <w:r>
+        <w:rPr>
+          <w:rFonts w:ascii="Times New Roman" w:hAnsi="Times New Roman" w:cs="Times New Roman"/>
+          <w:color w:val="auto"/>
+          <w:sz w:val="28"/>
+        </w:rPr>
+        <w:t>. Тестирование и верификация</w:t>
+      </w:r>
+      <w:bookmarkEnd w:id="15"/>
+    </w:p>
+    <w:p>
+      <w:pPr>
+        <w:ind w:firstLine="709"/>
+        <w:jc w:val="both"/>
+        <w:rPr>
+          <w:rFonts w:ascii="Times New Roman" w:hAnsi="Times New Roman" w:cs="Times New Roman"/>
+          <w:sz w:val="24"/>
+        </w:rPr>
+      </w:pPr>
+    </w:p>
+    <w:p>
+      <w:pPr>
+        <w:ind w:firstLine="709"/>
+        <w:jc w:val="both"/>
+        <w:rPr>
+          <w:rFonts w:ascii="Times New Roman" w:hAnsi="Times New Roman" w:cs="Times New Roman"/>
+          <w:sz w:val="24"/>
+        </w:rPr>
+      </w:pPr>
+    </w:p>
+    <w:p>
+      <w:pPr>
+        <w:ind w:firstLine="709"/>
+        <w:jc w:val="both"/>
+        <w:rPr>
+          <w:rFonts w:ascii="Times New Roman" w:hAnsi="Times New Roman" w:cs="Times New Roman"/>
+          <w:sz w:val="24"/>
+        </w:rPr>
+      </w:pPr>
+      <w:r>
+        <w:rPr>
+          <w:rFonts w:ascii="Times New Roman" w:hAnsi="Times New Roman" w:cs="Times New Roman"/>
+          <w:sz w:val="24"/>
+        </w:rPr>
+        <w:t>В ходе тестирования были проверены следующие сценарии:</w:t>
+      </w:r>
+    </w:p>
+    <w:p>
+      <w:pPr>
+        <w:ind w:firstLine="709"/>
+        <w:jc w:val="both"/>
+        <w:rPr>
+          <w:rFonts w:ascii="Times New Roman" w:hAnsi="Times New Roman" w:cs="Times New Roman"/>
+          <w:sz w:val="24"/>
+        </w:rPr>
+      </w:pPr>
+      <w:r>
+        <w:rPr>
+          <w:rFonts w:ascii="Times New Roman" w:hAnsi="Times New Roman" w:cs="Times New Roman"/>
+          <w:sz w:val="24"/>
+        </w:rPr>
+        <w:t xml:space="preserve">1. </w:t>
+      </w:r>
+      <w:r>
+        <w:rPr>
+          <w:rFonts w:ascii="Times New Roman" w:hAnsi="Times New Roman" w:cs="Times New Roman"/>
+          <w:sz w:val="24"/>
+        </w:rPr>
+        <w:t>Выигрышный</w:t>
+      </w:r>
+      <w:r>
+        <w:rPr>
+          <w:rFonts w:ascii="Times New Roman" w:hAnsi="Times New Roman" w:cs="Times New Roman"/>
+          <w:sz w:val="24"/>
+        </w:rPr>
+        <w:t xml:space="preserve"> сценарий: </w:t>
+      </w:r>
+      <w:r>
+        <w:rPr>
+          <w:rFonts w:ascii="Times New Roman" w:hAnsi="Times New Roman" w:cs="Times New Roman"/>
+          <w:sz w:val="24"/>
+        </w:rPr>
+        <w:t>и</w:t>
+      </w:r>
+      <w:r>
+        <w:rPr>
+          <w:rFonts w:ascii="Times New Roman" w:hAnsi="Times New Roman" w:cs="Times New Roman"/>
+          <w:sz w:val="24"/>
+        </w:rPr>
+        <w:t>грок даёт только верные ответы. Результат: переход в секретную концовку с сохранённым именем «</w:t>
+      </w:r>
+      <w:proofErr w:type="spellStart"/>
+      <w:r>
+        <w:rPr>
+          <w:rFonts w:ascii="Times New Roman" w:hAnsi="Times New Roman" w:cs="Times New Roman"/>
+          <w:sz w:val="24"/>
+        </w:rPr>
+        <w:t>Cleo</w:t>
+      </w:r>
+      <w:proofErr w:type="spellEnd"/>
+      <w:r>
+        <w:rPr>
+          <w:rFonts w:ascii="Times New Roman" w:hAnsi="Times New Roman" w:cs="Times New Roman"/>
+          <w:sz w:val="24"/>
+        </w:rPr>
+        <w:t>».</w:t>
+      </w:r>
+      <w:r>
+        <w:rPr>
+          <w:rFonts w:ascii="Times New Roman" w:hAnsi="Times New Roman" w:cs="Times New Roman"/>
+          <w:sz w:val="24"/>
+        </w:rPr>
+        <w:t xml:space="preserve"> </w:t>
+      </w:r>
+    </w:p>
+    <w:p>
+      <w:pPr>
+        <w:jc w:val="both"/>
+        <w:rPr>
+          <w:rFonts w:ascii="Times New Roman" w:hAnsi="Times New Roman" w:cs="Times New Roman"/>
+          <w:sz w:val="24"/>
+        </w:rPr>
+      </w:pPr>
+      <w:r>
+        <w:rPr>
+          <w:rFonts w:ascii="Times New Roman" w:hAnsi="Times New Roman" w:cs="Times New Roman"/>
+          <w:sz w:val="24"/>
+        </w:rPr>
+        <w:drawing>
+          <wp:inline distT="0" distB="0" distL="0" distR="0" wp14:anchorId="78D5F401" wp14:editId="1C0EA658">
+            <wp:extent cx="5940425" cy="1416050"/>
+            <wp:effectExtent l="0" t="0" r="3175" b="0"/>
+            <wp:docPr id="11" name="Рисунок 11"/>
+            <wp:cNvGraphicFramePr>
+              <a:graphicFrameLocks xmlns:a="http://schemas.openxmlformats.org/drawingml/2006/main" noChangeAspect="1"/>
+            </wp:cNvGraphicFramePr>
+            <a:graphic xmlns:a="http://schemas.openxmlformats.org/drawingml/2006/main">
+              <a:graphicData uri="http://schemas.openxmlformats.org/drawingml/2006/picture">
+                <pic:pic xmlns:pic="http://schemas.openxmlformats.org/drawingml/2006/picture">
+                  <pic:nvPicPr>
+                    <pic:cNvPr id="1" name=""/>
+                    <pic:cNvPicPr/>
+                  </pic:nvPicPr>
+                  <pic:blipFill>
+                    <a:blip r:embed="rId13"/>
+                    <a:stretch>
+                      <a:fillRect/>
+                    </a:stretch>
+                  </pic:blipFill>
+                  <pic:spPr>
+                    <a:xfrm>
+                      <a:off x="0" y="0"/>
+                      <a:ext cx="5940425" cy="1416050"/>
+                    </a:xfrm>
+                    <a:prstGeom prst="rect">
+                      <a:avLst/>
+                    </a:prstGeom>
+                  </pic:spPr>
+                </pic:pic>
+              </a:graphicData>
+            </a:graphic>
+          </wp:inline>
+        </w:drawing>
+      </w:r>
+    </w:p>
+    <w:p>
+      <w:pPr>
+        <w:ind w:firstLine="709"/>
+        <w:jc w:val="both"/>
+        <w:rPr>
+          <w:rFonts w:ascii="Times New Roman" w:hAnsi="Times New Roman" w:cs="Times New Roman"/>
+          <w:sz w:val="24"/>
+        </w:rPr>
+      </w:pPr>
+      <w:r>
+        <w:rPr>
+          <w:rFonts w:ascii="Times New Roman" w:hAnsi="Times New Roman" w:cs="Times New Roman"/>
+          <w:sz w:val="24"/>
+        </w:rPr>
+        <w:t xml:space="preserve">2. Положительный сценарий: количество </w:t>
+      </w:r>
+      <w:r>
+        <w:rPr>
+          <w:rFonts w:ascii="Times New Roman" w:hAnsi="Times New Roman" w:cs="Times New Roman"/>
+          <w:sz w:val="24"/>
+          <w:lang w:val="en-US"/>
+        </w:rPr>
+        <w:t>Hearts</w:t>
+      </w:r>
+      <w:r>
+        <w:rPr>
+          <w:rFonts w:ascii="Times New Roman" w:hAnsi="Times New Roman" w:cs="Times New Roman"/>
+          <w:sz w:val="24"/>
+        </w:rPr>
+        <w:t xml:space="preserve"> </w:t>
+      </w:r>
+      <w:r>
+        <w:rPr>
+          <w:rFonts w:ascii="Times New Roman" w:hAnsi="Times New Roman" w:cs="Times New Roman"/>
+          <w:sz w:val="24"/>
+        </w:rPr>
+        <w:t>от 5 до 10,</w:t>
+      </w:r>
+      <w:r>
+        <w:rPr>
+          <w:rFonts w:ascii="Times New Roman" w:hAnsi="Times New Roman" w:cs="Times New Roman"/>
+          <w:sz w:val="24"/>
+        </w:rPr>
+        <w:t xml:space="preserve"> </w:t>
+      </w:r>
+      <w:r>
+        <w:rPr>
+          <w:rFonts w:ascii="Times New Roman" w:hAnsi="Times New Roman" w:cs="Times New Roman"/>
+          <w:sz w:val="24"/>
+        </w:rPr>
+        <w:t xml:space="preserve">есть высокий шанс выйти на «хорошую» концовку, нажав последний вариант ответа в последнем выборе (при таком раскладе он будет казаться игроку наиболее логичным). </w:t>
+      </w:r>
+      <w:proofErr w:type="gramStart"/>
+      <w:r>
+        <w:rPr>
+          <w:rFonts w:ascii="Times New Roman" w:hAnsi="Times New Roman" w:cs="Times New Roman"/>
+          <w:sz w:val="24"/>
+        </w:rPr>
+        <w:t>По своему</w:t>
+      </w:r>
+      <w:proofErr w:type="gramEnd"/>
+      <w:r>
+        <w:rPr>
+          <w:rFonts w:ascii="Times New Roman" w:hAnsi="Times New Roman" w:cs="Times New Roman"/>
+          <w:sz w:val="24"/>
+        </w:rPr>
+        <w:t xml:space="preserve"> желаю игрок может ответить иначе (в том числе уйти в «плохую» концовку).</w:t>
+      </w:r>
+    </w:p>
+    <w:p>
+      <w:pPr>
+        <w:jc w:val="both"/>
+        <w:rPr>
+          <w:rFonts w:ascii="Times New Roman" w:hAnsi="Times New Roman" w:cs="Times New Roman"/>
+          <w:sz w:val="24"/>
+        </w:rPr>
+      </w:pPr>
+      <w:r>
+        <w:rPr>
+          <w:rFonts w:ascii="Times New Roman" w:hAnsi="Times New Roman" w:cs="Times New Roman"/>
+          <w:sz w:val="24"/>
+        </w:rPr>
+        <w:drawing>
+          <wp:inline distT="0" distB="0" distL="0" distR="0" wp14:anchorId="6EAC1B84" wp14:editId="1DEA782C">
+            <wp:extent cx="5940425" cy="1712595"/>
+            <wp:effectExtent l="0" t="0" r="3175" b="1905"/>
+            <wp:docPr id="10" name="Рисунок 10"/>
+            <wp:cNvGraphicFramePr>
+              <a:graphicFrameLocks xmlns:a="http://schemas.openxmlformats.org/drawingml/2006/main" noChangeAspect="1"/>
+            </wp:cNvGraphicFramePr>
+            <a:graphic xmlns:a="http://schemas.openxmlformats.org/drawingml/2006/main">
+              <a:graphicData uri="http://schemas.openxmlformats.org/drawingml/2006/picture">
+                <pic:pic xmlns:pic="http://schemas.openxmlformats.org/drawingml/2006/picture">
+                  <pic:nvPicPr>
+                    <pic:cNvPr id="1" name=""/>
+                    <pic:cNvPicPr/>
+                  </pic:nvPicPr>
+                  <pic:blipFill>
+                    <a:blip r:embed="rId14"/>
+                    <a:stretch>
+                      <a:fillRect/>
+                    </a:stretch>
+                  </pic:blipFill>
+                  <pic:spPr>
+                    <a:xfrm>
+                      <a:off x="0" y="0"/>
+                      <a:ext cx="5940425" cy="1712595"/>
+                    </a:xfrm>
+                    <a:prstGeom prst="rect">
+                      <a:avLst/>
+                    </a:prstGeom>
+                  </pic:spPr>
+                </pic:pic>
+              </a:graphicData>
+            </a:graphic>
+          </wp:inline>
+        </w:drawing>
+      </w:r>
+    </w:p>
+    <w:p>
+      <w:pPr>
+        <w:ind w:firstLine="709"/>
+        <w:jc w:val="both"/>
+        <w:rPr>
+          <w:rFonts w:ascii="Times New Roman" w:hAnsi="Times New Roman" w:cs="Times New Roman"/>
+          <w:sz w:val="24"/>
+        </w:rPr>
+      </w:pPr>
+      <w:r>
+        <w:rPr>
+          <w:rFonts w:ascii="Times New Roman" w:hAnsi="Times New Roman" w:cs="Times New Roman"/>
+          <w:sz w:val="24"/>
+        </w:rPr>
+        <w:t>3</w:t>
+      </w:r>
+      <w:r>
+        <w:rPr>
+          <w:rFonts w:ascii="Times New Roman" w:hAnsi="Times New Roman" w:cs="Times New Roman"/>
+          <w:sz w:val="24"/>
+        </w:rPr>
+        <w:t xml:space="preserve">. </w:t>
+      </w:r>
+      <w:r>
+        <w:rPr>
+          <w:rFonts w:ascii="Times New Roman" w:hAnsi="Times New Roman" w:cs="Times New Roman"/>
+          <w:sz w:val="24"/>
+        </w:rPr>
+        <w:t xml:space="preserve">Отрицательный сценарий: </w:t>
+      </w:r>
+      <w:r>
+        <w:rPr>
+          <w:rFonts w:ascii="Times New Roman" w:hAnsi="Times New Roman" w:cs="Times New Roman"/>
+          <w:sz w:val="24"/>
+        </w:rPr>
+        <w:t>и</w:t>
+      </w:r>
+      <w:r>
+        <w:rPr>
+          <w:rFonts w:ascii="Times New Roman" w:hAnsi="Times New Roman" w:cs="Times New Roman"/>
+          <w:sz w:val="24"/>
+        </w:rPr>
+        <w:t xml:space="preserve">грок </w:t>
+      </w:r>
+      <w:r>
+        <w:rPr>
+          <w:rFonts w:ascii="Times New Roman" w:hAnsi="Times New Roman" w:cs="Times New Roman"/>
+          <w:sz w:val="24"/>
+        </w:rPr>
+        <w:t xml:space="preserve">много </w:t>
+      </w:r>
+      <w:r>
+        <w:rPr>
+          <w:rFonts w:ascii="Times New Roman" w:hAnsi="Times New Roman" w:cs="Times New Roman"/>
+          <w:sz w:val="24"/>
+        </w:rPr>
+        <w:t>ошибается. Результат: при достижении 0 сердец мгновенно вызывается сцена проигрыша, память очищается, программа закрывается.</w:t>
+      </w:r>
+      <w:r>
+        <w:rPr>
+          <w:rFonts w:ascii="Times New Roman" w:hAnsi="Times New Roman" w:cs="Times New Roman"/>
+          <w:sz w:val="24"/>
+        </w:rPr>
+        <w:t xml:space="preserve"> </w:t>
+      </w:r>
+    </w:p>
+    <w:p>
+      <w:pPr>
+        <w:jc w:val="both"/>
+        <w:rPr>
+          <w:rFonts w:ascii="Times New Roman" w:hAnsi="Times New Roman" w:cs="Times New Roman"/>
+          <w:sz w:val="24"/>
+        </w:rPr>
+      </w:pPr>
+      <w:r>
+        <w:rPr>
+          <w:rFonts w:ascii="Times New Roman" w:hAnsi="Times New Roman" w:cs="Times New Roman"/>
+          <w:sz w:val="24"/>
+        </w:rPr>
+        <w:drawing>
+          <wp:inline distT="0" distB="0" distL="0" distR="0" wp14:anchorId="7E3E362F" wp14:editId="7B568F08">
+            <wp:extent cx="3422650" cy="2590281"/>
+            <wp:effectExtent l="0" t="0" r="6350" b="635"/>
+            <wp:docPr id="7" name="Рисунок 7"/>
+            <wp:cNvGraphicFramePr>
+              <a:graphicFrameLocks xmlns:a="http://schemas.openxmlformats.org/drawingml/2006/main" noChangeAspect="1"/>
+            </wp:cNvGraphicFramePr>
+            <a:graphic xmlns:a="http://schemas.openxmlformats.org/drawingml/2006/main">
+              <a:graphicData uri="http://schemas.openxmlformats.org/drawingml/2006/picture">
+                <pic:pic xmlns:pic="http://schemas.openxmlformats.org/drawingml/2006/picture">
+                  <pic:nvPicPr>
+                    <pic:cNvPr id="1" name=""/>
+                    <pic:cNvPicPr/>
+                  </pic:nvPicPr>
+                  <pic:blipFill>
+                    <a:blip r:embed="rId15"/>
+                    <a:stretch>
+                      <a:fillRect/>
+                    </a:stretch>
+                  </pic:blipFill>
+                  <pic:spPr>
+                    <a:xfrm>
+                      <a:off x="0" y="0"/>
+                      <a:ext cx="3451180" cy="2611873"/>
+                    </a:xfrm>
+                    <a:prstGeom prst="rect">
+                      <a:avLst/>
+                    </a:prstGeom>
+                  </pic:spPr>
+                </pic:pic>
+              </a:graphicData>
+            </a:graphic>
+          </wp:inline>
+        </w:drawing>
+      </w:r>
+    </w:p>
+    <w:p>
+      <w:pPr>
+        <w:jc w:val="both"/>
+        <w:rPr>
+          <w:rFonts w:ascii="Times New Roman" w:hAnsi="Times New Roman" w:cs="Times New Roman"/>
+          <w:sz w:val="24"/>
+        </w:rPr>
+      </w:pPr>
+      <w:r>
+        <w:rPr>
+          <w:rFonts w:ascii="Times New Roman" w:hAnsi="Times New Roman" w:cs="Times New Roman"/>
+          <w:sz w:val="24"/>
+        </w:rPr>
+        <w:lastRenderedPageBreak/>
+        <w:drawing>
+          <wp:inline distT="0" distB="0" distL="0" distR="0" wp14:anchorId="06D039A2" wp14:editId="77898777">
+            <wp:extent cx="5940425" cy="436245"/>
+            <wp:effectExtent l="0" t="0" r="3175" b="1905"/>
+            <wp:docPr id="8" name="Рисунок 8"/>
+            <wp:cNvGraphicFramePr>
+              <a:graphicFrameLocks xmlns:a="http://schemas.openxmlformats.org/drawingml/2006/main" noChangeAspect="1"/>
+            </wp:cNvGraphicFramePr>
+            <a:graphic xmlns:a="http://schemas.openxmlformats.org/drawingml/2006/main">
+              <a:graphicData uri="http://schemas.openxmlformats.org/drawingml/2006/picture">
+                <pic:pic xmlns:pic="http://schemas.openxmlformats.org/drawingml/2006/picture">
+                  <pic:nvPicPr>
+                    <pic:cNvPr id="1" name=""/>
+                    <pic:cNvPicPr/>
+                  </pic:nvPicPr>
+                  <pic:blipFill>
+                    <a:blip r:embed="rId16"/>
+                    <a:stretch>
+                      <a:fillRect/>
+                    </a:stretch>
+                  </pic:blipFill>
+                  <pic:spPr>
+                    <a:xfrm>
+                      <a:off x="0" y="0"/>
+                      <a:ext cx="5940425" cy="436245"/>
+                    </a:xfrm>
+                    <a:prstGeom prst="rect">
+                      <a:avLst/>
+                    </a:prstGeom>
+                  </pic:spPr>
+                </pic:pic>
+              </a:graphicData>
+            </a:graphic>
+          </wp:inline>
+        </w:drawing>
+      </w:r>
+    </w:p>
+    <w:p>
+      <w:pPr>
+        <w:ind w:firstLine="709"/>
+        <w:jc w:val="both"/>
+        <w:rPr>
+          <w:rFonts w:ascii="Times New Roman" w:hAnsi="Times New Roman" w:cs="Times New Roman"/>
+          <w:sz w:val="24"/>
+        </w:rPr>
+      </w:pPr>
+      <w:r>
+        <w:rPr>
+          <w:rFonts w:ascii="Times New Roman" w:hAnsi="Times New Roman" w:cs="Times New Roman"/>
+          <w:sz w:val="24"/>
+        </w:rPr>
+        <w:t>4</w:t>
+      </w:r>
+      <w:r>
+        <w:rPr>
+          <w:rFonts w:ascii="Times New Roman" w:hAnsi="Times New Roman" w:cs="Times New Roman"/>
+          <w:sz w:val="24"/>
+        </w:rPr>
+        <w:t xml:space="preserve">. Сценарий «Недостаточности </w:t>
+      </w:r>
+      <w:r>
+        <w:rPr>
+          <w:rFonts w:ascii="Times New Roman" w:hAnsi="Times New Roman" w:cs="Times New Roman"/>
+          <w:sz w:val="24"/>
+          <w:lang w:val="en-US"/>
+        </w:rPr>
+        <w:t>Hearts</w:t>
+      </w:r>
+      <w:r>
+        <w:rPr>
+          <w:rFonts w:ascii="Times New Roman" w:hAnsi="Times New Roman" w:cs="Times New Roman"/>
+          <w:sz w:val="24"/>
+        </w:rPr>
+        <w:t xml:space="preserve">»: </w:t>
+      </w:r>
+      <w:r>
+        <w:rPr>
+          <w:rFonts w:ascii="Times New Roman" w:hAnsi="Times New Roman" w:cs="Times New Roman"/>
+          <w:sz w:val="24"/>
+        </w:rPr>
+        <w:t xml:space="preserve">если в конце прохождения у игрока оказывается меньше 5 </w:t>
+      </w:r>
+      <w:r>
+        <w:rPr>
+          <w:rFonts w:ascii="Times New Roman" w:hAnsi="Times New Roman" w:cs="Times New Roman"/>
+          <w:sz w:val="24"/>
+          <w:lang w:val="en-US"/>
+        </w:rPr>
+        <w:t>Hearts</w:t>
+      </w:r>
+      <w:r>
+        <w:rPr>
+          <w:rFonts w:ascii="Times New Roman" w:hAnsi="Times New Roman" w:cs="Times New Roman"/>
+          <w:sz w:val="24"/>
+        </w:rPr>
+        <w:t xml:space="preserve"> </w:t>
+      </w:r>
+      <w:r>
+        <w:rPr>
+          <w:rFonts w:ascii="Times New Roman" w:hAnsi="Times New Roman" w:cs="Times New Roman"/>
+          <w:sz w:val="24"/>
+        </w:rPr>
+        <w:t xml:space="preserve">при максимальном значении 10 </w:t>
+      </w:r>
+      <w:r>
+        <w:rPr>
+          <w:rFonts w:ascii="Times New Roman" w:hAnsi="Times New Roman" w:cs="Times New Roman"/>
+          <w:sz w:val="24"/>
+        </w:rPr>
+        <w:t>(</w:t>
+      </w:r>
+      <w:r>
+        <w:rPr>
+          <w:rFonts w:ascii="Times New Roman" w:hAnsi="Times New Roman" w:cs="Times New Roman"/>
+          <w:sz w:val="24"/>
+        </w:rPr>
+        <w:t>но не 0</w:t>
+      </w:r>
+      <w:r>
+        <w:rPr>
+          <w:rFonts w:ascii="Times New Roman" w:hAnsi="Times New Roman" w:cs="Times New Roman"/>
+          <w:sz w:val="24"/>
+        </w:rPr>
+        <w:t xml:space="preserve">), </w:t>
+      </w:r>
+      <w:r>
+        <w:rPr>
+          <w:rFonts w:ascii="Times New Roman" w:hAnsi="Times New Roman" w:cs="Times New Roman"/>
+          <w:sz w:val="24"/>
+        </w:rPr>
+        <w:t>он выходит на плохую концовку, «Мемориальное подземелье» пройдено неуспешно, ему не удалось восстановить воспоминания.</w:t>
+      </w:r>
+      <w:r>
+        <w:rPr>
+          <w:rFonts w:ascii="Times New Roman" w:hAnsi="Times New Roman" w:cs="Times New Roman"/>
+          <w:sz w:val="24"/>
+        </w:rPr>
+        <w:t xml:space="preserve"> </w:t>
+      </w:r>
+      <w:bookmarkStart w:id="16" w:name="_GoBack"/>
+      <w:bookmarkEnd w:id="16"/>
+    </w:p>
+    <w:p>
+      <w:pPr>
+        <w:jc w:val="both"/>
+        <w:rPr>
+          <w:rFonts w:ascii="Times New Roman" w:hAnsi="Times New Roman" w:cs="Times New Roman"/>
+          <w:sz w:val="24"/>
+        </w:rPr>
+      </w:pPr>
+      <w:r>
+        <w:rPr>
+          <w:rFonts w:ascii="Times New Roman" w:hAnsi="Times New Roman" w:cs="Times New Roman"/>
+          <w:sz w:val="24"/>
+        </w:rPr>
+        <w:drawing>
+          <wp:inline distT="0" distB="0" distL="0" distR="0" wp14:anchorId="6D0BBB01" wp14:editId="44EEBC63">
+            <wp:extent cx="5940425" cy="1796415"/>
+            <wp:effectExtent l="0" t="0" r="3175" b="0"/>
+            <wp:docPr id="6" name="Рисунок 6"/>
+            <wp:cNvGraphicFramePr>
+              <a:graphicFrameLocks xmlns:a="http://schemas.openxmlformats.org/drawingml/2006/main" noChangeAspect="1"/>
+            </wp:cNvGraphicFramePr>
+            <a:graphic xmlns:a="http://schemas.openxmlformats.org/drawingml/2006/main">
+              <a:graphicData uri="http://schemas.openxmlformats.org/drawingml/2006/picture">
+                <pic:pic xmlns:pic="http://schemas.openxmlformats.org/drawingml/2006/picture">
+                  <pic:nvPicPr>
+                    <pic:cNvPr id="1" name=""/>
+                    <pic:cNvPicPr/>
+                  </pic:nvPicPr>
+                  <pic:blipFill rotWithShape="1">
+                    <a:blip r:embed="rId17"/>
+                    <a:srcRect t="1737"/>
+                    <a:stretch/>
+                  </pic:blipFill>
+                  <pic:spPr bwMode="auto">
+                    <a:xfrm>
+                      <a:off x="0" y="0"/>
+                      <a:ext cx="5940425" cy="1796415"/>
+                    </a:xfrm>
+                    <a:prstGeom prst="rect">
+                      <a:avLst/>
+                    </a:prstGeom>
+                    <a:ln>
+                      <a:noFill/>
+                    </a:ln>
+                    <a:extLst>
+                      <a:ext uri="{53640926-AAD7-44D8-BBD7-CCE9431645EC}">
+                        <a14:shadowObscured xmlns:a14="http://schemas.microsoft.com/office/drawing/2010/main"/>
+                      </a:ext>
+                    </a:extLst>
+                  </pic:spPr>
+                </pic:pic>
+              </a:graphicData>
+            </a:graphic>
+          </wp:inline>
+        </w:drawing>
+      </w:r>
+    </w:p>
+    <w:p>
+      <w:pPr>
+        <w:ind w:firstLine="709"/>
+        <w:jc w:val="both"/>
+        <w:rPr>
+          <w:rFonts w:ascii="Times New Roman" w:hAnsi="Times New Roman" w:cs="Times New Roman"/>
+          <w:sz w:val="24"/>
+        </w:rPr>
+      </w:pPr>
+      <w:r>
+        <w:rPr>
+          <w:rFonts w:ascii="Times New Roman" w:hAnsi="Times New Roman" w:cs="Times New Roman"/>
+          <w:sz w:val="24"/>
+        </w:rPr>
+        <w:t>5</w:t>
+      </w:r>
+      <w:r>
+        <w:rPr>
+          <w:rFonts w:ascii="Times New Roman" w:hAnsi="Times New Roman" w:cs="Times New Roman"/>
+          <w:sz w:val="24"/>
+        </w:rPr>
+        <w:t xml:space="preserve">. Сценарий «Не угаданного имени»: у игрока может быть много «жизней», но он сделал неверный первый выбор (не угадал имя персонажа </w:t>
+      </w:r>
+      <w:r>
+        <w:rPr>
+          <w:rFonts w:ascii="Times New Roman" w:hAnsi="Times New Roman" w:cs="Times New Roman"/>
+          <w:sz w:val="24"/>
+        </w:rPr>
+        <w:t>«</w:t>
+      </w:r>
+      <w:proofErr w:type="spellStart"/>
+      <w:r>
+        <w:rPr>
+          <w:rFonts w:ascii="Times New Roman" w:hAnsi="Times New Roman" w:cs="Times New Roman"/>
+          <w:sz w:val="24"/>
+        </w:rPr>
+        <w:t>Cleo</w:t>
+      </w:r>
+      <w:proofErr w:type="spellEnd"/>
+      <w:r>
+        <w:rPr>
+          <w:rFonts w:ascii="Times New Roman" w:hAnsi="Times New Roman" w:cs="Times New Roman"/>
+          <w:sz w:val="24"/>
+        </w:rPr>
+        <w:t>»</w:t>
+      </w:r>
+      <w:r>
+        <w:rPr>
+          <w:rFonts w:ascii="Times New Roman" w:hAnsi="Times New Roman" w:cs="Times New Roman"/>
+          <w:sz w:val="24"/>
+        </w:rPr>
+        <w:t>). В этом случае варианты ответа в последнем выборе игроку неизвестны (он видит «?»), выбор делается наугад, что усложняет выход на «хорошую» концовку. Верный ответ, как и в положительном сценарии, последний, но игрок об этом не знает.</w:t>
+      </w:r>
+    </w:p>
+    <w:p>
+      <w:pPr>
+        <w:jc w:val="both"/>
+        <w:rPr>
+          <w:rFonts w:ascii="Times New Roman" w:hAnsi="Times New Roman" w:cs="Times New Roman"/>
+          <w:sz w:val="24"/>
+        </w:rPr>
+      </w:pPr>
+      <w:r>
+        <w:rPr>
+          <w:rFonts w:ascii="Times New Roman" w:hAnsi="Times New Roman" w:cs="Times New Roman"/>
+          <w:sz w:val="24"/>
+        </w:rPr>
+        <w:drawing>
+          <wp:inline distT="0" distB="0" distL="0" distR="0" wp14:anchorId="1444DD44" wp14:editId="3F22E379">
+            <wp:extent cx="5940425" cy="1750695"/>
+            <wp:effectExtent l="0" t="0" r="3175" b="1905"/>
+            <wp:docPr id="9" name="Рисунок 9"/>
+            <wp:cNvGraphicFramePr>
+              <a:graphicFrameLocks xmlns:a="http://schemas.openxmlformats.org/drawingml/2006/main" noChangeAspect="1"/>
+            </wp:cNvGraphicFramePr>
+            <a:graphic xmlns:a="http://schemas.openxmlformats.org/drawingml/2006/main">
+              <a:graphicData uri="http://schemas.openxmlformats.org/drawingml/2006/picture">
+                <pic:pic xmlns:pic="http://schemas.openxmlformats.org/drawingml/2006/picture">
+                  <pic:nvPicPr>
+                    <pic:cNvPr id="1" name=""/>
+                    <pic:cNvPicPr/>
+                  </pic:nvPicPr>
+                  <pic:blipFill>
+                    <a:blip r:embed="rId18"/>
+                    <a:stretch>
+                      <a:fillRect/>
+                    </a:stretch>
+                  </pic:blipFill>
+                  <pic:spPr>
+                    <a:xfrm>
+                      <a:off x="0" y="0"/>
+                      <a:ext cx="5940425" cy="1750695"/>
+                    </a:xfrm>
+                    <a:prstGeom prst="rect">
+                      <a:avLst/>
+                    </a:prstGeom>
+                  </pic:spPr>
+                </pic:pic>
+              </a:graphicData>
+            </a:graphic>
+          </wp:inline>
+        </w:drawing>
+      </w:r>
+    </w:p>
+    <w:p>
+      <w:pPr>
+        <w:ind w:firstLine="709"/>
+        <w:jc w:val="both"/>
+        <w:rPr>
+          <w:rFonts w:ascii="Times New Roman" w:hAnsi="Times New Roman" w:cs="Times New Roman"/>
+          <w:sz w:val="24"/>
+        </w:rPr>
+      </w:pPr>
+      <w:r>
+        <w:rPr>
+          <w:rFonts w:ascii="Times New Roman" w:hAnsi="Times New Roman" w:cs="Times New Roman"/>
+          <w:sz w:val="24"/>
+        </w:rPr>
+        <w:t>Таким образом, на разные концовки можно выйти различными способами.</w:t>
+      </w:r>
+    </w:p>
+    <w:p>
+      <w:pPr>
+        <w:ind w:firstLine="709"/>
+        <w:jc w:val="both"/>
+        <w:rPr>
+          <w:rFonts w:ascii="Times New Roman" w:hAnsi="Times New Roman" w:cs="Times New Roman"/>
+          <w:sz w:val="24"/>
+        </w:rPr>
+      </w:pPr>
+    </w:p>
+    <w:p>
+      <w:pPr>
+        <w:spacing w:line="259" w:lineRule="auto"/>
+        <w:rPr>
+          <w:rFonts w:ascii="Times New Roman" w:hAnsi="Times New Roman" w:cs="Times New Roman"/>
+          <w:sz w:val="24"/>
+        </w:rPr>
+      </w:pPr>
+      <w:r>
+        <w:rPr>
+          <w:rFonts w:ascii="Times New Roman" w:hAnsi="Times New Roman" w:cs="Times New Roman"/>
+          <w:sz w:val="24"/>
+        </w:rPr>
+        <w:br w:type="page"/>
+      </w:r>
+    </w:p>
+    <w:p>
+      <w:pPr>
+        <w:pStyle w:val="1"/>
+        <w:jc w:val="center"/>
+        <w:rPr>
+          <w:rFonts w:ascii="Times New Roman" w:hAnsi="Times New Roman" w:cs="Times New Roman"/>
+          <w:color w:val="auto"/>
+          <w:sz w:val="28"/>
+        </w:rPr>
+      </w:pPr>
+      <w:bookmarkStart w:id="17" w:name="_Toc225782835"/>
+      <w:r>
+        <w:rPr>
+          <w:rFonts w:ascii="Times New Roman" w:hAnsi="Times New Roman" w:cs="Times New Roman"/>
+          <w:color w:val="auto"/>
+          <w:sz w:val="28"/>
+        </w:rPr>
+        <w:lastRenderedPageBreak/>
+        <w:t>8</w:t>
+      </w:r>
+      <w:r>
+        <w:rPr>
+          <w:rFonts w:ascii="Times New Roman" w:hAnsi="Times New Roman" w:cs="Times New Roman"/>
+          <w:color w:val="auto"/>
+          <w:sz w:val="28"/>
+        </w:rPr>
+        <w:t>. Заключение</w:t>
+      </w:r>
+      <w:bookmarkEnd w:id="17"/>
+    </w:p>
+    <w:p>
+      <w:pPr>
+        <w:ind w:firstLine="709"/>
+        <w:jc w:val="both"/>
+        <w:rPr>
+          <w:rFonts w:ascii="Times New Roman" w:hAnsi="Times New Roman" w:cs="Times New Roman"/>
+          <w:sz w:val="24"/>
+        </w:rPr>
+      </w:pPr>
+    </w:p>
+    <w:p>
+      <w:pPr>
+        <w:ind w:firstLine="709"/>
+        <w:jc w:val="both"/>
+        <w:rPr>
+          <w:rFonts w:ascii="Times New Roman" w:hAnsi="Times New Roman" w:cs="Times New Roman"/>
+          <w:sz w:val="24"/>
+        </w:rPr>
+      </w:pPr>
+      <w:r>
+        <w:rPr>
+          <w:rFonts w:ascii="Times New Roman" w:hAnsi="Times New Roman" w:cs="Times New Roman"/>
+          <w:sz w:val="24"/>
+        </w:rPr>
+        <w:t>Разработанный проект «Мемориальное подземелье» полностью соответствует заданным критериям. В ходе работы было создано 1</w:t>
+      </w:r>
+      <w:r>
+        <w:rPr>
+          <w:rFonts w:ascii="Times New Roman" w:hAnsi="Times New Roman" w:cs="Times New Roman"/>
+          <w:sz w:val="24"/>
+        </w:rPr>
+        <w:t>4</w:t>
+      </w:r>
+      <w:r>
+        <w:rPr>
+          <w:rFonts w:ascii="Times New Roman" w:hAnsi="Times New Roman" w:cs="Times New Roman"/>
+          <w:sz w:val="24"/>
+        </w:rPr>
+        <w:t xml:space="preserve"> функций</w:t>
+      </w:r>
+      <w:r>
+        <w:rPr>
+          <w:rFonts w:ascii="Times New Roman" w:hAnsi="Times New Roman" w:cs="Times New Roman"/>
+          <w:sz w:val="24"/>
+        </w:rPr>
+        <w:t xml:space="preserve"> (6 в </w:t>
+      </w:r>
+      <w:r>
+        <w:rPr>
+          <w:rFonts w:ascii="Times New Roman" w:hAnsi="Times New Roman" w:cs="Times New Roman"/>
+          <w:sz w:val="24"/>
+          <w:lang w:val="en-US"/>
+        </w:rPr>
+        <w:t>game</w:t>
+      </w:r>
+      <w:r>
+        <w:rPr>
+          <w:rFonts w:ascii="Times New Roman" w:hAnsi="Times New Roman" w:cs="Times New Roman"/>
+          <w:sz w:val="24"/>
+        </w:rPr>
+        <w:t>_</w:t>
+      </w:r>
+      <w:r>
+        <w:rPr>
+          <w:rFonts w:ascii="Times New Roman" w:hAnsi="Times New Roman" w:cs="Times New Roman"/>
+          <w:sz w:val="24"/>
+          <w:lang w:val="en-US"/>
+        </w:rPr>
+        <w:t>lib</w:t>
+      </w:r>
+      <w:r>
+        <w:rPr>
+          <w:rFonts w:ascii="Times New Roman" w:hAnsi="Times New Roman" w:cs="Times New Roman"/>
+          <w:sz w:val="24"/>
+        </w:rPr>
         <w:t>.</w:t>
       </w:r>
       <w:r>
         <w:rPr>
           <w:rFonts w:ascii="Times New Roman" w:hAnsi="Times New Roman" w:cs="Times New Roman"/>
-          <w:color w:val="auto"/>
+          <w:sz w:val="24"/>
           <w:lang w:val="en-US"/>
         </w:rPr>
-        <w:t>1</w:t>
-      </w:r>
-      <w:r>
-        <w:rPr>
-          <w:rFonts w:ascii="Times New Roman" w:hAnsi="Times New Roman" w:cs="Times New Roman"/>
-          <w:color w:val="auto"/>
+        <w:t>c</w:t>
+      </w:r>
+      <w:r>
+        <w:rPr>
+          <w:rFonts w:ascii="Times New Roman" w:hAnsi="Times New Roman" w:cs="Times New Roman"/>
+          <w:sz w:val="24"/>
+        </w:rPr>
+        <w:t xml:space="preserve"> </w:t>
+      </w:r>
+      <w:r>
+        <w:rPr>
+          <w:rFonts w:ascii="Times New Roman" w:hAnsi="Times New Roman" w:cs="Times New Roman"/>
+          <w:sz w:val="24"/>
+        </w:rPr>
+        <w:t xml:space="preserve">и 8 в </w:t>
+      </w:r>
+      <w:r>
+        <w:rPr>
+          <w:rFonts w:ascii="Times New Roman" w:hAnsi="Times New Roman" w:cs="Times New Roman"/>
+          <w:sz w:val="24"/>
           <w:lang w:val="en-US"/>
         </w:rPr>
-        <w:t>. Механизм обработки состояния персонажа</w:t>
+        <w:t>main</w:t>
+      </w:r>
+      <w:r>
+        <w:rPr>
+          <w:rFonts w:ascii="Times New Roman" w:hAnsi="Times New Roman" w:cs="Times New Roman"/>
+          <w:sz w:val="24"/>
+        </w:rPr>
+        <w:t>.</w:t>
+      </w:r>
+      <w:r>
+        <w:rPr>
+          <w:rFonts w:ascii="Times New Roman" w:hAnsi="Times New Roman" w:cs="Times New Roman"/>
+          <w:sz w:val="24"/>
+          <w:lang w:val="en-US"/>
+        </w:rPr>
+        <w:t>c</w:t>
+      </w:r>
+      <w:r>
+        <w:rPr>
+          <w:rFonts w:ascii="Times New Roman" w:hAnsi="Times New Roman" w:cs="Times New Roman"/>
+          <w:sz w:val="24"/>
+        </w:rPr>
+        <w:t xml:space="preserve">), </w:t>
+      </w:r>
+      <w:r>
+        <w:rPr>
+          <w:rFonts w:ascii="Times New Roman" w:hAnsi="Times New Roman" w:cs="Times New Roman"/>
+          <w:sz w:val="24"/>
+        </w:rPr>
+        <w:t xml:space="preserve">не считая базовой функции </w:t>
+      </w:r>
+      <w:proofErr w:type="gramStart"/>
+      <w:r>
+        <w:rPr>
+          <w:rFonts w:ascii="Times New Roman" w:hAnsi="Times New Roman" w:cs="Times New Roman"/>
+          <w:sz w:val="24"/>
+          <w:lang w:val="en-US"/>
+        </w:rPr>
+        <w:t>main</w:t>
+      </w:r>
+      <w:r>
+        <w:rPr>
+          <w:rFonts w:ascii="Times New Roman" w:hAnsi="Times New Roman" w:cs="Times New Roman"/>
+          <w:sz w:val="24"/>
+        </w:rPr>
+        <w:t>(</w:t>
+      </w:r>
+      <w:proofErr w:type="gramEnd"/>
+      <w:r>
+        <w:rPr>
+          <w:rFonts w:ascii="Times New Roman" w:hAnsi="Times New Roman" w:cs="Times New Roman"/>
+          <w:sz w:val="24"/>
+        </w:rPr>
+        <w:t>)</w:t>
+      </w:r>
+      <w:r>
+        <w:rPr>
+          <w:rFonts w:ascii="Times New Roman" w:hAnsi="Times New Roman" w:cs="Times New Roman"/>
+          <w:sz w:val="24"/>
+        </w:rPr>
+        <w:t>, организовано модульное взаимодействие файлов и реализовано сложное управление памятью.</w:t>
       </w:r>
     </w:p>
     <w:p>
@@ -3178,6 +7316,34 @@
           <w:sz w:val="24"/>
         </w:rPr>
       </w:pPr>
+      <w:r>
+        <w:rPr>
+          <w:rFonts w:ascii="Times New Roman" w:hAnsi="Times New Roman" w:cs="Times New Roman"/>
+          <w:sz w:val="24"/>
+        </w:rPr>
+        <w:t>Главным итогом стало подтверждение того, что язык С, несмотря на свою лаконичность, обладает мощным инструментарием для создания интерактивных систем со сложной логикой. Проект может быть расширен путём добавления новых локаций и механики инвентаря</w:t>
+      </w:r>
+      <w:r>
+        <w:rPr>
+          <w:rFonts w:ascii="Times New Roman" w:hAnsi="Times New Roman" w:cs="Times New Roman"/>
+          <w:sz w:val="24"/>
+        </w:rPr>
+        <w:t xml:space="preserve">, </w:t>
+      </w:r>
+      <w:r>
+        <w:rPr>
+          <w:rFonts w:ascii="Times New Roman" w:hAnsi="Times New Roman" w:cs="Times New Roman"/>
+          <w:sz w:val="24"/>
+        </w:rPr>
+        <w:t>большей разветвлённости сюжетных линий</w:t>
+      </w:r>
+      <w:r>
+        <w:rPr>
+          <w:rFonts w:ascii="Times New Roman" w:hAnsi="Times New Roman" w:cs="Times New Roman"/>
+          <w:sz w:val="24"/>
+        </w:rPr>
+        <w:t>.</w:t>
+      </w:r>
     </w:p>
     <w:p>
       <w:pPr>
@@ -3193,85 +7359,24 @@
           <w:rFonts w:ascii="Times New Roman" w:hAnsi="Times New Roman" w:cs="Times New Roman"/>
           <w:sz w:val="24"/>
         </w:rPr>
-        <w:t xml:space="preserve">Функция </w:t>
-      </w:r>
-      <w:proofErr w:type="spellStart"/>
-      <w:r>
-        <w:rPr>
-          <w:rFonts w:ascii="Times New Roman" w:hAnsi="Times New Roman" w:cs="Times New Roman"/>
-          <w:sz w:val="24"/>
-        </w:rPr>
-        <w:t>changeHealth</w:t>
-      </w:r>
-      <w:proofErr w:type="spellEnd"/>
-      <w:r>
-        <w:rPr>
-          <w:rFonts w:ascii="Times New Roman" w:hAnsi="Times New Roman" w:cs="Times New Roman"/>
-          <w:sz w:val="24"/>
-        </w:rPr>
-        <w:t xml:space="preserve"> является ключевым звеном контроля. Она не просто вычитает значение из переменной</w:t>
-      </w:r>
-      <w:r>
-        <w:rPr>
-          <w:rFonts w:ascii="Times New Roman" w:hAnsi="Times New Roman" w:cs="Times New Roman"/>
-          <w:sz w:val="24"/>
-        </w:rPr>
-        <w:t xml:space="preserve"> </w:t>
-      </w:r>
-      <w:r>
-        <w:rPr>
-          <w:rFonts w:ascii="Times New Roman" w:hAnsi="Times New Roman" w:cs="Times New Roman"/>
-          <w:sz w:val="24"/>
-        </w:rPr>
-        <w:t>здоровья</w:t>
-      </w:r>
-      <w:r>
-        <w:rPr>
-          <w:rFonts w:ascii="Times New Roman" w:hAnsi="Times New Roman" w:cs="Times New Roman"/>
-          <w:sz w:val="24"/>
-        </w:rPr>
-        <w:t xml:space="preserve">, но и производит проверку на «смерть» персонажа. Если здоровье падает до критической отметки, управление принудительно передаётся в </w:t>
-      </w:r>
-      <w:proofErr w:type="spellStart"/>
-      <w:r>
-        <w:rPr>
-          <w:rFonts w:ascii="Times New Roman" w:hAnsi="Times New Roman" w:cs="Times New Roman"/>
-          <w:sz w:val="24"/>
-        </w:rPr>
-        <w:t>scene_End</w:t>
-      </w:r>
-      <w:proofErr w:type="spellEnd"/>
-      <w:r>
-        <w:rPr>
-          <w:rFonts w:ascii="Times New Roman" w:hAnsi="Times New Roman" w:cs="Times New Roman"/>
-          <w:sz w:val="24"/>
-        </w:rPr>
-        <w:t xml:space="preserve">, после чего выполнение программы завершается через </w:t>
-      </w:r>
-      <w:proofErr w:type="spellStart"/>
-      <w:proofErr w:type="gramStart"/>
-      <w:r>
-        <w:rPr>
-          <w:rFonts w:ascii="Times New Roman" w:hAnsi="Times New Roman" w:cs="Times New Roman"/>
-          <w:sz w:val="24"/>
-        </w:rPr>
-        <w:t>exit</w:t>
-      </w:r>
-      <w:proofErr w:type="spellEnd"/>
-      <w:r>
-        <w:rPr>
-          <w:rFonts w:ascii="Times New Roman" w:hAnsi="Times New Roman" w:cs="Times New Roman"/>
-          <w:sz w:val="24"/>
-        </w:rPr>
-        <w:t>(</w:t>
-      </w:r>
-      <w:proofErr w:type="gramEnd"/>
-      <w:r>
-        <w:rPr>
-          <w:rFonts w:ascii="Times New Roman" w:hAnsi="Times New Roman" w:cs="Times New Roman"/>
-          <w:sz w:val="24"/>
-        </w:rPr>
-        <w:t>0).</w:t>
+        <w:t xml:space="preserve">Все файлы работы можно найти и просмотреть в репозитории: </w:t>
+      </w:r>
+      <w:hyperlink r:id="rId19" w:history="1">
+        <w:r>
+          <w:rPr>
+            <w:rStyle w:val="a9"/>
+            <w:rFonts w:ascii="Times New Roman" w:hAnsi="Times New Roman" w:cs="Times New Roman"/>
+            <w:sz w:val="24"/>
+          </w:rPr>
+          <w:t>https://github.com/Elicleo/C_project.git</w:t>
+        </w:r>
+      </w:hyperlink>
+      <w:r>
+        <w:rPr>
+          <w:rFonts w:ascii="Times New Roman" w:hAnsi="Times New Roman" w:cs="Times New Roman"/>
+          <w:sz w:val="24"/>
+        </w:rPr>
+        <w:t>.</w:t>
       </w:r>
     </w:p>
     <w:p>
@@ -3283,8 +7388,6 @@
           <w:sz w:val="24"/>
         </w:rPr>
       </w:pPr>
-      <w:bookmarkStart w:id="1" w:name="_GoBack"/>
-      <w:bookmarkEnd w:id="1"/>
     </w:p>
     <w:p>
       <w:pPr>
@@ -3295,1041 +7398,9 @@
           <w:sz w:val="24"/>
         </w:rPr>
       </w:pPr>
-      <w:r>
-        <w:rPr>
-          <w:rFonts w:ascii="Times New Roman" w:hAnsi="Times New Roman" w:cs="Times New Roman"/>
-          <w:sz w:val="24"/>
-        </w:rPr>
-        <w:t>7. Технические особенности и решение проблем</w:t>
-      </w:r>
-    </w:p>
-    <w:p>
-      <w:pPr>
-        <w:ind w:firstLine="709"/>
-        <w:jc w:val="both"/>
-        <w:rPr>
-          <w:rFonts w:ascii="Times New Roman" w:hAnsi="Times New Roman" w:cs="Times New Roman"/>
-          <w:sz w:val="24"/>
-        </w:rPr>
-      </w:pPr>
-      <w:r>
-        <w:rPr>
-          <w:rFonts w:ascii="Times New Roman" w:hAnsi="Times New Roman" w:cs="Times New Roman"/>
-          <w:sz w:val="24"/>
-        </w:rPr>
-        <w:t>7.1. Работа с кодировками и цветом</w:t>
-      </w:r>
-    </w:p>
-    <w:p>
-      <w:pPr>
-        <w:ind w:firstLine="709"/>
-        <w:jc w:val="both"/>
-        <w:rPr>
-          <w:rFonts w:ascii="Times New Roman" w:hAnsi="Times New Roman" w:cs="Times New Roman"/>
-          <w:sz w:val="24"/>
-        </w:rPr>
-      </w:pPr>
-    </w:p>
-    <w:p>
-      <w:pPr>
-        <w:ind w:firstLine="709"/>
-        <w:jc w:val="both"/>
-        <w:rPr>
-          <w:rFonts w:ascii="Times New Roman" w:hAnsi="Times New Roman" w:cs="Times New Roman"/>
-          <w:sz w:val="24"/>
-        </w:rPr>
-      </w:pPr>
-      <w:r>
-        <w:rPr>
-          <w:rFonts w:ascii="Times New Roman" w:hAnsi="Times New Roman" w:cs="Times New Roman"/>
-          <w:sz w:val="24"/>
-        </w:rPr>
-        <w:t xml:space="preserve">Одной из главных трудностей при разработке </w:t>
-      </w:r>
-      <w:proofErr w:type="gramStart"/>
-      <w:r>
-        <w:rPr>
-          <w:rFonts w:ascii="Times New Roman" w:hAnsi="Times New Roman" w:cs="Times New Roman"/>
-          <w:sz w:val="24"/>
-        </w:rPr>
-        <w:t>на С</w:t>
-      </w:r>
-      <w:proofErr w:type="gramEnd"/>
-      <w:r>
-        <w:rPr>
-          <w:rFonts w:ascii="Times New Roman" w:hAnsi="Times New Roman" w:cs="Times New Roman"/>
-          <w:sz w:val="24"/>
-        </w:rPr>
-        <w:t xml:space="preserve"> под </w:t>
-      </w:r>
-      <w:proofErr w:type="spellStart"/>
-      <w:r>
-        <w:rPr>
-          <w:rFonts w:ascii="Times New Roman" w:hAnsi="Times New Roman" w:cs="Times New Roman"/>
-          <w:sz w:val="24"/>
-        </w:rPr>
-        <w:t>Windows</w:t>
-      </w:r>
-      <w:proofErr w:type="spellEnd"/>
-      <w:r>
-        <w:rPr>
-          <w:rFonts w:ascii="Times New Roman" w:hAnsi="Times New Roman" w:cs="Times New Roman"/>
-          <w:sz w:val="24"/>
-        </w:rPr>
-        <w:t xml:space="preserve"> является корректное отображение UTF-8. В проекте эта проблема решена через комбинацию:</w:t>
-      </w:r>
-    </w:p>
-    <w:p>
-      <w:pPr>
-        <w:ind w:firstLine="709"/>
-        <w:jc w:val="both"/>
-        <w:rPr>
-          <w:rFonts w:ascii="Times New Roman" w:hAnsi="Times New Roman" w:cs="Times New Roman"/>
-          <w:sz w:val="24"/>
-        </w:rPr>
-      </w:pPr>
-    </w:p>
-    <w:p>
-      <w:pPr>
-        <w:ind w:firstLine="709"/>
-        <w:jc w:val="both"/>
-        <w:rPr>
-          <w:rFonts w:ascii="Times New Roman" w:hAnsi="Times New Roman" w:cs="Times New Roman"/>
-          <w:sz w:val="24"/>
-        </w:rPr>
-      </w:pPr>
-      <w:proofErr w:type="spellStart"/>
-      <w:proofErr w:type="gramStart"/>
-      <w:r>
-        <w:rPr>
-          <w:rFonts w:ascii="Times New Roman" w:hAnsi="Times New Roman" w:cs="Times New Roman"/>
-          <w:sz w:val="24"/>
-        </w:rPr>
-        <w:t>setlocale</w:t>
-      </w:r>
-      <w:proofErr w:type="spellEnd"/>
-      <w:r>
-        <w:rPr>
-          <w:rFonts w:ascii="Times New Roman" w:hAnsi="Times New Roman" w:cs="Times New Roman"/>
-          <w:sz w:val="24"/>
-        </w:rPr>
-        <w:t>(</w:t>
-      </w:r>
-      <w:proofErr w:type="gramEnd"/>
-      <w:r>
-        <w:rPr>
-          <w:rFonts w:ascii="Times New Roman" w:hAnsi="Times New Roman" w:cs="Times New Roman"/>
-          <w:sz w:val="24"/>
-        </w:rPr>
-        <w:t>LC_ALL, ".65001");</w:t>
-      </w:r>
-    </w:p>
-    <w:p>
-      <w:pPr>
-        <w:ind w:firstLine="709"/>
-        <w:jc w:val="both"/>
-        <w:rPr>
-          <w:rFonts w:ascii="Times New Roman" w:hAnsi="Times New Roman" w:cs="Times New Roman"/>
-          <w:sz w:val="24"/>
-        </w:rPr>
-      </w:pPr>
-    </w:p>
-    <w:p>
-      <w:pPr>
-        <w:ind w:firstLine="709"/>
-        <w:jc w:val="both"/>
-        <w:rPr>
-          <w:rFonts w:ascii="Times New Roman" w:hAnsi="Times New Roman" w:cs="Times New Roman"/>
-          <w:sz w:val="24"/>
-        </w:rPr>
-      </w:pPr>
-      <w:proofErr w:type="spellStart"/>
-      <w:proofErr w:type="gramStart"/>
-      <w:r>
-        <w:rPr>
-          <w:rFonts w:ascii="Times New Roman" w:hAnsi="Times New Roman" w:cs="Times New Roman"/>
-          <w:sz w:val="24"/>
-        </w:rPr>
-        <w:t>SetConsoleCP</w:t>
-      </w:r>
-      <w:proofErr w:type="spellEnd"/>
-      <w:r>
-        <w:rPr>
-          <w:rFonts w:ascii="Times New Roman" w:hAnsi="Times New Roman" w:cs="Times New Roman"/>
-          <w:sz w:val="24"/>
-        </w:rPr>
-        <w:t>(</w:t>
-      </w:r>
-      <w:proofErr w:type="gramEnd"/>
-      <w:r>
-        <w:rPr>
-          <w:rFonts w:ascii="Times New Roman" w:hAnsi="Times New Roman" w:cs="Times New Roman"/>
-          <w:sz w:val="24"/>
-        </w:rPr>
-        <w:t xml:space="preserve">65001) и </w:t>
-      </w:r>
-      <w:proofErr w:type="spellStart"/>
-      <w:r>
-        <w:rPr>
-          <w:rFonts w:ascii="Times New Roman" w:hAnsi="Times New Roman" w:cs="Times New Roman"/>
-          <w:sz w:val="24"/>
-        </w:rPr>
-        <w:t>SetConsoleOutputCP</w:t>
-      </w:r>
-      <w:proofErr w:type="spellEnd"/>
-      <w:r>
-        <w:rPr>
-          <w:rFonts w:ascii="Times New Roman" w:hAnsi="Times New Roman" w:cs="Times New Roman"/>
-          <w:sz w:val="24"/>
-        </w:rPr>
-        <w:t>(65001).</w:t>
-      </w:r>
-    </w:p>
-    <w:p>
-      <w:pPr>
-        <w:ind w:firstLine="709"/>
-        <w:jc w:val="both"/>
-        <w:rPr>
-          <w:rFonts w:ascii="Times New Roman" w:hAnsi="Times New Roman" w:cs="Times New Roman"/>
-          <w:sz w:val="24"/>
-        </w:rPr>
-      </w:pPr>
-    </w:p>
-    <w:p>
-      <w:pPr>
-        <w:ind w:firstLine="709"/>
-        <w:jc w:val="both"/>
-        <w:rPr>
-          <w:rFonts w:ascii="Times New Roman" w:hAnsi="Times New Roman" w:cs="Times New Roman"/>
-          <w:sz w:val="24"/>
-        </w:rPr>
-      </w:pPr>
-      <w:r>
-        <w:rPr>
-          <w:rFonts w:ascii="Times New Roman" w:hAnsi="Times New Roman" w:cs="Times New Roman"/>
-          <w:sz w:val="24"/>
-        </w:rPr>
-        <w:t xml:space="preserve">Для поддержки цветов использована функция </w:t>
-      </w:r>
-      <w:proofErr w:type="spellStart"/>
-      <w:r>
-        <w:rPr>
-          <w:rFonts w:ascii="Times New Roman" w:hAnsi="Times New Roman" w:cs="Times New Roman"/>
-          <w:sz w:val="24"/>
-        </w:rPr>
-        <w:t>enableColors</w:t>
-      </w:r>
-      <w:proofErr w:type="spellEnd"/>
-      <w:r>
-        <w:rPr>
-          <w:rFonts w:ascii="Times New Roman" w:hAnsi="Times New Roman" w:cs="Times New Roman"/>
-          <w:sz w:val="24"/>
-        </w:rPr>
-        <w:t xml:space="preserve">, которая через </w:t>
-      </w:r>
-      <w:proofErr w:type="spellStart"/>
-      <w:r>
-        <w:rPr>
-          <w:rFonts w:ascii="Times New Roman" w:hAnsi="Times New Roman" w:cs="Times New Roman"/>
-          <w:sz w:val="24"/>
-        </w:rPr>
-        <w:t>SetConsoleMode</w:t>
-      </w:r>
-      <w:proofErr w:type="spellEnd"/>
-      <w:r>
-        <w:rPr>
-          <w:rFonts w:ascii="Times New Roman" w:hAnsi="Times New Roman" w:cs="Times New Roman"/>
-          <w:sz w:val="24"/>
-        </w:rPr>
-        <w:t xml:space="preserve"> активирует обработку ANSI-последовательностей, что делает интерфейс современным и читаемым.</w:t>
-      </w:r>
-    </w:p>
-    <w:p>
-      <w:pPr>
-        <w:ind w:firstLine="709"/>
-        <w:jc w:val="both"/>
-        <w:rPr>
-          <w:rFonts w:ascii="Times New Roman" w:hAnsi="Times New Roman" w:cs="Times New Roman"/>
-          <w:sz w:val="24"/>
-        </w:rPr>
-      </w:pPr>
-    </w:p>
-    <w:p>
-      <w:pPr>
-        <w:ind w:firstLine="709"/>
-        <w:jc w:val="both"/>
-        <w:rPr>
-          <w:rFonts w:ascii="Times New Roman" w:hAnsi="Times New Roman" w:cs="Times New Roman"/>
-          <w:sz w:val="24"/>
-        </w:rPr>
-      </w:pPr>
-      <w:r>
-        <w:rPr>
-          <w:rFonts w:ascii="Times New Roman" w:hAnsi="Times New Roman" w:cs="Times New Roman"/>
-          <w:sz w:val="24"/>
-        </w:rPr>
-        <w:t>7.2. Безопасность работы с указателями</w:t>
-      </w:r>
-    </w:p>
-    <w:p>
-      <w:pPr>
-        <w:ind w:firstLine="709"/>
-        <w:jc w:val="both"/>
-        <w:rPr>
-          <w:rFonts w:ascii="Times New Roman" w:hAnsi="Times New Roman" w:cs="Times New Roman"/>
-          <w:sz w:val="24"/>
-        </w:rPr>
-      </w:pPr>
-    </w:p>
-    <w:p>
-      <w:pPr>
-        <w:ind w:firstLine="709"/>
-        <w:jc w:val="both"/>
-        <w:rPr>
-          <w:rFonts w:ascii="Times New Roman" w:hAnsi="Times New Roman" w:cs="Times New Roman"/>
-          <w:sz w:val="24"/>
-        </w:rPr>
-      </w:pPr>
-      <w:r>
-        <w:rPr>
-          <w:rFonts w:ascii="Times New Roman" w:hAnsi="Times New Roman" w:cs="Times New Roman"/>
-          <w:sz w:val="24"/>
-        </w:rPr>
-        <w:t xml:space="preserve">Во всех функциях реализована проверка указателей на NULL. При освобождении памяти в </w:t>
-      </w:r>
-      <w:proofErr w:type="spellStart"/>
-      <w:r>
-        <w:rPr>
-          <w:rFonts w:ascii="Times New Roman" w:hAnsi="Times New Roman" w:cs="Times New Roman"/>
-          <w:sz w:val="24"/>
-        </w:rPr>
-        <w:t>freePlayer</w:t>
-      </w:r>
-      <w:proofErr w:type="spellEnd"/>
-      <w:r>
-        <w:rPr>
-          <w:rFonts w:ascii="Times New Roman" w:hAnsi="Times New Roman" w:cs="Times New Roman"/>
-          <w:sz w:val="24"/>
-        </w:rPr>
-        <w:t xml:space="preserve"> указатели </w:t>
-      </w:r>
-      <w:proofErr w:type="spellStart"/>
-      <w:r>
-        <w:rPr>
-          <w:rFonts w:ascii="Times New Roman" w:hAnsi="Times New Roman" w:cs="Times New Roman"/>
-          <w:sz w:val="24"/>
-        </w:rPr>
-        <w:t>зануляются</w:t>
-      </w:r>
-      <w:proofErr w:type="spellEnd"/>
-      <w:r>
-        <w:rPr>
-          <w:rFonts w:ascii="Times New Roman" w:hAnsi="Times New Roman" w:cs="Times New Roman"/>
-          <w:sz w:val="24"/>
-        </w:rPr>
-        <w:t>, что предотвращает появление «висячих» ссылок и повторное освобождение памяти (</w:t>
-      </w:r>
-      <w:proofErr w:type="spellStart"/>
-      <w:r>
-        <w:rPr>
-          <w:rFonts w:ascii="Times New Roman" w:hAnsi="Times New Roman" w:cs="Times New Roman"/>
-          <w:sz w:val="24"/>
-        </w:rPr>
-        <w:t>double</w:t>
-      </w:r>
-      <w:proofErr w:type="spellEnd"/>
-      <w:r>
-        <w:rPr>
-          <w:rFonts w:ascii="Times New Roman" w:hAnsi="Times New Roman" w:cs="Times New Roman"/>
-          <w:sz w:val="24"/>
-        </w:rPr>
-        <w:t xml:space="preserve"> </w:t>
-      </w:r>
-      <w:proofErr w:type="spellStart"/>
-      <w:r>
-        <w:rPr>
-          <w:rFonts w:ascii="Times New Roman" w:hAnsi="Times New Roman" w:cs="Times New Roman"/>
-          <w:sz w:val="24"/>
-        </w:rPr>
-        <w:t>free</w:t>
-      </w:r>
-      <w:proofErr w:type="spellEnd"/>
-      <w:r>
-        <w:rPr>
-          <w:rFonts w:ascii="Times New Roman" w:hAnsi="Times New Roman" w:cs="Times New Roman"/>
-          <w:sz w:val="24"/>
-        </w:rPr>
-        <w:t>).</w:t>
-      </w:r>
-    </w:p>
-    <w:p>
-      <w:pPr>
-        <w:ind w:firstLine="709"/>
-        <w:jc w:val="both"/>
-        <w:rPr>
-          <w:rFonts w:ascii="Times New Roman" w:hAnsi="Times New Roman" w:cs="Times New Roman"/>
-          <w:sz w:val="24"/>
-        </w:rPr>
-      </w:pPr>
-    </w:p>
-    <w:p>
-      <w:pPr>
-        <w:ind w:firstLine="709"/>
-        <w:jc w:val="both"/>
-        <w:rPr>
-          <w:rFonts w:ascii="Times New Roman" w:hAnsi="Times New Roman" w:cs="Times New Roman"/>
-          <w:sz w:val="24"/>
-        </w:rPr>
-      </w:pPr>
-      <w:r>
-        <w:rPr>
-          <w:rFonts w:ascii="Times New Roman" w:hAnsi="Times New Roman" w:cs="Times New Roman"/>
-          <w:sz w:val="24"/>
-        </w:rPr>
-        <w:t>8. Тестирование и верификация</w:t>
-      </w:r>
-    </w:p>
-    <w:p>
-      <w:pPr>
-        <w:ind w:firstLine="709"/>
-        <w:jc w:val="both"/>
-        <w:rPr>
-          <w:rFonts w:ascii="Times New Roman" w:hAnsi="Times New Roman" w:cs="Times New Roman"/>
-          <w:sz w:val="24"/>
-        </w:rPr>
-      </w:pPr>
-    </w:p>
-    <w:p>
-      <w:pPr>
-        <w:ind w:firstLine="709"/>
-        <w:jc w:val="both"/>
-        <w:rPr>
-          <w:rFonts w:ascii="Times New Roman" w:hAnsi="Times New Roman" w:cs="Times New Roman"/>
-          <w:sz w:val="24"/>
-        </w:rPr>
-      </w:pPr>
-      <w:r>
-        <w:rPr>
-          <w:rFonts w:ascii="Times New Roman" w:hAnsi="Times New Roman" w:cs="Times New Roman"/>
-          <w:sz w:val="24"/>
-        </w:rPr>
-        <w:t>В ходе тестирования были проверены следующие сценарии:</w:t>
-      </w:r>
-    </w:p>
-    <w:p>
-      <w:pPr>
-        <w:ind w:firstLine="709"/>
-        <w:jc w:val="both"/>
-        <w:rPr>
-          <w:rFonts w:ascii="Times New Roman" w:hAnsi="Times New Roman" w:cs="Times New Roman"/>
-          <w:sz w:val="24"/>
-        </w:rPr>
-      </w:pPr>
-    </w:p>
-    <w:p>
-      <w:pPr>
-        <w:ind w:firstLine="709"/>
-        <w:jc w:val="both"/>
-        <w:rPr>
-          <w:rFonts w:ascii="Times New Roman" w:hAnsi="Times New Roman" w:cs="Times New Roman"/>
-          <w:sz w:val="24"/>
-        </w:rPr>
-      </w:pPr>
-      <w:r>
-        <w:rPr>
-          <w:rFonts w:ascii="Times New Roman" w:hAnsi="Times New Roman" w:cs="Times New Roman"/>
-          <w:sz w:val="24"/>
-        </w:rPr>
-        <w:t>Положительный сценарий: Игрок даёт только верные ответы. Результат: переход в секретную концовку с сохранённым именем «</w:t>
-      </w:r>
-      <w:proofErr w:type="spellStart"/>
-      <w:r>
-        <w:rPr>
-          <w:rFonts w:ascii="Times New Roman" w:hAnsi="Times New Roman" w:cs="Times New Roman"/>
-          <w:sz w:val="24"/>
-        </w:rPr>
-        <w:t>Cleo</w:t>
-      </w:r>
-      <w:proofErr w:type="spellEnd"/>
-      <w:r>
-        <w:rPr>
-          <w:rFonts w:ascii="Times New Roman" w:hAnsi="Times New Roman" w:cs="Times New Roman"/>
-          <w:sz w:val="24"/>
-        </w:rPr>
-        <w:t>».</w:t>
-      </w:r>
-    </w:p>
-    <w:p>
-      <w:pPr>
-        <w:ind w:firstLine="709"/>
-        <w:jc w:val="both"/>
-        <w:rPr>
-          <w:rFonts w:ascii="Times New Roman" w:hAnsi="Times New Roman" w:cs="Times New Roman"/>
-          <w:sz w:val="24"/>
-        </w:rPr>
-      </w:pPr>
-    </w:p>
-    <w:p>
-      <w:pPr>
-        <w:ind w:firstLine="709"/>
-        <w:jc w:val="both"/>
-        <w:rPr>
-          <w:rFonts w:ascii="Times New Roman" w:hAnsi="Times New Roman" w:cs="Times New Roman"/>
-          <w:sz w:val="24"/>
-        </w:rPr>
-      </w:pPr>
-      <w:r>
-        <w:rPr>
-          <w:rFonts w:ascii="Times New Roman" w:hAnsi="Times New Roman" w:cs="Times New Roman"/>
-          <w:sz w:val="24"/>
-        </w:rPr>
-        <w:lastRenderedPageBreak/>
-        <w:t>Отрицательный сценарий: Игрок намеренно ошибается. Результат: при достижении 0 сердец мгновенно вызывается сцена проигрыша, память очищается, программа закрывается.</w:t>
-      </w:r>
-    </w:p>
-    <w:p>
-      <w:pPr>
-        <w:ind w:firstLine="709"/>
-        <w:jc w:val="both"/>
-        <w:rPr>
-          <w:rFonts w:ascii="Times New Roman" w:hAnsi="Times New Roman" w:cs="Times New Roman"/>
-          <w:sz w:val="24"/>
-        </w:rPr>
-      </w:pPr>
-    </w:p>
-    <w:p>
-      <w:pPr>
-        <w:ind w:firstLine="709"/>
-        <w:jc w:val="both"/>
-        <w:rPr>
-          <w:rFonts w:ascii="Times New Roman" w:hAnsi="Times New Roman" w:cs="Times New Roman"/>
-          <w:sz w:val="24"/>
-        </w:rPr>
-      </w:pPr>
-      <w:r>
-        <w:rPr>
-          <w:rFonts w:ascii="Times New Roman" w:hAnsi="Times New Roman" w:cs="Times New Roman"/>
-          <w:sz w:val="24"/>
-        </w:rPr>
-        <w:t>Сценарий взлома: Попытка ввода текста вместо цифр в меню. Результат: Система блокирует ввод и просит повторить действие.</w:t>
-      </w:r>
-    </w:p>
-    <w:p>
-      <w:pPr>
-        <w:ind w:firstLine="709"/>
-        <w:jc w:val="both"/>
-        <w:rPr>
-          <w:rFonts w:ascii="Times New Roman" w:hAnsi="Times New Roman" w:cs="Times New Roman"/>
-          <w:sz w:val="24"/>
-        </w:rPr>
-      </w:pPr>
-    </w:p>
-    <w:p>
-      <w:pPr>
-        <w:ind w:firstLine="709"/>
-        <w:jc w:val="both"/>
-        <w:rPr>
-          <w:rFonts w:ascii="Times New Roman" w:hAnsi="Times New Roman" w:cs="Times New Roman"/>
-          <w:sz w:val="24"/>
-        </w:rPr>
-      </w:pPr>
-      <w:r>
-        <w:rPr>
-          <w:rFonts w:ascii="Times New Roman" w:hAnsi="Times New Roman" w:cs="Times New Roman"/>
-          <w:sz w:val="24"/>
-        </w:rPr>
-        <w:t>(МЕСТО ДЛЯ СКРИНШОТА №3: Сцена с ASCII-артом школы и цветным текстом)</w:t>
-      </w:r>
-    </w:p>
-    <w:p>
-      <w:pPr>
-        <w:ind w:firstLine="709"/>
-        <w:jc w:val="both"/>
-        <w:rPr>
-          <w:rFonts w:ascii="Times New Roman" w:hAnsi="Times New Roman" w:cs="Times New Roman"/>
-          <w:sz w:val="24"/>
-        </w:rPr>
-      </w:pPr>
-    </w:p>
-    <w:p>
-      <w:pPr>
-        <w:ind w:firstLine="709"/>
-        <w:jc w:val="both"/>
-        <w:rPr>
-          <w:rFonts w:ascii="Times New Roman" w:hAnsi="Times New Roman" w:cs="Times New Roman"/>
-          <w:sz w:val="24"/>
-        </w:rPr>
-      </w:pPr>
-      <w:r>
-        <w:rPr>
-          <w:rFonts w:ascii="Times New Roman" w:hAnsi="Times New Roman" w:cs="Times New Roman"/>
-          <w:sz w:val="24"/>
-        </w:rPr>
-        <w:t>9. Заключение</w:t>
-      </w:r>
-    </w:p>
-    <w:p>
-      <w:pPr>
-        <w:ind w:firstLine="709"/>
-        <w:jc w:val="both"/>
-        <w:rPr>
-          <w:rFonts w:ascii="Times New Roman" w:hAnsi="Times New Roman" w:cs="Times New Roman"/>
-          <w:sz w:val="24"/>
-        </w:rPr>
-      </w:pPr>
-    </w:p>
-    <w:p>
-      <w:pPr>
-        <w:ind w:firstLine="709"/>
-        <w:jc w:val="both"/>
-        <w:rPr>
-          <w:rFonts w:ascii="Times New Roman" w:hAnsi="Times New Roman" w:cs="Times New Roman"/>
-          <w:sz w:val="24"/>
-        </w:rPr>
-      </w:pPr>
-      <w:r>
-        <w:rPr>
-          <w:rFonts w:ascii="Times New Roman" w:hAnsi="Times New Roman" w:cs="Times New Roman"/>
-          <w:sz w:val="24"/>
-        </w:rPr>
-        <w:t>Разработанный проект «Мемориальное подземелье» полностью соответствует заданным критериям. В ходе работы было создано более 15 функций, организовано модульное взаимодействие файлов и реализовано сложное управление памятью.</w:t>
-      </w:r>
-    </w:p>
-    <w:p>
-      <w:pPr>
-        <w:ind w:firstLine="709"/>
-        <w:jc w:val="both"/>
-        <w:rPr>
-          <w:rFonts w:ascii="Times New Roman" w:hAnsi="Times New Roman" w:cs="Times New Roman"/>
-          <w:sz w:val="24"/>
-        </w:rPr>
-      </w:pPr>
-    </w:p>
-    <w:p>
-      <w:pPr>
-        <w:ind w:firstLine="709"/>
-        <w:jc w:val="both"/>
-        <w:rPr>
-          <w:rFonts w:ascii="Times New Roman" w:hAnsi="Times New Roman" w:cs="Times New Roman"/>
-          <w:sz w:val="24"/>
-        </w:rPr>
-      </w:pPr>
-      <w:r>
-        <w:rPr>
-          <w:rFonts w:ascii="Times New Roman" w:hAnsi="Times New Roman" w:cs="Times New Roman"/>
-          <w:sz w:val="24"/>
-        </w:rPr>
-        <w:t>Главным итогом стало подтверждение того, что язык С, несмотря на свою лаконичность, обладает мощным инструментарием для создания интерактивных систем со сложной логикой. Проект может быть расширен путём добавления новых локаций и механики инвентаря.</w:t>
-      </w:r>
-    </w:p>
-    <w:p>
-      <w:pPr>
-        <w:ind w:firstLine="709"/>
-        <w:jc w:val="both"/>
-        <w:rPr>
-          <w:rFonts w:ascii="Times New Roman" w:hAnsi="Times New Roman" w:cs="Times New Roman"/>
-          <w:sz w:val="24"/>
-        </w:rPr>
-      </w:pPr>
-    </w:p>
-    <w:p>
-      <w:pPr>
-        <w:ind w:firstLine="709"/>
-        <w:jc w:val="both"/>
-        <w:rPr>
-          <w:rFonts w:ascii="Times New Roman" w:hAnsi="Times New Roman" w:cs="Times New Roman"/>
-          <w:sz w:val="24"/>
-        </w:rPr>
-      </w:pPr>
-      <w:r>
-        <w:rPr>
-          <w:rFonts w:ascii="Times New Roman" w:hAnsi="Times New Roman" w:cs="Times New Roman"/>
-          <w:sz w:val="24"/>
-        </w:rPr>
-        <w:t>10. Список использованных источников</w:t>
-      </w:r>
-    </w:p>
-    <w:p>
-      <w:pPr>
-        <w:ind w:firstLine="709"/>
-        <w:jc w:val="both"/>
-        <w:rPr>
-          <w:rFonts w:ascii="Times New Roman" w:hAnsi="Times New Roman" w:cs="Times New Roman"/>
-          <w:sz w:val="24"/>
-        </w:rPr>
-      </w:pPr>
-    </w:p>
-    <w:p>
-      <w:pPr>
-        <w:ind w:firstLine="709"/>
-        <w:jc w:val="both"/>
-        <w:rPr>
-          <w:rFonts w:ascii="Times New Roman" w:hAnsi="Times New Roman" w:cs="Times New Roman"/>
-          <w:sz w:val="24"/>
-        </w:rPr>
-      </w:pPr>
-      <w:proofErr w:type="spellStart"/>
-      <w:r>
-        <w:rPr>
-          <w:rFonts w:ascii="Times New Roman" w:hAnsi="Times New Roman" w:cs="Times New Roman"/>
-          <w:sz w:val="24"/>
-        </w:rPr>
-        <w:t>Керниган</w:t>
-      </w:r>
-      <w:proofErr w:type="spellEnd"/>
-      <w:r>
-        <w:rPr>
-          <w:rFonts w:ascii="Times New Roman" w:hAnsi="Times New Roman" w:cs="Times New Roman"/>
-          <w:sz w:val="24"/>
-        </w:rPr>
-        <w:t xml:space="preserve"> Б., </w:t>
-      </w:r>
-      <w:proofErr w:type="spellStart"/>
-      <w:r>
-        <w:rPr>
-          <w:rFonts w:ascii="Times New Roman" w:hAnsi="Times New Roman" w:cs="Times New Roman"/>
-          <w:sz w:val="24"/>
-        </w:rPr>
-        <w:t>Ритчи</w:t>
-      </w:r>
-      <w:proofErr w:type="spellEnd"/>
-      <w:r>
-        <w:rPr>
-          <w:rFonts w:ascii="Times New Roman" w:hAnsi="Times New Roman" w:cs="Times New Roman"/>
-          <w:sz w:val="24"/>
-        </w:rPr>
-        <w:t xml:space="preserve"> Д. Язык программирования C. — М.: Вильямс, 2015.</w:t>
-      </w:r>
-    </w:p>
-    <w:p>
-      <w:pPr>
-        <w:ind w:firstLine="709"/>
-        <w:jc w:val="both"/>
-        <w:rPr>
-          <w:rFonts w:ascii="Times New Roman" w:hAnsi="Times New Roman" w:cs="Times New Roman"/>
-          <w:sz w:val="24"/>
-        </w:rPr>
-      </w:pPr>
-    </w:p>
-    <w:p>
-      <w:pPr>
-        <w:ind w:firstLine="709"/>
-        <w:jc w:val="both"/>
-        <w:rPr>
-          <w:rFonts w:ascii="Times New Roman" w:hAnsi="Times New Roman" w:cs="Times New Roman"/>
-          <w:sz w:val="24"/>
-        </w:rPr>
-      </w:pPr>
-      <w:proofErr w:type="spellStart"/>
-      <w:r>
-        <w:rPr>
-          <w:rFonts w:ascii="Times New Roman" w:hAnsi="Times New Roman" w:cs="Times New Roman"/>
-          <w:sz w:val="24"/>
-        </w:rPr>
-        <w:t>Шилдт</w:t>
-      </w:r>
-      <w:proofErr w:type="spellEnd"/>
-      <w:r>
-        <w:rPr>
-          <w:rFonts w:ascii="Times New Roman" w:hAnsi="Times New Roman" w:cs="Times New Roman"/>
-          <w:sz w:val="24"/>
-        </w:rPr>
-        <w:t xml:space="preserve"> Г. C: Полное руководство. — М.: Вильямс, 2010.</w:t>
-      </w:r>
-    </w:p>
-    <w:p>
-      <w:pPr>
-        <w:ind w:firstLine="709"/>
-        <w:jc w:val="both"/>
-        <w:rPr>
-          <w:rFonts w:ascii="Times New Roman" w:hAnsi="Times New Roman" w:cs="Times New Roman"/>
-          <w:sz w:val="24"/>
-        </w:rPr>
-      </w:pPr>
-    </w:p>
-    <w:p>
-      <w:pPr>
-        <w:ind w:firstLine="709"/>
-        <w:jc w:val="both"/>
-        <w:rPr>
-          <w:rFonts w:ascii="Times New Roman" w:hAnsi="Times New Roman" w:cs="Times New Roman"/>
-          <w:sz w:val="24"/>
-          <w:lang w:val="en-US"/>
-        </w:rPr>
-      </w:pPr>
-      <w:r>
-        <w:rPr>
-          <w:rFonts w:ascii="Times New Roman" w:hAnsi="Times New Roman" w:cs="Times New Roman"/>
-          <w:sz w:val="24"/>
-        </w:rPr>
-        <w:t xml:space="preserve">Документация </w:t>
-      </w:r>
-      <w:proofErr w:type="spellStart"/>
-      <w:r>
-        <w:rPr>
-          <w:rFonts w:ascii="Times New Roman" w:hAnsi="Times New Roman" w:cs="Times New Roman"/>
-          <w:sz w:val="24"/>
-        </w:rPr>
-        <w:t>Microsoft</w:t>
-      </w:r>
-      <w:proofErr w:type="spellEnd"/>
-      <w:r>
-        <w:rPr>
-          <w:rFonts w:ascii="Times New Roman" w:hAnsi="Times New Roman" w:cs="Times New Roman"/>
-          <w:sz w:val="24"/>
-        </w:rPr>
-        <w:t xml:space="preserve"> по работе с консолью </w:t>
-      </w:r>
-      <w:r>
-        <w:rPr>
-          <w:rFonts w:ascii="Times New Roman" w:hAnsi="Times New Roman" w:cs="Times New Roman"/>
-          <w:sz w:val="24"/>
-          <w:lang w:val="en-US"/>
-        </w:rPr>
-        <w:t>Windows (Console Virtual Terminal Sequences).</w:t>
-      </w:r>
-    </w:p>
-    <w:p>
-      <w:pPr>
-        <w:ind w:firstLine="709"/>
-        <w:jc w:val="both"/>
-        <w:rPr>
-          <w:rFonts w:ascii="Times New Roman" w:hAnsi="Times New Roman" w:cs="Times New Roman"/>
-          <w:sz w:val="24"/>
-          <w:lang w:val="en-US"/>
-        </w:rPr>
-      </w:pPr>
-    </w:p>
-    <w:p>
-      <w:pPr>
-        <w:ind w:firstLine="709"/>
-        <w:jc w:val="both"/>
-        <w:rPr>
-          <w:rFonts w:ascii="Times New Roman" w:hAnsi="Times New Roman" w:cs="Times New Roman"/>
-          <w:sz w:val="24"/>
-        </w:rPr>
-      </w:pPr>
-      <w:r>
-        <w:rPr>
-          <w:rFonts w:ascii="Times New Roman" w:hAnsi="Times New Roman" w:cs="Times New Roman"/>
-          <w:sz w:val="24"/>
-        </w:rPr>
-        <w:t>Материалы курса «Системное программирование».</w:t>
-      </w:r>
-    </w:p>
-    <w:p>
-      <w:pPr>
-        <w:ind w:firstLine="709"/>
-        <w:jc w:val="both"/>
-        <w:rPr>
-          <w:rFonts w:ascii="Times New Roman" w:hAnsi="Times New Roman" w:cs="Times New Roman"/>
-          <w:sz w:val="24"/>
-        </w:rPr>
-      </w:pPr>
-    </w:p>
-    <w:p>
-      <w:pPr>
-        <w:ind w:firstLine="709"/>
-        <w:jc w:val="both"/>
-        <w:rPr>
-          <w:rFonts w:ascii="Times New Roman" w:hAnsi="Times New Roman" w:cs="Times New Roman"/>
-          <w:sz w:val="24"/>
-        </w:rPr>
-      </w:pPr>
-      <w:r>
-        <w:rPr>
-          <w:rFonts w:ascii="Times New Roman" w:hAnsi="Times New Roman" w:cs="Times New Roman"/>
-          <w:sz w:val="24"/>
-        </w:rPr>
-        <w:t>Примечания для тебя:</w:t>
-      </w:r>
-    </w:p>
-    <w:p>
-      <w:pPr>
-        <w:ind w:firstLine="709"/>
-        <w:jc w:val="both"/>
-        <w:rPr>
-          <w:rFonts w:ascii="Times New Roman" w:hAnsi="Times New Roman" w:cs="Times New Roman"/>
-          <w:sz w:val="24"/>
-        </w:rPr>
-      </w:pPr>
-    </w:p>
-    <w:p>
-      <w:pPr>
-        <w:ind w:firstLine="709"/>
-        <w:jc w:val="both"/>
-        <w:rPr>
-          <w:rFonts w:ascii="Times New Roman" w:hAnsi="Times New Roman" w:cs="Times New Roman"/>
-          <w:sz w:val="24"/>
-        </w:rPr>
-      </w:pPr>
-      <w:r>
-        <w:rPr>
-          <w:rFonts w:ascii="Times New Roman" w:hAnsi="Times New Roman" w:cs="Times New Roman"/>
-          <w:sz w:val="24"/>
-        </w:rPr>
-        <w:t>Скриншот 1: Сделай скриншот самого начала игры (где вводишь имя).</w:t>
-      </w:r>
-    </w:p>
-    <w:p>
-      <w:pPr>
-        <w:ind w:firstLine="709"/>
-        <w:jc w:val="both"/>
-        <w:rPr>
-          <w:rFonts w:ascii="Times New Roman" w:hAnsi="Times New Roman" w:cs="Times New Roman"/>
-          <w:sz w:val="24"/>
-        </w:rPr>
-      </w:pPr>
-    </w:p>
-    <w:p>
-      <w:pPr>
-        <w:ind w:firstLine="709"/>
-        <w:jc w:val="both"/>
-        <w:rPr>
-          <w:rFonts w:ascii="Times New Roman" w:hAnsi="Times New Roman" w:cs="Times New Roman"/>
-          <w:sz w:val="24"/>
-        </w:rPr>
-      </w:pPr>
-      <w:r>
-        <w:rPr>
-          <w:rFonts w:ascii="Times New Roman" w:hAnsi="Times New Roman" w:cs="Times New Roman"/>
-          <w:sz w:val="24"/>
-        </w:rPr>
-        <w:lastRenderedPageBreak/>
-        <w:t xml:space="preserve">Скриншот 2: Введи неправильное число (например, 9) и </w:t>
-      </w:r>
-      <w:proofErr w:type="spellStart"/>
-      <w:r>
-        <w:rPr>
-          <w:rFonts w:ascii="Times New Roman" w:hAnsi="Times New Roman" w:cs="Times New Roman"/>
-          <w:sz w:val="24"/>
-        </w:rPr>
-        <w:t>заскринь</w:t>
-      </w:r>
-      <w:proofErr w:type="spellEnd"/>
-      <w:r>
-        <w:rPr>
-          <w:rFonts w:ascii="Times New Roman" w:hAnsi="Times New Roman" w:cs="Times New Roman"/>
-          <w:sz w:val="24"/>
-        </w:rPr>
-        <w:t xml:space="preserve"> ответ Системы про «Кто ты такой...».</w:t>
-      </w:r>
-    </w:p>
-    <w:p>
-      <w:pPr>
-        <w:ind w:firstLine="709"/>
-        <w:jc w:val="both"/>
-        <w:rPr>
-          <w:rFonts w:ascii="Times New Roman" w:hAnsi="Times New Roman" w:cs="Times New Roman"/>
-          <w:sz w:val="24"/>
-        </w:rPr>
-      </w:pPr>
-    </w:p>
-    <w:p>
-      <w:pPr>
-        <w:ind w:firstLine="709"/>
-        <w:jc w:val="both"/>
-        <w:rPr>
-          <w:rFonts w:ascii="Times New Roman" w:hAnsi="Times New Roman" w:cs="Times New Roman"/>
-          <w:sz w:val="24"/>
-        </w:rPr>
-      </w:pPr>
-      <w:r>
-        <w:rPr>
-          <w:rFonts w:ascii="Times New Roman" w:hAnsi="Times New Roman" w:cs="Times New Roman"/>
-          <w:sz w:val="24"/>
-        </w:rPr>
-        <w:t>Скриншот 3: Выбери момент с красивым ASCII-артом (школа или кофе) и цветным текстом.</w:t>
-      </w:r>
-    </w:p>
-    <w:p>
-      <w:pPr>
-        <w:ind w:firstLine="709"/>
-        <w:jc w:val="both"/>
-        <w:rPr>
-          <w:rFonts w:ascii="Times New Roman" w:hAnsi="Times New Roman" w:cs="Times New Roman"/>
-          <w:sz w:val="24"/>
-        </w:rPr>
-      </w:pPr>
-    </w:p>
-    <w:p>
-      <w:pPr>
-        <w:ind w:firstLine="709"/>
-        <w:jc w:val="both"/>
-        <w:rPr>
-          <w:rFonts w:ascii="Times New Roman" w:hAnsi="Times New Roman" w:cs="Times New Roman"/>
-          <w:sz w:val="24"/>
-        </w:rPr>
-      </w:pPr>
-      <w:r>
-        <w:rPr>
-          <w:rFonts w:ascii="Times New Roman" w:hAnsi="Times New Roman" w:cs="Times New Roman"/>
-          <w:sz w:val="24"/>
-        </w:rPr>
-        <w:t>Скриншот 4 (дополнительно)</w:t>
-      </w:r>
-      <w:proofErr w:type="gramStart"/>
-      <w:r>
-        <w:rPr>
-          <w:rFonts w:ascii="Times New Roman" w:hAnsi="Times New Roman" w:cs="Times New Roman"/>
-          <w:sz w:val="24"/>
-        </w:rPr>
-        <w:t>: Можно</w:t>
-      </w:r>
-      <w:proofErr w:type="gramEnd"/>
-      <w:r>
-        <w:rPr>
-          <w:rFonts w:ascii="Times New Roman" w:hAnsi="Times New Roman" w:cs="Times New Roman"/>
-          <w:sz w:val="24"/>
-        </w:rPr>
-        <w:t xml:space="preserve"> сделать скриншот кода в VS </w:t>
-      </w:r>
-      <w:proofErr w:type="spellStart"/>
-      <w:r>
-        <w:rPr>
-          <w:rFonts w:ascii="Times New Roman" w:hAnsi="Times New Roman" w:cs="Times New Roman"/>
-          <w:sz w:val="24"/>
-        </w:rPr>
-        <w:t>Code</w:t>
-      </w:r>
-      <w:proofErr w:type="spellEnd"/>
-      <w:r>
-        <w:rPr>
-          <w:rFonts w:ascii="Times New Roman" w:hAnsi="Times New Roman" w:cs="Times New Roman"/>
-          <w:sz w:val="24"/>
-        </w:rPr>
-        <w:t>, чтобы показать структуру файлов слева.</w:t>
-      </w:r>
-    </w:p>
-    <w:p>
-      <w:pPr>
-        <w:ind w:firstLine="709"/>
-        <w:jc w:val="both"/>
-        <w:rPr>
-          <w:rFonts w:ascii="Times New Roman" w:hAnsi="Times New Roman" w:cs="Times New Roman"/>
-          <w:sz w:val="24"/>
-        </w:rPr>
-      </w:pPr>
-    </w:p>
-    <w:p>
-      <w:pPr>
-        <w:ind w:firstLine="709"/>
-        <w:jc w:val="both"/>
-        <w:rPr>
-          <w:rFonts w:ascii="Times New Roman" w:hAnsi="Times New Roman" w:cs="Times New Roman"/>
-          <w:sz w:val="24"/>
-        </w:rPr>
-      </w:pPr>
-      <w:r>
-        <w:rPr>
-          <w:rFonts w:ascii="Times New Roman" w:hAnsi="Times New Roman" w:cs="Times New Roman"/>
-          <w:sz w:val="24"/>
-        </w:rPr>
-        <w:t>Удачи с защитой! Твой проект выглядит очень солидно для учебной работы.</w:t>
-      </w:r>
     </w:p>
     <w:sectPr>
-      <w:footerReference w:type="default" r:id="rId12"/>
+      <w:footerReference w:type="default" r:id="rId20"/>
       <w:pgSz w:w="11906" w:h="16838"/>
       <w:pgMar w:top="1134" w:right="850" w:bottom="1134" w:left="1701" w:header="708" w:footer="708" w:gutter="0"/>
       <w:cols w:space="708"/>
@@ -4661,95 +7732,9 @@
     </w:lvl>
   </w:abstractNum>
   <w:abstractNum w:abstractNumId="2" w15:restartNumberingAfterBreak="0">
-    <w:nsid w:val="49BC757D"/>
+    <w:nsid w:val="33A15C7B"/>
     <w:multiLevelType w:val="hybridMultilevel"/>
-    <w:tmpl w:val="3EB4F472"/>
-    <w:lvl w:ilvl="0" w:tplc="0419000F">
-      <w:start w:val="1"/>
-      <w:numFmt w:val="decimal"/>
-      <w:lvlText w:val="%1."/>
-      <w:lvlJc w:val="left"/>
-      <w:pPr>
-        <w:ind w:left="1429" w:hanging="360"/>
-      </w:pPr>
-    </w:lvl>
-    <w:lvl w:ilvl="1" w:tplc="04190019" w:tentative="1">
-      <w:start w:val="1"/>
-      <w:numFmt w:val="lowerLetter"/>
-      <w:lvlText w:val="%2."/>
-      <w:lvlJc w:val="left"/>
-      <w:pPr>
-        <w:ind w:left="2149" w:hanging="360"/>
-      </w:pPr>
-    </w:lvl>
-    <w:lvl w:ilvl="2" w:tplc="0419001B" w:tentative="1">
-      <w:start w:val="1"/>
-      <w:numFmt w:val="lowerRoman"/>
-      <w:lvlText w:val="%3."/>
-      <w:lvlJc w:val="right"/>
-      <w:pPr>
-        <w:ind w:left="2869" w:hanging="180"/>
-      </w:pPr>
-    </w:lvl>
-    <w:lvl w:ilvl="3" w:tplc="0419000F" w:tentative="1">
-      <w:start w:val="1"/>
-      <w:numFmt w:val="decimal"/>
-      <w:lvlText w:val="%4."/>
-      <w:lvlJc w:val="left"/>
-      <w:pPr>
-        <w:ind w:left="3589" w:hanging="360"/>
-      </w:pPr>
-    </w:lvl>
-    <w:lvl w:ilvl="4" w:tplc="04190019" w:tentative="1">
-      <w:start w:val="1"/>
-      <w:numFmt w:val="lowerLetter"/>
-      <w:lvlText w:val="%5."/>
-      <w:lvlJc w:val="left"/>
-      <w:pPr>
-        <w:ind w:left="4309" w:hanging="360"/>
-      </w:pPr>
-    </w:lvl>
-    <w:lvl w:ilvl="5" w:tplc="0419001B" w:tentative="1">
-      <w:start w:val="1"/>
-      <w:numFmt w:val="lowerRoman"/>
-      <w:lvlText w:val="%6."/>
-      <w:lvlJc w:val="right"/>
-      <w:pPr>
-        <w:ind w:left="5029" w:hanging="180"/>
-      </w:pPr>
-    </w:lvl>
-    <w:lvl w:ilvl="6" w:tplc="0419000F" w:tentative="1">
-      <w:start w:val="1"/>
-      <w:numFmt w:val="decimal"/>
-      <w:lvlText w:val="%7."/>
-      <w:lvlJc w:val="left"/>
-      <w:pPr>
-        <w:ind w:left="5749" w:hanging="360"/>
-      </w:pPr>
-    </w:lvl>
-    <w:lvl w:ilvl="7" w:tplc="04190019" w:tentative="1">
-      <w:start w:val="1"/>
-      <w:numFmt w:val="lowerLetter"/>
-      <w:lvlText w:val="%8."/>
-      <w:lvlJc w:val="left"/>
-      <w:pPr>
-        <w:ind w:left="6469" w:hanging="360"/>
-      </w:pPr>
-    </w:lvl>
-    <w:lvl w:ilvl="8" w:tplc="0419001B" w:tentative="1">
-      <w:start w:val="1"/>
-      <w:numFmt w:val="lowerRoman"/>
-      <w:lvlText w:val="%9."/>
-      <w:lvlJc w:val="right"/>
-      <w:pPr>
-        <w:ind w:left="7189" w:hanging="180"/>
-      </w:pPr>
-    </w:lvl>
-  </w:abstractNum>
-  <w:abstractNum w:abstractNumId="3" w15:restartNumberingAfterBreak="0">
-    <w:nsid w:val="63575A4F"/>
-    <w:multiLevelType w:val="hybridMultilevel"/>
-    <w:tmpl w:val="A8AE9942"/>
+    <w:tmpl w:val="33189C24"/>
     <w:lvl w:ilvl="0" w:tplc="04190001">
       <w:start w:val="1"/>
       <w:numFmt w:val="bullet"/>
@@ -4859,16 +7844,450 @@
       </w:rPr>
     </w:lvl>
   </w:abstractNum>
+  <w:abstractNum w:abstractNumId="3" w15:restartNumberingAfterBreak="0">
+    <w:nsid w:val="39EF35F1"/>
+    <w:multiLevelType w:val="hybridMultilevel"/>
+    <w:tmpl w:val="4C327BDA"/>
+    <w:lvl w:ilvl="0" w:tplc="04190001">
+      <w:start w:val="1"/>
+      <w:numFmt w:val="bullet"/>
+      <w:lvlText w:val=""/>
+      <w:lvlJc w:val="left"/>
+      <w:pPr>
+        <w:ind w:left="1429" w:hanging="360"/>
+      </w:pPr>
+      <w:rPr>
+        <w:rFonts w:ascii="Symbol" w:hAnsi="Symbol" w:hint="default"/>
+      </w:rPr>
+    </w:lvl>
+    <w:lvl w:ilvl="1" w:tplc="04190003" w:tentative="1">
+      <w:start w:val="1"/>
+      <w:numFmt w:val="bullet"/>
+      <w:lvlText w:val="o"/>
+      <w:lvlJc w:val="left"/>
+      <w:pPr>
+        <w:ind w:left="2149" w:hanging="360"/>
+      </w:pPr>
+      <w:rPr>
+        <w:rFonts w:ascii="Courier New" w:hAnsi="Courier New" w:cs="Courier New" w:hint="default"/>
+      </w:rPr>
+    </w:lvl>
+    <w:lvl w:ilvl="2" w:tplc="04190005" w:tentative="1">
+      <w:start w:val="1"/>
+      <w:numFmt w:val="bullet"/>
+      <w:lvlText w:val=""/>
+      <w:lvlJc w:val="left"/>
+      <w:pPr>
+        <w:ind w:left="2869" w:hanging="360"/>
+      </w:pPr>
+      <w:rPr>
+        <w:rFonts w:ascii="Wingdings" w:hAnsi="Wingdings" w:hint="default"/>
+      </w:rPr>
+    </w:lvl>
+    <w:lvl w:ilvl="3" w:tplc="04190001" w:tentative="1">
+      <w:start w:val="1"/>
+      <w:numFmt w:val="bullet"/>
+      <w:lvlText w:val=""/>
+      <w:lvlJc w:val="left"/>
+      <w:pPr>
+        <w:ind w:left="3589" w:hanging="360"/>
+      </w:pPr>
+      <w:rPr>
+        <w:rFonts w:ascii="Symbol" w:hAnsi="Symbol" w:hint="default"/>
+      </w:rPr>
+    </w:lvl>
+    <w:lvl w:ilvl="4" w:tplc="04190003" w:tentative="1">
+      <w:start w:val="1"/>
+      <w:numFmt w:val="bullet"/>
+      <w:lvlText w:val="o"/>
+      <w:lvlJc w:val="left"/>
+      <w:pPr>
+        <w:ind w:left="4309" w:hanging="360"/>
+      </w:pPr>
+      <w:rPr>
+        <w:rFonts w:ascii="Courier New" w:hAnsi="Courier New" w:cs="Courier New" w:hint="default"/>
+      </w:rPr>
+    </w:lvl>
+    <w:lvl w:ilvl="5" w:tplc="04190005" w:tentative="1">
+      <w:start w:val="1"/>
+      <w:numFmt w:val="bullet"/>
+      <w:lvlText w:val=""/>
+      <w:lvlJc w:val="left"/>
+      <w:pPr>
+        <w:ind w:left="5029" w:hanging="360"/>
+      </w:pPr>
+      <w:rPr>
+        <w:rFonts w:ascii="Wingdings" w:hAnsi="Wingdings" w:hint="default"/>
+      </w:rPr>
+    </w:lvl>
+    <w:lvl w:ilvl="6" w:tplc="04190001" w:tentative="1">
+      <w:start w:val="1"/>
+      <w:numFmt w:val="bullet"/>
+      <w:lvlText w:val=""/>
+      <w:lvlJc w:val="left"/>
+      <w:pPr>
+        <w:ind w:left="5749" w:hanging="360"/>
+      </w:pPr>
+      <w:rPr>
+        <w:rFonts w:ascii="Symbol" w:hAnsi="Symbol" w:hint="default"/>
+      </w:rPr>
+    </w:lvl>
+    <w:lvl w:ilvl="7" w:tplc="04190003" w:tentative="1">
+      <w:start w:val="1"/>
+      <w:numFmt w:val="bullet"/>
+      <w:lvlText w:val="o"/>
+      <w:lvlJc w:val="left"/>
+      <w:pPr>
+        <w:ind w:left="6469" w:hanging="360"/>
+      </w:pPr>
+      <w:rPr>
+        <w:rFonts w:ascii="Courier New" w:hAnsi="Courier New" w:cs="Courier New" w:hint="default"/>
+      </w:rPr>
+    </w:lvl>
+    <w:lvl w:ilvl="8" w:tplc="04190005" w:tentative="1">
+      <w:start w:val="1"/>
+      <w:numFmt w:val="bullet"/>
+      <w:lvlText w:val=""/>
+      <w:lvlJc w:val="left"/>
+      <w:pPr>
+        <w:ind w:left="7189" w:hanging="360"/>
+      </w:pPr>
+      <w:rPr>
+        <w:rFonts w:ascii="Wingdings" w:hAnsi="Wingdings" w:hint="default"/>
+      </w:rPr>
+    </w:lvl>
+  </w:abstractNum>
+  <w:abstractNum w:abstractNumId="4" w15:restartNumberingAfterBreak="0">
+    <w:nsid w:val="3FD46923"/>
+    <w:multiLevelType w:val="hybridMultilevel"/>
+    <w:tmpl w:val="73888764"/>
+    <w:lvl w:ilvl="0" w:tplc="04190001">
+      <w:start w:val="1"/>
+      <w:numFmt w:val="bullet"/>
+      <w:lvlText w:val=""/>
+      <w:lvlJc w:val="left"/>
+      <w:pPr>
+        <w:ind w:left="1429" w:hanging="360"/>
+      </w:pPr>
+      <w:rPr>
+        <w:rFonts w:ascii="Symbol" w:hAnsi="Symbol" w:hint="default"/>
+      </w:rPr>
+    </w:lvl>
+    <w:lvl w:ilvl="1" w:tplc="04190003" w:tentative="1">
+      <w:start w:val="1"/>
+      <w:numFmt w:val="bullet"/>
+      <w:lvlText w:val="o"/>
+      <w:lvlJc w:val="left"/>
+      <w:pPr>
+        <w:ind w:left="2149" w:hanging="360"/>
+      </w:pPr>
+      <w:rPr>
+        <w:rFonts w:ascii="Courier New" w:hAnsi="Courier New" w:cs="Courier New" w:hint="default"/>
+      </w:rPr>
+    </w:lvl>
+    <w:lvl w:ilvl="2" w:tplc="04190005" w:tentative="1">
+      <w:start w:val="1"/>
+      <w:numFmt w:val="bullet"/>
+      <w:lvlText w:val=""/>
+      <w:lvlJc w:val="left"/>
+      <w:pPr>
+        <w:ind w:left="2869" w:hanging="360"/>
+      </w:pPr>
+      <w:rPr>
+        <w:rFonts w:ascii="Wingdings" w:hAnsi="Wingdings" w:hint="default"/>
+      </w:rPr>
+    </w:lvl>
+    <w:lvl w:ilvl="3" w:tplc="04190001" w:tentative="1">
+      <w:start w:val="1"/>
+      <w:numFmt w:val="bullet"/>
+      <w:lvlText w:val=""/>
+      <w:lvlJc w:val="left"/>
+      <w:pPr>
+        <w:ind w:left="3589" w:hanging="360"/>
+      </w:pPr>
+      <w:rPr>
+        <w:rFonts w:ascii="Symbol" w:hAnsi="Symbol" w:hint="default"/>
+      </w:rPr>
+    </w:lvl>
+    <w:lvl w:ilvl="4" w:tplc="04190003" w:tentative="1">
+      <w:start w:val="1"/>
+      <w:numFmt w:val="bullet"/>
+      <w:lvlText w:val="o"/>
+      <w:lvlJc w:val="left"/>
+      <w:pPr>
+        <w:ind w:left="4309" w:hanging="360"/>
+      </w:pPr>
+      <w:rPr>
+        <w:rFonts w:ascii="Courier New" w:hAnsi="Courier New" w:cs="Courier New" w:hint="default"/>
+      </w:rPr>
+    </w:lvl>
+    <w:lvl w:ilvl="5" w:tplc="04190005" w:tentative="1">
+      <w:start w:val="1"/>
+      <w:numFmt w:val="bullet"/>
+      <w:lvlText w:val=""/>
+      <w:lvlJc w:val="left"/>
+      <w:pPr>
+        <w:ind w:left="5029" w:hanging="360"/>
+      </w:pPr>
+      <w:rPr>
+        <w:rFonts w:ascii="Wingdings" w:hAnsi="Wingdings" w:hint="default"/>
+      </w:rPr>
+    </w:lvl>
+    <w:lvl w:ilvl="6" w:tplc="04190001" w:tentative="1">
+      <w:start w:val="1"/>
+      <w:numFmt w:val="bullet"/>
+      <w:lvlText w:val=""/>
+      <w:lvlJc w:val="left"/>
+      <w:pPr>
+        <w:ind w:left="5749" w:hanging="360"/>
+      </w:pPr>
+      <w:rPr>
+        <w:rFonts w:ascii="Symbol" w:hAnsi="Symbol" w:hint="default"/>
+      </w:rPr>
+    </w:lvl>
+    <w:lvl w:ilvl="7" w:tplc="04190003" w:tentative="1">
+      <w:start w:val="1"/>
+      <w:numFmt w:val="bullet"/>
+      <w:lvlText w:val="o"/>
+      <w:lvlJc w:val="left"/>
+      <w:pPr>
+        <w:ind w:left="6469" w:hanging="360"/>
+      </w:pPr>
+      <w:rPr>
+        <w:rFonts w:ascii="Courier New" w:hAnsi="Courier New" w:cs="Courier New" w:hint="default"/>
+      </w:rPr>
+    </w:lvl>
+    <w:lvl w:ilvl="8" w:tplc="04190005" w:tentative="1">
+      <w:start w:val="1"/>
+      <w:numFmt w:val="bullet"/>
+      <w:lvlText w:val=""/>
+      <w:lvlJc w:val="left"/>
+      <w:pPr>
+        <w:ind w:left="7189" w:hanging="360"/>
+      </w:pPr>
+      <w:rPr>
+        <w:rFonts w:ascii="Wingdings" w:hAnsi="Wingdings" w:hint="default"/>
+      </w:rPr>
+    </w:lvl>
+  </w:abstractNum>
+  <w:abstractNum w:abstractNumId="5" w15:restartNumberingAfterBreak="0">
+    <w:nsid w:val="49BC757D"/>
+    <w:multiLevelType w:val="hybridMultilevel"/>
+    <w:tmpl w:val="3EB4F472"/>
+    <w:lvl w:ilvl="0" w:tplc="0419000F">
+      <w:start w:val="1"/>
+      <w:numFmt w:val="decimal"/>
+      <w:lvlText w:val="%1."/>
+      <w:lvlJc w:val="left"/>
+      <w:pPr>
+        <w:ind w:left="1429" w:hanging="360"/>
+      </w:pPr>
+    </w:lvl>
+    <w:lvl w:ilvl="1" w:tplc="04190019" w:tentative="1">
+      <w:start w:val="1"/>
+      <w:numFmt w:val="lowerLetter"/>
+      <w:lvlText w:val="%2."/>
+      <w:lvlJc w:val="left"/>
+      <w:pPr>
+        <w:ind w:left="2149" w:hanging="360"/>
+      </w:pPr>
+    </w:lvl>
+    <w:lvl w:ilvl="2" w:tplc="0419001B" w:tentative="1">
+      <w:start w:val="1"/>
+      <w:numFmt w:val="lowerRoman"/>
+      <w:lvlText w:val="%3."/>
+      <w:lvlJc w:val="right"/>
+      <w:pPr>
+        <w:ind w:left="2869" w:hanging="180"/>
+      </w:pPr>
+    </w:lvl>
+    <w:lvl w:ilvl="3" w:tplc="0419000F" w:tentative="1">
+      <w:start w:val="1"/>
+      <w:numFmt w:val="decimal"/>
+      <w:lvlText w:val="%4."/>
+      <w:lvlJc w:val="left"/>
+      <w:pPr>
+        <w:ind w:left="3589" w:hanging="360"/>
+      </w:pPr>
+    </w:lvl>
+    <w:lvl w:ilvl="4" w:tplc="04190019" w:tentative="1">
+      <w:start w:val="1"/>
+      <w:numFmt w:val="lowerLetter"/>
+      <w:lvlText w:val="%5."/>
+      <w:lvlJc w:val="left"/>
+      <w:pPr>
+        <w:ind w:left="4309" w:hanging="360"/>
+      </w:pPr>
+    </w:lvl>
+    <w:lvl w:ilvl="5" w:tplc="0419001B" w:tentative="1">
+      <w:start w:val="1"/>
+      <w:numFmt w:val="lowerRoman"/>
+      <w:lvlText w:val="%6."/>
+      <w:lvlJc w:val="right"/>
+      <w:pPr>
+        <w:ind w:left="5029" w:hanging="180"/>
+      </w:pPr>
+    </w:lvl>
+    <w:lvl w:ilvl="6" w:tplc="0419000F" w:tentative="1">
+      <w:start w:val="1"/>
+      <w:numFmt w:val="decimal"/>
+      <w:lvlText w:val="%7."/>
+      <w:lvlJc w:val="left"/>
+      <w:pPr>
+        <w:ind w:left="5749" w:hanging="360"/>
+      </w:pPr>
+    </w:lvl>
+    <w:lvl w:ilvl="7" w:tplc="04190019" w:tentative="1">
+      <w:start w:val="1"/>
+      <w:numFmt w:val="lowerLetter"/>
+      <w:lvlText w:val="%8."/>
+      <w:lvlJc w:val="left"/>
+      <w:pPr>
+        <w:ind w:left="6469" w:hanging="360"/>
+      </w:pPr>
+    </w:lvl>
+    <w:lvl w:ilvl="8" w:tplc="0419001B" w:tentative="1">
+      <w:start w:val="1"/>
+      <w:numFmt w:val="lowerRoman"/>
+      <w:lvlText w:val="%9."/>
+      <w:lvlJc w:val="right"/>
+      <w:pPr>
+        <w:ind w:left="7189" w:hanging="180"/>
+      </w:pPr>
+    </w:lvl>
+  </w:abstractNum>
+  <w:abstractNum w:abstractNumId="6" w15:restartNumberingAfterBreak="0">
+    <w:nsid w:val="63575A4F"/>
+    <w:multiLevelType w:val="hybridMultilevel"/>
+    <w:tmpl w:val="A8AE9942"/>
+    <w:lvl w:ilvl="0" w:tplc="04190001">
+      <w:start w:val="1"/>
+      <w:numFmt w:val="bullet"/>
+      <w:lvlText w:val=""/>
+      <w:lvlJc w:val="left"/>
+      <w:pPr>
+        <w:ind w:left="1429" w:hanging="360"/>
+      </w:pPr>
+      <w:rPr>
+        <w:rFonts w:ascii="Symbol" w:hAnsi="Symbol" w:hint="default"/>
+      </w:rPr>
+    </w:lvl>
+    <w:lvl w:ilvl="1" w:tplc="04190003" w:tentative="1">
+      <w:start w:val="1"/>
+      <w:numFmt w:val="bullet"/>
+      <w:lvlText w:val="o"/>
+      <w:lvlJc w:val="left"/>
+      <w:pPr>
+        <w:ind w:left="2149" w:hanging="360"/>
+      </w:pPr>
+      <w:rPr>
+        <w:rFonts w:ascii="Courier New" w:hAnsi="Courier New" w:cs="Courier New" w:hint="default"/>
+      </w:rPr>
+    </w:lvl>
+    <w:lvl w:ilvl="2" w:tplc="04190005" w:tentative="1">
+      <w:start w:val="1"/>
+      <w:numFmt w:val="bullet"/>
+      <w:lvlText w:val=""/>
+      <w:lvlJc w:val="left"/>
+      <w:pPr>
+        <w:ind w:left="2869" w:hanging="360"/>
+      </w:pPr>
+      <w:rPr>
+        <w:rFonts w:ascii="Wingdings" w:hAnsi="Wingdings" w:hint="default"/>
+      </w:rPr>
+    </w:lvl>
+    <w:lvl w:ilvl="3" w:tplc="04190001" w:tentative="1">
+      <w:start w:val="1"/>
+      <w:numFmt w:val="bullet"/>
+      <w:lvlText w:val=""/>
+      <w:lvlJc w:val="left"/>
+      <w:pPr>
+        <w:ind w:left="3589" w:hanging="360"/>
+      </w:pPr>
+      <w:rPr>
+        <w:rFonts w:ascii="Symbol" w:hAnsi="Symbol" w:hint="default"/>
+      </w:rPr>
+    </w:lvl>
+    <w:lvl w:ilvl="4" w:tplc="04190003" w:tentative="1">
+      <w:start w:val="1"/>
+      <w:numFmt w:val="bullet"/>
+      <w:lvlText w:val="o"/>
+      <w:lvlJc w:val="left"/>
+      <w:pPr>
+        <w:ind w:left="4309" w:hanging="360"/>
+      </w:pPr>
+      <w:rPr>
+        <w:rFonts w:ascii="Courier New" w:hAnsi="Courier New" w:cs="Courier New" w:hint="default"/>
+      </w:rPr>
+    </w:lvl>
+    <w:lvl w:ilvl="5" w:tplc="04190005" w:tentative="1">
+      <w:start w:val="1"/>
+      <w:numFmt w:val="bullet"/>
+      <w:lvlText w:val=""/>
+      <w:lvlJc w:val="left"/>
+      <w:pPr>
+        <w:ind w:left="5029" w:hanging="360"/>
+      </w:pPr>
+      <w:rPr>
+        <w:rFonts w:ascii="Wingdings" w:hAnsi="Wingdings" w:hint="default"/>
+      </w:rPr>
+    </w:lvl>
+    <w:lvl w:ilvl="6" w:tplc="04190001" w:tentative="1">
+      <w:start w:val="1"/>
+      <w:numFmt w:val="bullet"/>
+      <w:lvlText w:val=""/>
+      <w:lvlJc w:val="left"/>
+      <w:pPr>
+        <w:ind w:left="5749" w:hanging="360"/>
+      </w:pPr>
+      <w:rPr>
+        <w:rFonts w:ascii="Symbol" w:hAnsi="Symbol" w:hint="default"/>
+      </w:rPr>
+    </w:lvl>
+    <w:lvl w:ilvl="7" w:tplc="04190003" w:tentative="1">
+      <w:start w:val="1"/>
+      <w:numFmt w:val="bullet"/>
+      <w:lvlText w:val="o"/>
+      <w:lvlJc w:val="left"/>
+      <w:pPr>
+        <w:ind w:left="6469" w:hanging="360"/>
+      </w:pPr>
+      <w:rPr>
+        <w:rFonts w:ascii="Courier New" w:hAnsi="Courier New" w:cs="Courier New" w:hint="default"/>
+      </w:rPr>
+    </w:lvl>
+    <w:lvl w:ilvl="8" w:tplc="04190005" w:tentative="1">
+      <w:start w:val="1"/>
+      <w:numFmt w:val="bullet"/>
+      <w:lvlText w:val=""/>
+      <w:lvlJc w:val="left"/>
+      <w:pPr>
+        <w:ind w:left="7189" w:hanging="360"/>
+      </w:pPr>
+      <w:rPr>
+        <w:rFonts w:ascii="Wingdings" w:hAnsi="Wingdings" w:hint="default"/>
+      </w:rPr>
+    </w:lvl>
+  </w:abstractNum>
   <w:num w:numId="1">
     <w:abstractNumId w:val="1"/>
   </w:num>
   <w:num w:numId="2">
-    <w:abstractNumId w:val="3"/>
+    <w:abstractNumId w:val="6"/>
   </w:num>
   <w:num w:numId="3">
     <w:abstractNumId w:val="0"/>
   </w:num>
   <w:num w:numId="4">
+    <w:abstractNumId w:val="5"/>
+  </w:num>
+  <w:num w:numId="5">
+    <w:abstractNumId w:val="3"/>
+  </w:num>
+  <w:num w:numId="6">
+    <w:abstractNumId w:val="4"/>
+  </w:num>
+  <w:num w:numId="7">
     <w:abstractNumId w:val="2"/>
   </w:num>
 </w:numbering>
@@ -5466,6 +8885,31 @@
       <w:szCs w:val="26"/>
     </w:rPr>
   </w:style>
+  <w:style w:type="character" w:styleId="aa">
+    <w:name w:val="Unresolved Mention"/>
+    <w:basedOn w:val="a0"/>
+    <w:uiPriority w:val="99"/>
+    <w:semiHidden/>
+    <w:unhideWhenUsed/>
+    <w:rsid w:val="009E43B1"/>
+    <w:rPr>
+      <w:color w:val="605E5C"/>
+      <w:shd w:val="clear" w:color="auto" w:fill="E1DFDD"/>
+    </w:rPr>
+  </w:style>
+  <w:style w:type="paragraph" w:styleId="21">
+    <w:name w:val="toc 2"/>
+    <w:basedOn w:val="a"/>
+    <w:next w:val="a"/>
+    <w:autoRedefine/>
+    <w:uiPriority w:val="39"/>
+    <w:unhideWhenUsed/>
+    <w:rsid w:val="009E43B1"/>
+    <w:pPr>
+      <w:spacing w:after="100"/>
+      <w:ind w:left="220"/>
+    </w:pPr>
+  </w:style>
 </w:styles>
 </file>
 
@@ -5769,7 +9213,7 @@
 </file>
 
 <file path=customXml/itemProps1.xml><?xml version="1.0" encoding="utf-8"?>
-<ds:datastoreItem xmlns:ds="http://schemas.openxmlformats.org/officeDocument/2006/customXml" ds:itemID="{147EE1BB-9107-41CC-ABE8-0ED88DDF3DAE}">
+<ds:datastoreItem xmlns:ds="http://schemas.openxmlformats.org/officeDocument/2006/customXml" ds:itemID="{9901A458-A286-4A0A-86D4-2263455914C8}">
   <ds:schemaRefs>
     <ds:schemaRef ds:uri="http://schemas.openxmlformats.org/officeDocument/2006/bibliography"/>
   </ds:schemaRefs>

--- a/Отчёт по проекту.docx
+++ b/Отчёт по проекту.docx
@@ -2536,6 +2536,7 @@
           <w:ilvl w:val="0"/>
           <w:numId w:val="2"/>
         </w:numPr>
+        <w:ind w:hanging="357"/>
         <w:jc w:val="both"/>
         <w:rPr>
           <w:rFonts w:ascii="Times New Roman" w:hAnsi="Times New Roman" w:cs="Times New Roman"/>
@@ -2565,6 +2566,127 @@
         </w:rPr>
         <w:t>.</w:t>
       </w:r>
+    </w:p>
+    <w:p>
+      <w:pPr>
+        <w:ind w:firstLine="709"/>
+        <w:jc w:val="both"/>
+        <w:rPr>
+          <w:rFonts w:ascii="Times New Roman" w:hAnsi="Times New Roman" w:cs="Times New Roman"/>
+          <w:sz w:val="24"/>
+        </w:rPr>
+      </w:pPr>
+      <w:r>
+        <w:rPr>
+          <w:rFonts w:ascii="Times New Roman" w:hAnsi="Times New Roman" w:cs="Times New Roman"/>
+          <w:sz w:val="24"/>
+        </w:rPr>
+        <w:t>Сборка проекта осуществляется с помощью компилятора GCC. Команда сборки</w:t>
+      </w:r>
+      <w:r>
+        <w:rPr>
+          <w:rFonts w:ascii="Times New Roman" w:hAnsi="Times New Roman" w:cs="Times New Roman"/>
+          <w:sz w:val="24"/>
+        </w:rPr>
+        <w:t xml:space="preserve"> (</w:t>
+      </w:r>
+      <w:proofErr w:type="spellStart"/>
+      <w:r>
+        <w:rPr>
+          <w:rFonts w:ascii="Courier New" w:hAnsi="Courier New" w:cs="Courier New"/>
+        </w:rPr>
+        <w:t>gcc</w:t>
+      </w:r>
+      <w:proofErr w:type="spellEnd"/>
+      <w:r>
+        <w:rPr>
+          <w:rFonts w:ascii="Courier New" w:hAnsi="Courier New" w:cs="Courier New"/>
+        </w:rPr>
+        <w:t xml:space="preserve"> </w:t>
+      </w:r>
+      <w:proofErr w:type="spellStart"/>
+      <w:r>
+        <w:rPr>
+          <w:rFonts w:ascii="Courier New" w:hAnsi="Courier New" w:cs="Courier New"/>
+        </w:rPr>
+        <w:t>main.c</w:t>
+      </w:r>
+      <w:proofErr w:type="spellEnd"/>
+      <w:r>
+        <w:rPr>
+          <w:rFonts w:ascii="Courier New" w:hAnsi="Courier New" w:cs="Courier New"/>
+        </w:rPr>
+        <w:t xml:space="preserve"> </w:t>
+      </w:r>
+      <w:proofErr w:type="spellStart"/>
+      <w:r>
+        <w:rPr>
+          <w:rFonts w:ascii="Courier New" w:hAnsi="Courier New" w:cs="Courier New"/>
+        </w:rPr>
+        <w:t>game_lib.c</w:t>
+      </w:r>
+      <w:proofErr w:type="spellEnd"/>
+      <w:r>
+        <w:rPr>
+          <w:rFonts w:ascii="Courier New" w:hAnsi="Courier New" w:cs="Courier New"/>
+        </w:rPr>
+        <w:t xml:space="preserve"> -o quest.exe</w:t>
+      </w:r>
+      <w:r>
+        <w:rPr>
+          <w:rFonts w:ascii="Times New Roman" w:hAnsi="Times New Roman" w:cs="Times New Roman"/>
+          <w:sz w:val="24"/>
+        </w:rPr>
+        <w:t>)</w:t>
+      </w:r>
+      <w:r>
+        <w:rPr>
+          <w:rFonts w:ascii="Times New Roman" w:hAnsi="Times New Roman" w:cs="Times New Roman"/>
+          <w:sz w:val="24"/>
+        </w:rPr>
+        <w:t xml:space="preserve"> объединяет модули </w:t>
+      </w:r>
+      <w:proofErr w:type="spellStart"/>
+      <w:r>
+        <w:rPr>
+          <w:rFonts w:ascii="Times New Roman" w:hAnsi="Times New Roman" w:cs="Times New Roman"/>
+          <w:sz w:val="24"/>
+        </w:rPr>
+        <w:t>main.c</w:t>
+      </w:r>
+      <w:proofErr w:type="spellEnd"/>
+      <w:r>
+        <w:rPr>
+          <w:rFonts w:ascii="Times New Roman" w:hAnsi="Times New Roman" w:cs="Times New Roman"/>
+          <w:sz w:val="24"/>
+        </w:rPr>
+        <w:t xml:space="preserve"> и </w:t>
+      </w:r>
+      <w:proofErr w:type="spellStart"/>
+      <w:r>
+        <w:rPr>
+          <w:rFonts w:ascii="Times New Roman" w:hAnsi="Times New Roman" w:cs="Times New Roman"/>
+          <w:sz w:val="24"/>
+        </w:rPr>
+        <w:t>game_lib.c</w:t>
+      </w:r>
+      <w:proofErr w:type="spellEnd"/>
+      <w:r>
+        <w:rPr>
+          <w:rFonts w:ascii="Times New Roman" w:hAnsi="Times New Roman" w:cs="Times New Roman"/>
+          <w:sz w:val="24"/>
+        </w:rPr>
+        <w:t xml:space="preserve"> в единый исполняемый файл quest.exe с помощью флага -o, который задаёт имя выходного бинарного файла</w:t>
+      </w:r>
+      <w:r>
+        <w:rPr>
+          <w:rFonts w:ascii="Times New Roman" w:hAnsi="Times New Roman" w:cs="Times New Roman"/>
+          <w:sz w:val="24"/>
+        </w:rPr>
+        <w:t>.</w:t>
+      </w:r>
+      <w:bookmarkStart w:id="1" w:name="_GoBack"/>
+      <w:bookmarkEnd w:id="1"/>
     </w:p>
     <w:p>
       <w:pPr>
@@ -2592,7 +2714,7 @@
           <w:sz w:val="28"/>
         </w:rPr>
       </w:pPr>
-      <w:bookmarkStart w:id="1" w:name="_Toc225782820"/>
+      <w:bookmarkStart w:id="2" w:name="_Toc225782820"/>
       <w:r>
         <w:rPr>
           <w:rFonts w:ascii="Times New Roman" w:hAnsi="Times New Roman" w:cs="Times New Roman"/>
@@ -2610,7 +2732,7 @@
         </w:rPr>
         <w:t>. Описание предметной области и логики игры</w:t>
       </w:r>
-      <w:bookmarkEnd w:id="1"/>
+      <w:bookmarkEnd w:id="2"/>
     </w:p>
     <w:p>
       <w:pPr>
@@ -2703,21 +2825,6 @@
           <w:sz w:val="24"/>
         </w:rPr>
         <w:t>Школа, Парк).</w:t>
-      </w:r>
-      <w:r>
-        <w:rPr>
-          <w:rFonts w:ascii="Times New Roman" w:hAnsi="Times New Roman" w:cs="Times New Roman"/>
-          <w:sz w:val="24"/>
-        </w:rPr>
-        <w:t xml:space="preserve"> Технически игра начинается запуском файла </w:t>
-      </w:r>
-      <w:r>
-        <w:rPr>
-          <w:rFonts w:ascii="Times New Roman" w:hAnsi="Times New Roman" w:cs="Times New Roman"/>
-          <w:sz w:val="24"/>
-          <w:lang w:val="en-US"/>
-        </w:rPr>
-        <w:t>quest.exe.</w:t>
       </w:r>
       <w:r>
         <w:rPr>
@@ -3228,7 +3335,7 @@
           <w:sz w:val="28"/>
         </w:rPr>
       </w:pPr>
-      <w:bookmarkStart w:id="2" w:name="_Toc225782821"/>
+      <w:bookmarkStart w:id="3" w:name="_Toc225782821"/>
       <w:r>
         <w:rPr>
           <w:rFonts w:ascii="Times New Roman" w:hAnsi="Times New Roman" w:cs="Times New Roman"/>
@@ -3246,7 +3353,7 @@
         </w:rPr>
         <w:t>. Архитектура программного решения</w:t>
       </w:r>
-      <w:bookmarkEnd w:id="2"/>
+      <w:bookmarkEnd w:id="3"/>
     </w:p>
     <w:p>
       <w:pPr>
@@ -3266,7 +3373,7 @@
           <w:color w:val="auto"/>
         </w:rPr>
       </w:pPr>
-      <w:bookmarkStart w:id="3" w:name="_Toc225782822"/>
+      <w:bookmarkStart w:id="4" w:name="_Toc225782822"/>
       <w:r>
         <w:rPr>
           <w:rFonts w:ascii="Times New Roman" w:hAnsi="Times New Roman" w:cs="Times New Roman"/>
@@ -3281,7 +3388,7 @@
         </w:rPr>
         <w:t>1. Модульная структура проекта</w:t>
       </w:r>
-      <w:bookmarkEnd w:id="3"/>
+      <w:bookmarkEnd w:id="4"/>
     </w:p>
     <w:p>
       <w:pPr>
@@ -3483,7 +3590,7 @@
           <w:color w:val="auto"/>
         </w:rPr>
       </w:pPr>
-      <w:bookmarkStart w:id="4" w:name="_Toc225782823"/>
+      <w:bookmarkStart w:id="5" w:name="_Toc225782823"/>
       <w:r>
         <w:rPr>
           <w:rFonts w:ascii="Times New Roman" w:hAnsi="Times New Roman" w:cs="Times New Roman"/>
@@ -3535,7 +3642,7 @@
         </w:rPr>
         <w:t>)</w:t>
       </w:r>
-      <w:bookmarkEnd w:id="4"/>
+      <w:bookmarkEnd w:id="5"/>
     </w:p>
     <w:p>
       <w:pPr>
@@ -3904,7 +4011,7 @@
           <w:color w:val="auto"/>
         </w:rPr>
       </w:pPr>
-      <w:bookmarkStart w:id="5" w:name="_Toc225782824"/>
+      <w:bookmarkStart w:id="6" w:name="_Toc225782824"/>
       <w:r>
         <w:rPr>
           <w:rFonts w:ascii="Times New Roman" w:hAnsi="Times New Roman" w:cs="Times New Roman"/>
@@ -3920,7 +4027,7 @@
         </w:rPr>
         <w:t>game_lib.h</w:t>
       </w:r>
-      <w:bookmarkEnd w:id="5"/>
+      <w:bookmarkEnd w:id="6"/>
       <w:proofErr w:type="spellEnd"/>
     </w:p>
     <w:p>
@@ -4341,7 +4448,7 @@
           <w:sz w:val="28"/>
         </w:rPr>
       </w:pPr>
-      <w:bookmarkStart w:id="6" w:name="_Toc225782825"/>
+      <w:bookmarkStart w:id="7" w:name="_Toc225782825"/>
       <w:r>
         <w:rPr>
           <w:rFonts w:ascii="Times New Roman" w:hAnsi="Times New Roman" w:cs="Times New Roman"/>
@@ -4368,7 +4475,7 @@
         </w:rPr>
         <w:t>game_lib</w:t>
       </w:r>
-      <w:bookmarkEnd w:id="6"/>
+      <w:bookmarkEnd w:id="7"/>
       <w:proofErr w:type="spellEnd"/>
     </w:p>
     <w:p>
@@ -4390,7 +4497,7 @@
           <w:color w:val="auto"/>
         </w:rPr>
       </w:pPr>
-      <w:bookmarkStart w:id="7" w:name="_Toc225782826"/>
+      <w:bookmarkStart w:id="8" w:name="_Toc225782826"/>
       <w:r>
         <w:rPr>
           <w:rFonts w:ascii="Times New Roman" w:hAnsi="Times New Roman" w:cs="Times New Roman"/>
@@ -4405,7 +4512,7 @@
         </w:rPr>
         <w:t>.1. Управление динамической памятью</w:t>
       </w:r>
-      <w:bookmarkEnd w:id="7"/>
+      <w:bookmarkEnd w:id="8"/>
     </w:p>
     <w:p>
       <w:pPr>
@@ -4906,7 +5013,7 @@
           <w:color w:val="auto"/>
         </w:rPr>
       </w:pPr>
-      <w:bookmarkStart w:id="8" w:name="_Toc225782827"/>
+      <w:bookmarkStart w:id="9" w:name="_Toc225782827"/>
       <w:r>
         <w:rPr>
           <w:rFonts w:ascii="Times New Roman" w:hAnsi="Times New Roman" w:cs="Times New Roman"/>
@@ -4922,7 +5029,7 @@
         </w:rPr>
         <w:t>.2. Система визуализации и ввода</w:t>
       </w:r>
-      <w:bookmarkEnd w:id="8"/>
+      <w:bookmarkEnd w:id="9"/>
     </w:p>
     <w:p>
       <w:pPr>
@@ -5215,7 +5322,7 @@
           <w:sz w:val="28"/>
         </w:rPr>
       </w:pPr>
-      <w:bookmarkStart w:id="9" w:name="_Toc225782828"/>
+      <w:bookmarkStart w:id="10" w:name="_Toc225782828"/>
       <w:r>
         <w:rPr>
           <w:rFonts w:ascii="Times New Roman" w:hAnsi="Times New Roman" w:cs="Times New Roman"/>
@@ -5242,7 +5349,7 @@
         </w:rPr>
         <w:t>main.c</w:t>
       </w:r>
-      <w:bookmarkEnd w:id="9"/>
+      <w:bookmarkEnd w:id="10"/>
       <w:proofErr w:type="spellEnd"/>
     </w:p>
     <w:p>
@@ -5263,7 +5370,7 @@
           <w:color w:val="auto"/>
         </w:rPr>
       </w:pPr>
-      <w:bookmarkStart w:id="10" w:name="_Toc225782829"/>
+      <w:bookmarkStart w:id="11" w:name="_Toc225782829"/>
       <w:r>
         <w:rPr>
           <w:rFonts w:ascii="Times New Roman" w:hAnsi="Times New Roman" w:cs="Times New Roman"/>
@@ -5292,7 +5399,7 @@
         </w:rPr>
         <w:t>. Механизм обработки состояния персонажа</w:t>
       </w:r>
-      <w:bookmarkEnd w:id="10"/>
+      <w:bookmarkEnd w:id="11"/>
     </w:p>
     <w:p>
       <w:pPr>
@@ -5417,7 +5524,7 @@
           <w:color w:val="auto"/>
         </w:rPr>
       </w:pPr>
-      <w:bookmarkStart w:id="11" w:name="_Toc225782830"/>
+      <w:bookmarkStart w:id="12" w:name="_Toc225782830"/>
       <w:r>
         <w:rPr>
           <w:rFonts w:ascii="Times New Roman" w:hAnsi="Times New Roman" w:cs="Times New Roman"/>
@@ -5446,7 +5553,7 @@
         </w:rPr>
         <w:t>Функции этапов игры</w:t>
       </w:r>
-      <w:bookmarkEnd w:id="11"/>
+      <w:bookmarkEnd w:id="12"/>
     </w:p>
     <w:p>
       <w:pPr>
@@ -5891,7 +5998,7 @@
           <w:sz w:val="28"/>
         </w:rPr>
       </w:pPr>
-      <w:bookmarkStart w:id="12" w:name="_Toc225782831"/>
+      <w:bookmarkStart w:id="13" w:name="_Toc225782831"/>
       <w:r>
         <w:rPr>
           <w:rFonts w:ascii="Times New Roman" w:hAnsi="Times New Roman" w:cs="Times New Roman"/>
@@ -5909,7 +6016,7 @@
         </w:rPr>
         <w:t>. Технические особенности и решение проблем</w:t>
       </w:r>
-      <w:bookmarkEnd w:id="12"/>
+      <w:bookmarkEnd w:id="13"/>
     </w:p>
     <w:p>
       <w:pPr>
@@ -5929,7 +6036,7 @@
           <w:color w:val="auto"/>
         </w:rPr>
       </w:pPr>
-      <w:bookmarkStart w:id="13" w:name="_Toc225782832"/>
+      <w:bookmarkStart w:id="14" w:name="_Toc225782832"/>
       <w:r>
         <w:rPr>
           <w:rFonts w:ascii="Times New Roman" w:hAnsi="Times New Roman" w:cs="Times New Roman"/>
@@ -5944,7 +6051,7 @@
         </w:rPr>
         <w:t>.1. Работа с кодировками и цветом</w:t>
       </w:r>
-      <w:bookmarkEnd w:id="13"/>
+      <w:bookmarkEnd w:id="14"/>
     </w:p>
     <w:p>
       <w:pPr>
@@ -6192,7 +6299,7 @@
           <w:lang w:val="en-US"/>
         </w:rPr>
       </w:pPr>
-      <w:bookmarkStart w:id="14" w:name="_Toc225782833"/>
+      <w:bookmarkStart w:id="15" w:name="_Toc225782833"/>
       <w:r>
         <w:rPr>
           <w:rFonts w:ascii="Times New Roman" w:hAnsi="Times New Roman" w:cs="Times New Roman"/>
@@ -6209,7 +6316,7 @@
         </w:rPr>
         <w:t>.2. Безопасность работы с указателями</w:t>
       </w:r>
-      <w:bookmarkEnd w:id="14"/>
+      <w:bookmarkEnd w:id="15"/>
     </w:p>
     <w:p>
       <w:pPr>
@@ -6338,7 +6445,7 @@
           <w:sz w:val="28"/>
         </w:rPr>
       </w:pPr>
-      <w:bookmarkStart w:id="15" w:name="_Toc225782834"/>
+      <w:bookmarkStart w:id="16" w:name="_Toc225782834"/>
       <w:r>
         <w:rPr>
           <w:rFonts w:ascii="Times New Roman" w:hAnsi="Times New Roman" w:cs="Times New Roman"/>
@@ -6357,7 +6464,7 @@
         </w:rPr>
         <w:t>. Тестирование и верификация</w:t>
       </w:r>
-      <w:bookmarkEnd w:id="15"/>
+      <w:bookmarkEnd w:id="16"/>
     </w:p>
     <w:p>
       <w:pPr>
@@ -6902,8 +7009,6 @@
         </w:rPr>
         <w:t xml:space="preserve"> </w:t>
       </w:r>
-      <w:bookmarkStart w:id="16" w:name="_GoBack"/>
-      <w:bookmarkEnd w:id="16"/>
     </w:p>
     <w:p>
       <w:pPr>
@@ -9213,7 +9318,7 @@
 </file>
 
 <file path=customXml/itemProps1.xml><?xml version="1.0" encoding="utf-8"?>
-<ds:datastoreItem xmlns:ds="http://schemas.openxmlformats.org/officeDocument/2006/customXml" ds:itemID="{9901A458-A286-4A0A-86D4-2263455914C8}">
+<ds:datastoreItem xmlns:ds="http://schemas.openxmlformats.org/officeDocument/2006/customXml" ds:itemID="{48CC868B-AEB1-44D8-9D3E-204CBE9A522B}">
   <ds:schemaRefs>
     <ds:schemaRef ds:uri="http://schemas.openxmlformats.org/officeDocument/2006/bibliography"/>
   </ds:schemaRefs>
